--- a/Lab-7_Diode-Applications/Lab-7_Diode-Applications.docx
+++ b/Lab-7_Diode-Applications/Lab-7_Diode-Applications.docx
@@ -26,229 +26,7 @@
     </w:p>
     <w:p>
       <w:pPr>
-        <w:pStyle w:val="NormalWeb"/>
-        <w:rPr>
-          <w:b/>
-          <w:bCs/>
-          <w:sz w:val="32"/>
-          <w:szCs w:val="32"/>
-          <w:highlight w:val="yellow"/>
-        </w:rPr>
-      </w:pPr>
-      <w:r>
-        <w:rPr>
-          <w:b/>
-          <w:bCs/>
-          <w:sz w:val="32"/>
-          <w:szCs w:val="32"/>
-          <w:highlight w:val="yellow"/>
-        </w:rPr>
-        <w:t>When filling out this template, DELETE all highlighted text before submitting.</w:t>
-      </w:r>
-    </w:p>
-    <w:p>
-      <w:pPr>
-        <w:pStyle w:val="NormalWeb"/>
-        <w:rPr>
-          <w:highlight w:val="yellow"/>
-        </w:rPr>
-      </w:pPr>
-      <w:r>
-        <w:rPr>
-          <w:highlight w:val="yellow"/>
-        </w:rPr>
-        <w:t>Use this template to submit your pre-lab and write-up on Canvas.</w:t>
-      </w:r>
-    </w:p>
-    <w:p>
-      <w:pPr>
-        <w:pStyle w:val="NormalWeb"/>
-        <w:rPr>
-          <w:highlight w:val="yellow"/>
-        </w:rPr>
-      </w:pPr>
-      <w:r>
-        <w:rPr>
-          <w:highlight w:val="yellow"/>
-        </w:rPr>
-        <w:t xml:space="preserve">For the </w:t>
-      </w:r>
-      <w:r>
-        <w:rPr>
-          <w:rStyle w:val="Strong"/>
-          <w:highlight w:val="yellow"/>
-        </w:rPr>
-        <w:t>pre-lab submission</w:t>
-      </w:r>
-      <w:r>
-        <w:rPr>
-          <w:highlight w:val="yellow"/>
-        </w:rPr>
-        <w:t xml:space="preserve">, include only the </w:t>
-      </w:r>
-      <w:r>
-        <w:rPr>
-          <w:rStyle w:val="Emphasis"/>
-          <w:highlight w:val="yellow"/>
-        </w:rPr>
-        <w:t>Problems Encountered</w:t>
-      </w:r>
-      <w:r>
-        <w:rPr>
-          <w:highlight w:val="yellow"/>
-        </w:rPr>
-        <w:t xml:space="preserve">, </w:t>
-      </w:r>
-      <w:r>
-        <w:rPr>
-          <w:rStyle w:val="Emphasis"/>
-          <w:highlight w:val="yellow"/>
-        </w:rPr>
-        <w:t>Introduction</w:t>
-      </w:r>
-      <w:r>
-        <w:rPr>
-          <w:highlight w:val="yellow"/>
-        </w:rPr>
-        <w:t xml:space="preserve">, and </w:t>
-      </w:r>
-      <w:r>
-        <w:rPr>
-          <w:rStyle w:val="Emphasis"/>
-          <w:highlight w:val="yellow"/>
-        </w:rPr>
-        <w:t>Discussion</w:t>
-      </w:r>
-      <w:r>
-        <w:rPr>
-          <w:highlight w:val="yellow"/>
-        </w:rPr>
-        <w:t xml:space="preserve"> sections, along with your completed work from the lab instructions.</w:t>
-      </w:r>
-    </w:p>
-    <w:p>
-      <w:pPr>
-        <w:pStyle w:val="NormalWeb"/>
-        <w:rPr>
-          <w:highlight w:val="yellow"/>
-        </w:rPr>
-      </w:pPr>
-      <w:r>
-        <w:rPr>
-          <w:highlight w:val="yellow"/>
-        </w:rPr>
-        <w:t xml:space="preserve">For the </w:t>
-      </w:r>
-      <w:r>
-        <w:rPr>
-          <w:rStyle w:val="Strong"/>
-          <w:highlight w:val="yellow"/>
-        </w:rPr>
-        <w:t>write-up submission</w:t>
-      </w:r>
-      <w:r>
-        <w:rPr>
-          <w:highlight w:val="yellow"/>
-        </w:rPr>
-        <w:t xml:space="preserve">, expand on your pre-lab by adding your in-lab work. </w:t>
-      </w:r>
-      <w:r>
-        <w:rPr>
-          <w:highlight w:val="yellow"/>
-        </w:rPr>
-        <w:t>B</w:t>
-      </w:r>
-      <w:r>
-        <w:rPr>
-          <w:highlight w:val="yellow"/>
-        </w:rPr>
-        <w:t xml:space="preserve">e sure to revise or correct any parts of the pre-lab as needed to avoid losing points again. In addition, complete the </w:t>
-      </w:r>
-      <w:r>
-        <w:rPr>
-          <w:i/>
-          <w:iCs/>
-          <w:highlight w:val="yellow"/>
-        </w:rPr>
-        <w:t>Discussion</w:t>
-      </w:r>
-      <w:r>
-        <w:rPr>
-          <w:highlight w:val="yellow"/>
-        </w:rPr>
-        <w:t xml:space="preserve"> and </w:t>
-      </w:r>
-      <w:r>
-        <w:rPr>
-          <w:i/>
-          <w:iCs/>
-          <w:highlight w:val="yellow"/>
-        </w:rPr>
-        <w:t xml:space="preserve">Conclusion </w:t>
-      </w:r>
-      <w:r>
-        <w:rPr>
-          <w:highlight w:val="yellow"/>
-        </w:rPr>
-        <w:t>sections of the document.</w:t>
-      </w:r>
-      <w:r>
-        <w:rPr>
-          <w:highlight w:val="yellow"/>
-        </w:rPr>
-        <w:t xml:space="preserve"> </w:t>
-      </w:r>
-    </w:p>
-    <w:p>
-      <w:pPr>
-        <w:pStyle w:val="NormalWeb"/>
-        <w:rPr>
-          <w:highlight w:val="yellow"/>
-        </w:rPr>
-      </w:pPr>
-      <w:r>
-        <w:rPr>
-          <w:highlight w:val="yellow"/>
-        </w:rPr>
-        <w:t xml:space="preserve">The </w:t>
-      </w:r>
-      <w:r>
-        <w:rPr>
-          <w:rStyle w:val="Strong"/>
-          <w:highlight w:val="yellow"/>
-        </w:rPr>
-        <w:t>final write-up submission</w:t>
-      </w:r>
-      <w:r>
-        <w:rPr>
-          <w:highlight w:val="yellow"/>
-        </w:rPr>
-        <w:t xml:space="preserve"> for each lab should be a complete document that includes </w:t>
-      </w:r>
-      <w:r>
-        <w:rPr>
-          <w:rStyle w:val="Strong"/>
-          <w:highlight w:val="yellow"/>
-        </w:rPr>
-        <w:t>all your work (prelab + in-lab)</w:t>
-      </w:r>
-      <w:r>
-        <w:rPr>
-          <w:highlight w:val="yellow"/>
-        </w:rPr>
-        <w:t xml:space="preserve"> for the lab.</w:t>
-      </w:r>
-      <w:r>
-        <w:rPr>
-          <w:highlight w:val="yellow"/>
-        </w:rPr>
-        <w:t xml:space="preserve"> </w:t>
-      </w:r>
-    </w:p>
-    <w:p>
-      <w:pPr>
         <w:spacing w:line="259" w:lineRule="auto"/>
-        <w:ind w:firstLine="720"/>
         <w:rPr>
           <w:rFonts w:ascii="Times New Roman" w:hAnsi="Times New Roman" w:cs="Times New Roman"/>
           <w:sz w:val="24"/>
@@ -260,38 +38,9 @@
           <w:rFonts w:ascii="Times New Roman" w:hAnsi="Times New Roman" w:cs="Times New Roman"/>
           <w:sz w:val="24"/>
           <w:szCs w:val="24"/>
-          <w:highlight w:val="yellow"/>
-        </w:rPr>
-        <w:t xml:space="preserve">As you go through the lab, bullet point any issues you had during the lab, so essentially any parts of the lab you had trouble understanding or getting to work correctly. This is helpful for </w:t>
-      </w:r>
-      <w:r>
-        <w:rPr>
-          <w:rFonts w:ascii="Times New Roman" w:hAnsi="Times New Roman" w:cs="Times New Roman"/>
-          <w:sz w:val="24"/>
-          <w:szCs w:val="24"/>
-          <w:highlight w:val="yellow"/>
-        </w:rPr>
-        <w:t>us</w:t>
-      </w:r>
-      <w:r>
-        <w:rPr>
-          <w:rFonts w:ascii="Times New Roman" w:hAnsi="Times New Roman" w:cs="Times New Roman"/>
-          <w:sz w:val="24"/>
-          <w:szCs w:val="24"/>
-          <w:highlight w:val="yellow"/>
-        </w:rPr>
-        <w:t xml:space="preserve"> in helping you debug your circuits, and for you in fixing any future problems you have when putting the lab modules together for your final project.</w:t>
-      </w:r>
-    </w:p>
-    <w:p>
-      <w:pPr>
-        <w:spacing w:line="259" w:lineRule="auto"/>
-        <w:rPr>
-          <w:rFonts w:ascii="Times New Roman" w:hAnsi="Times New Roman" w:cs="Times New Roman"/>
-          <w:sz w:val="24"/>
-          <w:szCs w:val="24"/>
-        </w:rPr>
-      </w:pPr>
+        </w:rPr>
+        <w:t>N/A</w:t>
+      </w:r>
     </w:p>
     <w:p>
       <w:pPr>
@@ -329,36 +78,42 @@
           <w:rFonts w:ascii="Times New Roman" w:eastAsia="Times New Roman" w:hAnsi="Times New Roman" w:cs="Times New Roman"/>
           <w:sz w:val="24"/>
           <w:szCs w:val="24"/>
-          <w:highlight w:val="yellow"/>
-        </w:rPr>
-        <w:t>In two to four sentences, w</w:t>
+        </w:rPr>
+        <w:t xml:space="preserve">This lab introduces semiconductor diodes and their key circuit applications, including half-wave and full-wave rectification, AC-to-DC conversion using </w:t>
       </w:r>
       <w:r>
         <w:rPr>
           <w:rFonts w:ascii="Times New Roman" w:eastAsia="Times New Roman" w:hAnsi="Times New Roman" w:cs="Times New Roman"/>
           <w:sz w:val="24"/>
           <w:szCs w:val="24"/>
-          <w:highlight w:val="yellow"/>
-        </w:rPr>
-        <w:t xml:space="preserve">rite a brief but descriptive introduction summarizing the purpose </w:t>
+        </w:rPr>
+        <w:t>smoothing</w:t>
       </w:r>
       <w:r>
         <w:rPr>
           <w:rFonts w:ascii="Times New Roman" w:eastAsia="Times New Roman" w:hAnsi="Times New Roman" w:cs="Times New Roman"/>
           <w:sz w:val="24"/>
           <w:szCs w:val="24"/>
-          <w:highlight w:val="yellow"/>
-        </w:rPr>
-        <w:t xml:space="preserve">and key concepts </w:t>
-      </w:r>
+        </w:rPr>
+        <w:t xml:space="preserve"> capacitors, and threshold clip detection using voltage comparators. We also explore forward-bias diode characteristics, potentiometer voltage dividers, and simulation techniques in </w:t>
+      </w:r>
+      <w:proofErr w:type="spellStart"/>
       <w:r>
         <w:rPr>
           <w:rFonts w:ascii="Times New Roman" w:eastAsia="Times New Roman" w:hAnsi="Times New Roman" w:cs="Times New Roman"/>
           <w:sz w:val="24"/>
           <w:szCs w:val="24"/>
-          <w:highlight w:val="yellow"/>
-        </w:rPr>
-        <w:t>of the lab.</w:t>
+        </w:rPr>
+        <w:t>LTspice</w:t>
+      </w:r>
+      <w:proofErr w:type="spellEnd"/>
+      <w:r>
+        <w:rPr>
+          <w:rFonts w:ascii="Times New Roman" w:eastAsia="Times New Roman" w:hAnsi="Times New Roman" w:cs="Times New Roman"/>
+          <w:sz w:val="24"/>
+          <w:szCs w:val="24"/>
+        </w:rPr>
+        <w:t xml:space="preserve"> alongside physical breadboard implementations.</w:t>
       </w:r>
     </w:p>
     <w:p>
@@ -391,147 +146,6 @@
           <w:sz w:val="32"/>
         </w:rPr>
         <w:t>DISCUSSION</w:t>
-      </w:r>
-    </w:p>
-    <w:p>
-      <w:pPr>
-        <w:spacing w:line="259" w:lineRule="auto"/>
-        <w:rPr>
-          <w:rFonts w:ascii="Times New Roman" w:hAnsi="Times New Roman" w:cs="Times New Roman"/>
-          <w:sz w:val="24"/>
-          <w:highlight w:val="yellow"/>
-        </w:rPr>
-      </w:pPr>
-      <w:r>
-        <w:rPr>
-          <w:rFonts w:ascii="Times New Roman" w:hAnsi="Times New Roman" w:cs="Times New Roman"/>
-          <w:sz w:val="24"/>
-          <w:highlight w:val="yellow"/>
-        </w:rPr>
-        <w:t>Guidelines</w:t>
-      </w:r>
-      <w:r>
-        <w:rPr>
-          <w:rFonts w:ascii="Times New Roman" w:hAnsi="Times New Roman" w:cs="Times New Roman"/>
-          <w:sz w:val="24"/>
-          <w:highlight w:val="yellow"/>
-        </w:rPr>
-        <w:t>:</w:t>
-      </w:r>
-    </w:p>
-    <w:p>
-      <w:pPr>
-        <w:pStyle w:val="ListParagraph"/>
-        <w:numPr>
-          <w:ilvl w:val="0"/>
-          <w:numId w:val="8"/>
-        </w:numPr>
-        <w:spacing w:line="259" w:lineRule="auto"/>
-        <w:rPr>
-          <w:rFonts w:ascii="Times New Roman" w:hAnsi="Times New Roman" w:cs="Times New Roman"/>
-          <w:sz w:val="24"/>
-          <w:highlight w:val="yellow"/>
-        </w:rPr>
-      </w:pPr>
-      <w:r>
-        <w:rPr>
-          <w:rFonts w:ascii="Times New Roman" w:hAnsi="Times New Roman" w:cs="Times New Roman"/>
-          <w:sz w:val="24"/>
-          <w:highlight w:val="yellow"/>
-        </w:rPr>
-        <w:t>For every value listed, include the appropriate units.</w:t>
-      </w:r>
-    </w:p>
-    <w:p>
-      <w:pPr>
-        <w:pStyle w:val="ListParagraph"/>
-        <w:numPr>
-          <w:ilvl w:val="0"/>
-          <w:numId w:val="8"/>
-        </w:numPr>
-        <w:spacing w:line="259" w:lineRule="auto"/>
-        <w:rPr>
-          <w:rFonts w:ascii="Times New Roman" w:hAnsi="Times New Roman" w:cs="Times New Roman"/>
-          <w:sz w:val="24"/>
-          <w:highlight w:val="yellow"/>
-        </w:rPr>
-      </w:pPr>
-      <w:r>
-        <w:rPr>
-          <w:rFonts w:ascii="Times New Roman" w:hAnsi="Times New Roman" w:cs="Times New Roman"/>
-          <w:sz w:val="24"/>
-          <w:highlight w:val="yellow"/>
-        </w:rPr>
-        <w:t>Include 2-3 significant figures for your values.</w:t>
-      </w:r>
-    </w:p>
-    <w:p>
-      <w:pPr>
-        <w:pStyle w:val="ListParagraph"/>
-        <w:numPr>
-          <w:ilvl w:val="0"/>
-          <w:numId w:val="8"/>
-        </w:numPr>
-        <w:spacing w:line="259" w:lineRule="auto"/>
-        <w:rPr>
-          <w:rFonts w:ascii="Times New Roman" w:hAnsi="Times New Roman" w:cs="Times New Roman"/>
-          <w:sz w:val="24"/>
-          <w:highlight w:val="yellow"/>
-        </w:rPr>
-      </w:pPr>
-      <w:r>
-        <w:rPr>
-          <w:rFonts w:ascii="Times New Roman" w:hAnsi="Times New Roman" w:cs="Times New Roman"/>
-          <w:sz w:val="24"/>
-          <w:highlight w:val="yellow"/>
-        </w:rPr>
-        <w:t>Label and caption all images and tables as shown below.</w:t>
-      </w:r>
-    </w:p>
-    <w:p>
-      <w:pPr>
-        <w:pStyle w:val="ListParagraph"/>
-        <w:numPr>
-          <w:ilvl w:val="0"/>
-          <w:numId w:val="8"/>
-        </w:numPr>
-        <w:spacing w:line="259" w:lineRule="auto"/>
-        <w:rPr>
-          <w:rFonts w:ascii="Times New Roman" w:hAnsi="Times New Roman" w:cs="Times New Roman"/>
-          <w:sz w:val="24"/>
-          <w:highlight w:val="yellow"/>
-        </w:rPr>
-      </w:pPr>
-      <w:r>
-        <w:rPr>
-          <w:rFonts w:ascii="Times New Roman" w:hAnsi="Times New Roman" w:cs="Times New Roman"/>
-          <w:sz w:val="24"/>
-          <w:highlight w:val="yellow"/>
-        </w:rPr>
-        <w:t>The grader should be able to tell that the writer understands the subject material.</w:t>
-      </w:r>
-    </w:p>
-    <w:p>
-      <w:pPr>
-        <w:pStyle w:val="ListParagraph"/>
-        <w:numPr>
-          <w:ilvl w:val="0"/>
-          <w:numId w:val="8"/>
-        </w:numPr>
-        <w:spacing w:line="259" w:lineRule="auto"/>
-        <w:rPr>
-          <w:rFonts w:ascii="Times New Roman" w:hAnsi="Times New Roman" w:cs="Times New Roman"/>
-          <w:sz w:val="24"/>
-          <w:highlight w:val="yellow"/>
-        </w:rPr>
-      </w:pPr>
-      <w:r>
-        <w:rPr>
-          <w:rFonts w:ascii="Times New Roman" w:hAnsi="Times New Roman" w:cs="Times New Roman"/>
-          <w:sz w:val="24"/>
-          <w:highlight w:val="yellow"/>
-        </w:rPr>
-        <w:t>The cleaner everything is organized, the easier it is for your TA to grade.</w:t>
       </w:r>
     </w:p>
     <w:p>
@@ -560,7 +174,7 @@
           <w:sz w:val="34"/>
           <w:szCs w:val="34"/>
         </w:rPr>
-        <w:t>First Section</w:t>
+        <w:t>Objective</w:t>
       </w:r>
     </w:p>
     <w:p>
@@ -578,18 +192,210 @@
           <w:rFonts w:ascii="Times New Roman" w:hAnsi="Times New Roman" w:cs="Times New Roman"/>
           <w:sz w:val="28"/>
           <w:szCs w:val="28"/>
+        </w:rPr>
+        <w:t xml:space="preserve">The objective of this lab is to introduce diodes and a few of their applications. </w:t>
+      </w:r>
+    </w:p>
+    <w:p>
+      <w:pPr>
+        <w:pStyle w:val="Heading3"/>
+        <w:numPr>
+          <w:ilvl w:val="1"/>
+          <w:numId w:val="9"/>
+        </w:numPr>
+        <w:spacing w:before="120"/>
+        <w:rPr>
+          <w:rFonts w:ascii="Times New Roman" w:hAnsi="Times New Roman" w:cs="Times New Roman"/>
+          <w:b/>
+          <w:bCs/>
+          <w:w w:val="105"/>
+          <w:sz w:val="34"/>
+          <w:szCs w:val="34"/>
+        </w:rPr>
+      </w:pPr>
+      <w:r>
+        <w:rPr>
+          <w:rFonts w:ascii="Times New Roman" w:hAnsi="Times New Roman" w:cs="Times New Roman"/>
+          <w:b/>
+          <w:bCs/>
+          <w:w w:val="105"/>
+          <w:sz w:val="34"/>
+          <w:szCs w:val="34"/>
+        </w:rPr>
+        <w:t>Materials</w:t>
+      </w:r>
+    </w:p>
+    <w:p>
+      <w:pPr>
+        <w:pStyle w:val="ListParagraph"/>
+        <w:numPr>
+          <w:ilvl w:val="0"/>
+          <w:numId w:val="10"/>
+        </w:numPr>
+        <w:spacing w:before="120" w:line="240" w:lineRule="auto"/>
+        <w:rPr>
+          <w:rFonts w:ascii="Times New Roman" w:hAnsi="Times New Roman" w:cs="Times New Roman"/>
+          <w:sz w:val="28"/>
+          <w:szCs w:val="28"/>
+        </w:rPr>
+      </w:pPr>
+      <w:r>
+        <w:rPr>
+          <w:rFonts w:ascii="Times New Roman" w:hAnsi="Times New Roman" w:cs="Times New Roman"/>
+          <w:sz w:val="28"/>
+          <w:szCs w:val="28"/>
+        </w:rPr>
+        <w:t xml:space="preserve">Laptop with </w:t>
+      </w:r>
+      <w:proofErr w:type="spellStart"/>
+      <w:r>
+        <w:rPr>
+          <w:rFonts w:ascii="Times New Roman" w:hAnsi="Times New Roman" w:cs="Times New Roman"/>
+          <w:sz w:val="28"/>
+          <w:szCs w:val="28"/>
+        </w:rPr>
+        <w:t>LTSpice</w:t>
+      </w:r>
+      <w:proofErr w:type="spellEnd"/>
+    </w:p>
+    <w:p>
+      <w:pPr>
+        <w:pStyle w:val="ListParagraph"/>
+        <w:numPr>
+          <w:ilvl w:val="0"/>
+          <w:numId w:val="10"/>
+        </w:numPr>
+        <w:spacing w:before="120" w:line="240" w:lineRule="auto"/>
+        <w:rPr>
+          <w:rFonts w:ascii="Times New Roman" w:hAnsi="Times New Roman" w:cs="Times New Roman"/>
+          <w:sz w:val="28"/>
+          <w:szCs w:val="28"/>
+        </w:rPr>
+      </w:pPr>
+      <w:r>
+        <w:rPr>
+          <w:rFonts w:ascii="Times New Roman" w:hAnsi="Times New Roman" w:cs="Times New Roman"/>
+          <w:sz w:val="28"/>
+          <w:szCs w:val="28"/>
+        </w:rPr>
+        <w:t>Analog Discovery</w:t>
+      </w:r>
+    </w:p>
+    <w:p>
+      <w:pPr>
+        <w:pStyle w:val="ListParagraph"/>
+        <w:numPr>
+          <w:ilvl w:val="0"/>
+          <w:numId w:val="10"/>
+        </w:numPr>
+        <w:spacing w:before="120" w:line="240" w:lineRule="auto"/>
+        <w:rPr>
+          <w:rFonts w:ascii="Times New Roman" w:hAnsi="Times New Roman" w:cs="Times New Roman"/>
+          <w:sz w:val="28"/>
+          <w:szCs w:val="28"/>
+        </w:rPr>
+      </w:pPr>
+      <w:r>
+        <w:rPr>
+          <w:rFonts w:ascii="Times New Roman" w:hAnsi="Times New Roman" w:cs="Times New Roman"/>
+          <w:sz w:val="28"/>
+          <w:szCs w:val="28"/>
+        </w:rPr>
+        <w:t>Breadboard</w:t>
+      </w:r>
+    </w:p>
+    <w:p>
+      <w:pPr>
+        <w:pStyle w:val="ListParagraph"/>
+        <w:numPr>
+          <w:ilvl w:val="0"/>
+          <w:numId w:val="10"/>
+        </w:numPr>
+        <w:spacing w:before="120" w:line="240" w:lineRule="auto"/>
+        <w:rPr>
+          <w:rFonts w:ascii="Times New Roman" w:hAnsi="Times New Roman" w:cs="Times New Roman"/>
+          <w:sz w:val="28"/>
+          <w:szCs w:val="28"/>
+        </w:rPr>
+      </w:pPr>
+      <w:r>
+        <w:rPr>
+          <w:rFonts w:ascii="Times New Roman" w:hAnsi="Times New Roman" w:cs="Times New Roman"/>
+          <w:sz w:val="28"/>
+          <w:szCs w:val="28"/>
+        </w:rPr>
+        <w:t>Wiring kit</w:t>
+      </w:r>
+    </w:p>
+    <w:p>
+      <w:pPr>
+        <w:pStyle w:val="ListParagraph"/>
+        <w:numPr>
+          <w:ilvl w:val="0"/>
+          <w:numId w:val="10"/>
+        </w:numPr>
+        <w:spacing w:before="120" w:line="240" w:lineRule="auto"/>
+        <w:rPr>
+          <w:rFonts w:ascii="Times New Roman" w:hAnsi="Times New Roman" w:cs="Times New Roman"/>
+          <w:sz w:val="28"/>
+          <w:szCs w:val="28"/>
+        </w:rPr>
+      </w:pPr>
+      <w:r>
+        <w:rPr>
+          <w:rFonts w:ascii="Times New Roman" w:hAnsi="Times New Roman" w:cs="Times New Roman"/>
+          <w:sz w:val="28"/>
+          <w:szCs w:val="28"/>
+        </w:rPr>
+        <w:t xml:space="preserve">Lab parts kit </w:t>
+      </w:r>
+    </w:p>
+    <w:p>
+      <w:pPr>
+        <w:pStyle w:val="Heading3"/>
+        <w:numPr>
+          <w:ilvl w:val="1"/>
+          <w:numId w:val="9"/>
+        </w:numPr>
+        <w:spacing w:before="120"/>
+        <w:rPr>
+          <w:rFonts w:ascii="Times New Roman" w:hAnsi="Times New Roman" w:cs="Times New Roman"/>
+          <w:b/>
+          <w:bCs/>
+          <w:w w:val="105"/>
+          <w:sz w:val="34"/>
+          <w:szCs w:val="34"/>
+        </w:rPr>
+      </w:pPr>
+      <w:r>
+        <w:rPr>
+          <w:rFonts w:ascii="Times New Roman" w:hAnsi="Times New Roman" w:cs="Times New Roman"/>
+          <w:b/>
+          <w:bCs/>
+          <w:w w:val="105"/>
+          <w:sz w:val="34"/>
+          <w:szCs w:val="34"/>
+        </w:rPr>
+        <w:t>Introduction</w:t>
+      </w:r>
+    </w:p>
+    <w:p>
+      <w:pPr>
+        <w:spacing w:before="120" w:line="240" w:lineRule="auto"/>
+        <w:rPr>
+          <w:rFonts w:ascii="Times New Roman" w:hAnsi="Times New Roman" w:cs="Times New Roman"/>
+          <w:sz w:val="28"/>
+          <w:szCs w:val="28"/>
           <w:highlight w:val="yellow"/>
         </w:rPr>
-        <w:t>Have a description here of what is occurring in this part of the lab. One to two sentences. Do this for each section of the lab.</w:t>
-      </w:r>
-      <w:r>
-        <w:rPr>
-          <w:rFonts w:ascii="Times New Roman" w:hAnsi="Times New Roman" w:cs="Times New Roman"/>
-          <w:sz w:val="28"/>
-          <w:szCs w:val="28"/>
-          <w:highlight w:val="yellow"/>
-        </w:rPr>
-        <w:t xml:space="preserve"> </w:t>
+      </w:pPr>
+      <w:r>
+        <w:rPr>
+          <w:rFonts w:ascii="Times New Roman" w:hAnsi="Times New Roman" w:cs="Times New Roman"/>
+          <w:sz w:val="28"/>
+          <w:szCs w:val="28"/>
+        </w:rPr>
+        <w:t xml:space="preserve">Diodes are a fundamental circuit element whose one-directional current flow has a variety of applications. Diodes can be used as indicators (light emitting diodes (LEDs)), voltage protection elements, and rectification. </w:t>
       </w:r>
     </w:p>
     <w:p>
@@ -619,473 +425,46 @@
           <w:sz w:val="34"/>
           <w:szCs w:val="34"/>
         </w:rPr>
-        <w:t>First Subheading</w:t>
+        <w:t xml:space="preserve"> Diode Operation</w:t>
       </w:r>
     </w:p>
     <w:p>
       <w:pPr>
         <w:spacing w:before="120" w:line="240" w:lineRule="auto"/>
-        <w:ind w:firstLine="432"/>
-        <w:rPr>
-          <w:rFonts w:ascii="Times New Roman" w:hAnsi="Times New Roman" w:cs="Times New Roman"/>
-          <w:sz w:val="28"/>
-          <w:szCs w:val="28"/>
-        </w:rPr>
-      </w:pPr>
-      <w:r>
-        <w:rPr>
-          <w:rFonts w:ascii="Times New Roman" w:hAnsi="Times New Roman" w:cs="Times New Roman"/>
-          <w:sz w:val="28"/>
-          <w:szCs w:val="28"/>
-          <w:highlight w:val="yellow"/>
-        </w:rPr>
-        <w:t>Use subheadings as necessary.</w:t>
-      </w:r>
-    </w:p>
-    <w:p>
-      <w:pPr>
+        <w:ind w:left="432"/>
+        <w:rPr>
+          <w:rFonts w:ascii="Times New Roman" w:hAnsi="Times New Roman" w:cs="Times New Roman"/>
+          <w:sz w:val="28"/>
+          <w:szCs w:val="28"/>
+        </w:rPr>
+      </w:pPr>
+      <w:r>
+        <w:rPr>
+          <w:rFonts w:ascii="Times New Roman" w:hAnsi="Times New Roman" w:cs="Times New Roman"/>
+          <w:sz w:val="28"/>
+          <w:szCs w:val="28"/>
+        </w:rPr>
+        <w:t xml:space="preserve">Each diode has an anode and cathode, Figure 7.1 (a), and conducts current one way once the voltage across the diode has reached the forward voltage, often called forward bias, VF ≈ 0.7 V. A diode can also conduct current in the opposite direction when the voltage across the diode is negative, often called reverse bias, where the breakdown voltage, VBR, is large, usually -50 V or less. There is often a small current that flows when a diode is reverse bias, but we will neglect that effect for the purposes of this lab. The schematic symbol for an LED is similar, Figure 7.1 (b), but indicates that light is generated when the diode is operating with a forward bias. And the I-V curve for a typical diode, Figure 7.1 (c). </w:t>
+      </w:r>
+    </w:p>
+    <w:p>
+      <w:pPr>
+        <w:keepNext/>
         <w:spacing w:before="120" w:line="240" w:lineRule="auto"/>
-        <w:rPr>
-          <w:rFonts w:ascii="Times New Roman" w:hAnsi="Times New Roman" w:cs="Times New Roman"/>
-          <w:sz w:val="28"/>
-          <w:szCs w:val="28"/>
-        </w:rPr>
-      </w:pPr>
-    </w:p>
-    <w:p>
-      <w:pPr>
-        <w:spacing w:before="120" w:line="240" w:lineRule="auto"/>
-        <w:rPr>
-          <w:rFonts w:ascii="Times New Roman" w:hAnsi="Times New Roman" w:cs="Times New Roman"/>
-          <w:sz w:val="28"/>
-          <w:szCs w:val="28"/>
-        </w:rPr>
-      </w:pPr>
-    </w:p>
-    <w:tbl>
-      <w:tblPr>
-        <w:tblStyle w:val="TableGrid"/>
-        <w:tblW w:w="7285" w:type="dxa"/>
         <w:jc w:val="center"/>
-        <w:tblLook w:val="04A0" w:firstRow="1" w:lastRow="0" w:firstColumn="1" w:lastColumn="0" w:noHBand="0" w:noVBand="1"/>
-      </w:tblPr>
-      <w:tblGrid>
-        <w:gridCol w:w="2965"/>
-        <w:gridCol w:w="2970"/>
-        <w:gridCol w:w="1350"/>
-      </w:tblGrid>
-      <w:tr>
-        <w:trPr>
-          <w:tblHeader/>
-          <w:jc w:val="center"/>
-        </w:trPr>
-        <w:tc>
-          <w:tcPr>
-            <w:tcW w:w="2965" w:type="dxa"/>
-          </w:tcPr>
-          <w:p>
-            <w:pPr>
-              <w:pStyle w:val="Heading1"/>
-              <w:rPr>
-                <w:rFonts w:ascii="Times New Roman" w:hAnsi="Times New Roman" w:cs="Times New Roman"/>
-                <w:b/>
-                <w:color w:val="000000" w:themeColor="text1"/>
-                <w:sz w:val="28"/>
-                <w:szCs w:val="28"/>
-              </w:rPr>
-            </w:pPr>
-            <w:r>
-              <w:rPr>
-                <w:rFonts w:ascii="Times New Roman" w:hAnsi="Times New Roman" w:cs="Times New Roman"/>
-                <w:b/>
-                <w:color w:val="000000" w:themeColor="text1"/>
-                <w:sz w:val="28"/>
-                <w:szCs w:val="28"/>
-              </w:rPr>
-              <w:t>Expected Voltage (V)</w:t>
-            </w:r>
-          </w:p>
-        </w:tc>
-        <w:tc>
-          <w:tcPr>
-            <w:tcW w:w="2970" w:type="dxa"/>
-          </w:tcPr>
-          <w:p>
-            <w:pPr>
-              <w:pStyle w:val="Heading1"/>
-              <w:rPr>
-                <w:rFonts w:ascii="Times New Roman" w:hAnsi="Times New Roman" w:cs="Times New Roman"/>
-                <w:b/>
-                <w:color w:val="000000" w:themeColor="text1"/>
-                <w:sz w:val="28"/>
-                <w:szCs w:val="28"/>
-              </w:rPr>
-            </w:pPr>
-            <w:r>
-              <w:rPr>
-                <w:rFonts w:ascii="Times New Roman" w:hAnsi="Times New Roman" w:cs="Times New Roman"/>
-                <w:b/>
-                <w:color w:val="000000" w:themeColor="text1"/>
-                <w:sz w:val="28"/>
-                <w:szCs w:val="28"/>
-              </w:rPr>
-              <w:t>Measured Voltage (V)</w:t>
-            </w:r>
-          </w:p>
-        </w:tc>
-        <w:tc>
-          <w:tcPr>
-            <w:tcW w:w="1350" w:type="dxa"/>
-          </w:tcPr>
-          <w:p>
-            <w:pPr>
-              <w:pStyle w:val="Heading1"/>
-              <w:rPr>
-                <w:rFonts w:ascii="Times New Roman" w:hAnsi="Times New Roman" w:cs="Times New Roman"/>
-                <w:b/>
-                <w:color w:val="000000" w:themeColor="text1"/>
-                <w:sz w:val="28"/>
-                <w:szCs w:val="28"/>
-              </w:rPr>
-            </w:pPr>
-            <w:r>
-              <w:rPr>
-                <w:rFonts w:ascii="Times New Roman" w:hAnsi="Times New Roman" w:cs="Times New Roman"/>
-                <w:b/>
-                <w:color w:val="000000" w:themeColor="text1"/>
-                <w:sz w:val="28"/>
-                <w:szCs w:val="28"/>
-              </w:rPr>
-              <w:t>% Error</w:t>
-            </w:r>
-          </w:p>
-        </w:tc>
-      </w:tr>
-      <w:tr>
-        <w:trPr>
-          <w:jc w:val="center"/>
-        </w:trPr>
-        <w:tc>
-          <w:tcPr>
-            <w:tcW w:w="2965" w:type="dxa"/>
-          </w:tcPr>
-          <w:p>
-            <w:pPr>
-              <w:spacing w:after="160" w:line="259" w:lineRule="auto"/>
-              <w:jc w:val="center"/>
-              <w:rPr>
-                <w:rFonts w:ascii="Times New Roman" w:hAnsi="Times New Roman" w:cs="Times New Roman"/>
-                <w:sz w:val="28"/>
-                <w:szCs w:val="28"/>
-              </w:rPr>
-            </w:pPr>
-            <w:r>
-              <w:rPr>
-                <w:rFonts w:ascii="Times New Roman" w:hAnsi="Times New Roman" w:cs="Times New Roman"/>
-                <w:sz w:val="28"/>
-                <w:szCs w:val="28"/>
-              </w:rPr>
-              <w:t>5.00</w:t>
-            </w:r>
-          </w:p>
-        </w:tc>
-        <w:tc>
-          <w:tcPr>
-            <w:tcW w:w="2970" w:type="dxa"/>
-          </w:tcPr>
-          <w:p>
-            <w:pPr>
-              <w:spacing w:after="160" w:line="259" w:lineRule="auto"/>
-              <w:jc w:val="center"/>
-              <w:rPr>
-                <w:rFonts w:ascii="Times New Roman" w:hAnsi="Times New Roman" w:cs="Times New Roman"/>
-                <w:sz w:val="28"/>
-                <w:szCs w:val="28"/>
-              </w:rPr>
-            </w:pPr>
-            <w:r>
-              <w:rPr>
-                <w:rFonts w:ascii="Times New Roman" w:hAnsi="Times New Roman" w:cs="Times New Roman"/>
-                <w:sz w:val="28"/>
-                <w:szCs w:val="28"/>
-              </w:rPr>
-              <w:t>4.87</w:t>
-            </w:r>
-          </w:p>
-        </w:tc>
-        <w:tc>
-          <w:tcPr>
-            <w:tcW w:w="1350" w:type="dxa"/>
-          </w:tcPr>
-          <w:p>
-            <w:pPr>
-              <w:spacing w:after="160" w:line="259" w:lineRule="auto"/>
-              <w:jc w:val="center"/>
-              <w:rPr>
-                <w:rFonts w:ascii="Times New Roman" w:hAnsi="Times New Roman" w:cs="Times New Roman"/>
-                <w:sz w:val="28"/>
-                <w:szCs w:val="28"/>
-              </w:rPr>
-            </w:pPr>
-            <w:r>
-              <w:rPr>
-                <w:rFonts w:ascii="Times New Roman" w:hAnsi="Times New Roman" w:cs="Times New Roman"/>
-                <w:sz w:val="28"/>
-                <w:szCs w:val="28"/>
-              </w:rPr>
-              <w:t>2.6</w:t>
-            </w:r>
-          </w:p>
-        </w:tc>
-      </w:tr>
-      <w:tr>
-        <w:trPr>
-          <w:trHeight w:val="269"/>
-          <w:jc w:val="center"/>
-        </w:trPr>
-        <w:tc>
-          <w:tcPr>
-            <w:tcW w:w="2965" w:type="dxa"/>
-          </w:tcPr>
-          <w:p>
-            <w:pPr>
-              <w:spacing w:after="160" w:line="259" w:lineRule="auto"/>
-              <w:jc w:val="center"/>
-              <w:rPr>
-                <w:rFonts w:ascii="Times New Roman" w:hAnsi="Times New Roman" w:cs="Times New Roman"/>
-                <w:sz w:val="28"/>
-                <w:szCs w:val="28"/>
-              </w:rPr>
-            </w:pPr>
-            <w:r>
-              <w:rPr>
-                <w:rFonts w:ascii="Times New Roman" w:hAnsi="Times New Roman" w:cs="Times New Roman"/>
-                <w:sz w:val="28"/>
-                <w:szCs w:val="28"/>
-              </w:rPr>
-              <w:t>4.50</w:t>
-            </w:r>
-          </w:p>
-        </w:tc>
-        <w:tc>
-          <w:tcPr>
-            <w:tcW w:w="2970" w:type="dxa"/>
-          </w:tcPr>
-          <w:p>
-            <w:pPr>
-              <w:spacing w:after="160" w:line="259" w:lineRule="auto"/>
-              <w:jc w:val="center"/>
-              <w:rPr>
-                <w:rFonts w:ascii="Times New Roman" w:hAnsi="Times New Roman" w:cs="Times New Roman"/>
-                <w:sz w:val="28"/>
-                <w:szCs w:val="28"/>
-              </w:rPr>
-            </w:pPr>
-            <w:r>
-              <w:rPr>
-                <w:rFonts w:ascii="Times New Roman" w:hAnsi="Times New Roman" w:cs="Times New Roman"/>
-                <w:sz w:val="28"/>
-                <w:szCs w:val="28"/>
-              </w:rPr>
-              <w:t>4.26</w:t>
-            </w:r>
-          </w:p>
-        </w:tc>
-        <w:tc>
-          <w:tcPr>
-            <w:tcW w:w="1350" w:type="dxa"/>
-          </w:tcPr>
-          <w:p>
-            <w:pPr>
-              <w:spacing w:after="160" w:line="259" w:lineRule="auto"/>
-              <w:jc w:val="center"/>
-              <w:rPr>
-                <w:rFonts w:ascii="Times New Roman" w:hAnsi="Times New Roman" w:cs="Times New Roman"/>
-                <w:sz w:val="28"/>
-                <w:szCs w:val="28"/>
-              </w:rPr>
-            </w:pPr>
-            <w:r>
-              <w:rPr>
-                <w:rFonts w:ascii="Times New Roman" w:hAnsi="Times New Roman" w:cs="Times New Roman"/>
-                <w:sz w:val="28"/>
-                <w:szCs w:val="28"/>
-              </w:rPr>
-              <w:t>5.3</w:t>
-            </w:r>
-          </w:p>
-        </w:tc>
-      </w:tr>
-    </w:tbl>
-    <w:p>
-      <w:pPr>
-        <w:pStyle w:val="Caption"/>
-        <w:jc w:val="center"/>
-        <w:rPr>
-          <w:rFonts w:ascii="Times New Roman" w:hAnsi="Times New Roman" w:cs="Times New Roman"/>
-          <w:sz w:val="21"/>
-          <w:szCs w:val="21"/>
-        </w:rPr>
-      </w:pPr>
-      <w:r>
-        <w:rPr>
-          <w:rFonts w:ascii="Times New Roman" w:hAnsi="Times New Roman" w:cs="Times New Roman"/>
-          <w:b/>
-          <w:bCs/>
-          <w:sz w:val="21"/>
-          <w:szCs w:val="21"/>
-          <w:highlight w:val="yellow"/>
-        </w:rPr>
-        <w:t xml:space="preserve">Table </w:t>
-      </w:r>
-      <w:r>
-        <w:rPr>
-          <w:rFonts w:ascii="Times New Roman" w:hAnsi="Times New Roman" w:cs="Times New Roman"/>
-          <w:b/>
-          <w:bCs/>
-          <w:sz w:val="21"/>
-          <w:szCs w:val="21"/>
-          <w:highlight w:val="yellow"/>
-        </w:rPr>
-        <w:fldChar w:fldCharType="begin"/>
-      </w:r>
-      <w:r>
-        <w:rPr>
-          <w:rFonts w:ascii="Times New Roman" w:hAnsi="Times New Roman" w:cs="Times New Roman"/>
-          <w:b/>
-          <w:bCs/>
-          <w:sz w:val="21"/>
-          <w:szCs w:val="21"/>
-          <w:highlight w:val="yellow"/>
-        </w:rPr>
-        <w:instrText xml:space="preserve"> SEQ Table \* ARABIC </w:instrText>
-      </w:r>
-      <w:r>
-        <w:rPr>
-          <w:rFonts w:ascii="Times New Roman" w:hAnsi="Times New Roman" w:cs="Times New Roman"/>
-          <w:b/>
-          <w:bCs/>
-          <w:sz w:val="21"/>
-          <w:szCs w:val="21"/>
-          <w:highlight w:val="yellow"/>
-        </w:rPr>
-        <w:fldChar w:fldCharType="separate"/>
-      </w:r>
-      <w:r>
-        <w:rPr>
-          <w:rFonts w:ascii="Times New Roman" w:hAnsi="Times New Roman" w:cs="Times New Roman"/>
-          <w:b/>
-          <w:bCs/>
-          <w:noProof/>
-          <w:sz w:val="21"/>
-          <w:szCs w:val="21"/>
-          <w:highlight w:val="yellow"/>
-        </w:rPr>
-        <w:t>1</w:t>
-      </w:r>
-      <w:r>
-        <w:rPr>
-          <w:rFonts w:ascii="Times New Roman" w:hAnsi="Times New Roman" w:cs="Times New Roman"/>
-          <w:b/>
-          <w:bCs/>
-          <w:sz w:val="21"/>
-          <w:szCs w:val="21"/>
-          <w:highlight w:val="yellow"/>
-        </w:rPr>
-        <w:fldChar w:fldCharType="end"/>
-      </w:r>
-      <w:r>
-        <w:rPr>
-          <w:rFonts w:ascii="Times New Roman" w:hAnsi="Times New Roman" w:cs="Times New Roman"/>
-          <w:sz w:val="21"/>
-          <w:szCs w:val="21"/>
-          <w:highlight w:val="yellow"/>
-        </w:rPr>
-        <w:t xml:space="preserve">: </w:t>
-      </w:r>
-      <w:r>
-        <w:rPr>
-          <w:rFonts w:ascii="Times New Roman" w:hAnsi="Times New Roman" w:cs="Times New Roman"/>
-          <w:sz w:val="21"/>
-          <w:szCs w:val="21"/>
-          <w:highlight w:val="yellow"/>
-        </w:rPr>
-        <w:t>Node voltages</w:t>
-      </w:r>
-      <w:r>
-        <w:rPr>
-          <w:rFonts w:ascii="Times New Roman" w:hAnsi="Times New Roman" w:cs="Times New Roman"/>
-          <w:sz w:val="21"/>
-          <w:szCs w:val="21"/>
-          <w:highlight w:val="yellow"/>
-        </w:rPr>
-        <w:t xml:space="preserve"> and the percentage error</w:t>
-      </w:r>
-      <w:r>
-        <w:rPr>
-          <w:rFonts w:ascii="Times New Roman" w:hAnsi="Times New Roman" w:cs="Times New Roman"/>
-          <w:sz w:val="21"/>
-          <w:szCs w:val="21"/>
-          <w:highlight w:val="yellow"/>
-        </w:rPr>
-        <w:t xml:space="preserve"> of the circuit. (</w:t>
-      </w:r>
-      <w:r>
-        <w:rPr>
-          <w:rFonts w:ascii="Times New Roman" w:hAnsi="Times New Roman" w:cs="Times New Roman"/>
-          <w:sz w:val="21"/>
-          <w:szCs w:val="21"/>
-          <w:highlight w:val="yellow"/>
-        </w:rPr>
-        <w:t>Table is here as an example. Include units, and titles as needed for each section</w:t>
-      </w:r>
-      <w:r>
-        <w:rPr>
-          <w:rFonts w:ascii="Times New Roman" w:hAnsi="Times New Roman" w:cs="Times New Roman"/>
-          <w:sz w:val="21"/>
-          <w:szCs w:val="21"/>
-          <w:highlight w:val="yellow"/>
-        </w:rPr>
-        <w:t>)</w:t>
-      </w:r>
-      <w:r>
-        <w:rPr>
-          <w:rFonts w:ascii="Times New Roman" w:hAnsi="Times New Roman" w:cs="Times New Roman"/>
-          <w:sz w:val="21"/>
-          <w:szCs w:val="21"/>
-          <w:highlight w:val="yellow"/>
-        </w:rPr>
-        <w:t>.</w:t>
-      </w:r>
-    </w:p>
-    <w:p>
-      <w:pPr>
-        <w:spacing w:line="259" w:lineRule="auto"/>
-        <w:rPr>
-          <w:rFonts w:ascii="Times New Roman" w:hAnsi="Times New Roman" w:cs="Times New Roman"/>
-          <w:sz w:val="28"/>
-          <w:szCs w:val="28"/>
-        </w:rPr>
-      </w:pPr>
-    </w:p>
-    <w:p>
-      <w:pPr>
-        <w:keepNext/>
-        <w:spacing w:line="259" w:lineRule="auto"/>
-        <w:jc w:val="center"/>
-      </w:pPr>
-      <w:r>
-        <w:rPr>
-          <w:rFonts w:ascii="Times New Roman" w:hAnsi="Times New Roman" w:cs="Times New Roman"/>
-          <w:noProof/>
-          <w:sz w:val="28"/>
-          <w:szCs w:val="28"/>
-        </w:rPr>
+      </w:pPr>
+      <w:r>
+        <w:rPr>
+          <w:rFonts w:ascii="Times New Roman" w:hAnsi="Times New Roman" w:cs="Times New Roman"/>
+          <w:sz w:val="28"/>
+          <w:szCs w:val="28"/>
+        </w:rPr>
+        <w:lastRenderedPageBreak/>
         <w:drawing>
-          <wp:inline distT="0" distB="0" distL="0" distR="0" wp14:anchorId="2581EB01" wp14:editId="11881FF3">
-            <wp:extent cx="5943600" cy="3200400"/>
-            <wp:effectExtent l="0" t="0" r="0" b="0"/>
-            <wp:docPr id="6" name="Picture 6" descr="example of a schematic images&#10;"/>
+          <wp:inline distT="0" distB="0" distL="0" distR="0" wp14:anchorId="5A8E51C9" wp14:editId="04211BAF">
+            <wp:extent cx="6949440" cy="2787650"/>
+            <wp:effectExtent l="0" t="0" r="3810" b="0"/>
+            <wp:docPr id="2008460265" name="Picture 1"/>
             <wp:cNvGraphicFramePr>
               <a:graphicFrameLocks xmlns:a="http://schemas.openxmlformats.org/drawingml/2006/main" noChangeAspect="1"/>
             </wp:cNvGraphicFramePr>
@@ -1093,36 +472,23 @@
               <a:graphicData uri="http://schemas.openxmlformats.org/drawingml/2006/picture">
                 <pic:pic xmlns:pic="http://schemas.openxmlformats.org/drawingml/2006/picture">
                   <pic:nvPicPr>
-                    <pic:cNvPr id="0" name="Picture 4"/>
-                    <pic:cNvPicPr>
-                      <a:picLocks noChangeAspect="1" noChangeArrowheads="1"/>
-                    </pic:cNvPicPr>
+                    <pic:cNvPr id="2008460265" name=""/>
+                    <pic:cNvPicPr/>
                   </pic:nvPicPr>
                   <pic:blipFill>
-                    <a:blip r:embed="rId8">
-                      <a:extLst>
-                        <a:ext uri="{28A0092B-C50C-407E-A947-70E740481C1C}">
-                          <a14:useLocalDpi xmlns:a14="http://schemas.microsoft.com/office/drawing/2010/main" val="0"/>
-                        </a:ext>
-                      </a:extLst>
-                    </a:blip>
-                    <a:srcRect/>
+                    <a:blip r:embed="rId8"/>
                     <a:stretch>
                       <a:fillRect/>
                     </a:stretch>
                   </pic:blipFill>
-                  <pic:spPr bwMode="auto">
+                  <pic:spPr>
                     <a:xfrm>
                       <a:off x="0" y="0"/>
-                      <a:ext cx="5943600" cy="3200400"/>
+                      <a:ext cx="6949440" cy="2787650"/>
                     </a:xfrm>
                     <a:prstGeom prst="rect">
                       <a:avLst/>
                     </a:prstGeom>
-                    <a:noFill/>
-                    <a:ln>
-                      <a:noFill/>
-                    </a:ln>
                   </pic:spPr>
                 </pic:pic>
               </a:graphicData>
@@ -1137,142 +503,1010 @@
         <w:jc w:val="center"/>
         <w:rPr>
           <w:rFonts w:ascii="Times New Roman" w:hAnsi="Times New Roman" w:cs="Times New Roman"/>
-          <w:sz w:val="21"/>
-          <w:szCs w:val="21"/>
-        </w:rPr>
-      </w:pPr>
-      <w:r>
+          <w:sz w:val="28"/>
+          <w:szCs w:val="28"/>
+        </w:rPr>
+      </w:pPr>
+      <w:r>
+        <w:t xml:space="preserve">Figure </w:t>
+      </w:r>
+      <w:r>
+        <w:fldChar w:fldCharType="begin"/>
+      </w:r>
+      <w:r>
+        <w:instrText xml:space="preserve"> SEQ Figure \* ARABIC </w:instrText>
+      </w:r>
+      <w:r>
+        <w:fldChar w:fldCharType="separate"/>
+      </w:r>
+      <w:r>
+        <w:rPr>
+          <w:noProof/>
+        </w:rPr>
+        <w:t>1</w:t>
+      </w:r>
+      <w:r>
+        <w:fldChar w:fldCharType="end"/>
+      </w:r>
+      <w:r>
+        <w:t xml:space="preserve">: </w:t>
+      </w:r>
+      <w:r>
+        <w:t>Diode schematic symbol with the anode and cathode labeled (a), schematic symbol for an LED (b), and the I-V curve for a diode (c).</w:t>
+      </w:r>
+    </w:p>
+    <w:p>
+      <w:pPr>
+        <w:pStyle w:val="Heading3"/>
+        <w:numPr>
+          <w:ilvl w:val="2"/>
+          <w:numId w:val="9"/>
+        </w:numPr>
+        <w:spacing w:before="120"/>
+        <w:ind w:left="1152"/>
         <w:rPr>
           <w:rFonts w:ascii="Times New Roman" w:hAnsi="Times New Roman" w:cs="Times New Roman"/>
           <w:b/>
           <w:bCs/>
-          <w:sz w:val="21"/>
-          <w:szCs w:val="21"/>
-          <w:highlight w:val="yellow"/>
-        </w:rPr>
-        <w:t xml:space="preserve">Figure </w:t>
-      </w:r>
+          <w:w w:val="105"/>
+          <w:sz w:val="34"/>
+          <w:szCs w:val="34"/>
+        </w:rPr>
+      </w:pPr>
       <w:r>
         <w:rPr>
           <w:rFonts w:ascii="Times New Roman" w:hAnsi="Times New Roman" w:cs="Times New Roman"/>
           <w:b/>
           <w:bCs/>
-          <w:sz w:val="21"/>
-          <w:szCs w:val="21"/>
-          <w:highlight w:val="yellow"/>
-        </w:rPr>
-        <w:fldChar w:fldCharType="begin"/>
-      </w:r>
+          <w:w w:val="105"/>
+          <w:sz w:val="34"/>
+          <w:szCs w:val="34"/>
+        </w:rPr>
+        <w:t xml:space="preserve"> Applications</w:t>
+      </w:r>
+    </w:p>
+    <w:p>
+      <w:pPr>
+        <w:spacing w:before="120" w:line="240" w:lineRule="auto"/>
+        <w:ind w:left="432"/>
+        <w:rPr>
+          <w:rFonts w:ascii="Times New Roman" w:hAnsi="Times New Roman" w:cs="Times New Roman"/>
+          <w:sz w:val="28"/>
+          <w:szCs w:val="28"/>
+        </w:rPr>
+      </w:pPr>
+      <w:r>
+        <w:rPr>
+          <w:rFonts w:ascii="Times New Roman" w:hAnsi="Times New Roman" w:cs="Times New Roman"/>
+          <w:sz w:val="28"/>
+          <w:szCs w:val="28"/>
+        </w:rPr>
+        <w:t xml:space="preserve">There are a variety of applications for diodes and this lab will focus on only a few, rectifications, and clip detection. </w:t>
+      </w:r>
+    </w:p>
+    <w:p>
+      <w:pPr>
+        <w:spacing w:before="120" w:line="240" w:lineRule="auto"/>
+        <w:ind w:left="432"/>
+        <w:rPr>
+          <w:rFonts w:ascii="Times New Roman" w:hAnsi="Times New Roman" w:cs="Times New Roman"/>
+          <w:sz w:val="28"/>
+          <w:szCs w:val="28"/>
+        </w:rPr>
+      </w:pPr>
       <w:r>
         <w:rPr>
           <w:rFonts w:ascii="Times New Roman" w:hAnsi="Times New Roman" w:cs="Times New Roman"/>
           <w:b/>
           <w:bCs/>
-          <w:sz w:val="21"/>
-          <w:szCs w:val="21"/>
-          <w:highlight w:val="yellow"/>
-        </w:rPr>
+          <w:sz w:val="28"/>
+          <w:szCs w:val="28"/>
+        </w:rPr>
+        <w:t>Rectifiers</w:t>
+      </w:r>
+    </w:p>
+    <w:p>
+      <w:pPr>
+        <w:spacing w:before="120" w:line="240" w:lineRule="auto"/>
+        <w:ind w:left="432"/>
+        <w:rPr>
+          <w:rFonts w:ascii="Times New Roman" w:hAnsi="Times New Roman" w:cs="Times New Roman"/>
+          <w:sz w:val="28"/>
+          <w:szCs w:val="28"/>
+        </w:rPr>
+      </w:pPr>
+      <w:r>
+        <w:rPr>
+          <w:rFonts w:ascii="Times New Roman" w:hAnsi="Times New Roman" w:cs="Times New Roman"/>
+          <w:i/>
+          <w:iCs/>
+          <w:sz w:val="28"/>
+          <w:szCs w:val="28"/>
+        </w:rPr>
+        <w:t>Half-Wave Rectifier</w:t>
+      </w:r>
+    </w:p>
+    <w:p>
+      <w:pPr>
+        <w:spacing w:before="120" w:line="240" w:lineRule="auto"/>
+        <w:ind w:left="432"/>
+        <w:rPr>
+          <w:rFonts w:ascii="Times New Roman" w:hAnsi="Times New Roman" w:cs="Times New Roman"/>
+          <w:sz w:val="28"/>
+          <w:szCs w:val="28"/>
+        </w:rPr>
+      </w:pPr>
+      <w:r>
+        <w:rPr>
+          <w:rFonts w:ascii="Times New Roman" w:hAnsi="Times New Roman" w:cs="Times New Roman"/>
+          <w:sz w:val="28"/>
+          <w:szCs w:val="28"/>
+        </w:rPr>
+        <w:t xml:space="preserve">Signal rectification is the process of converting an alternating signal in to its positive or negative components. Figure 7.2 is an example of a simple half-wave rectifier. After the input sine wave passes the diodes forward bias voltage, ≈ 0.7 V, the diode conducts and passes the positive half of the sine wave but doesn’t pass the negative half of the sine wave because the diode is reverse bias and does not conduct. </w:t>
+      </w:r>
+    </w:p>
+    <w:p>
+      <w:pPr>
+        <w:keepNext/>
+        <w:spacing w:before="120" w:line="240" w:lineRule="auto"/>
+        <w:jc w:val="center"/>
+      </w:pPr>
+      <w:r>
+        <w:rPr>
+          <w:rFonts w:ascii="Times New Roman" w:hAnsi="Times New Roman" w:cs="Times New Roman"/>
+          <w:sz w:val="28"/>
+          <w:szCs w:val="28"/>
+        </w:rPr>
+        <w:lastRenderedPageBreak/>
+        <w:drawing>
+          <wp:inline distT="0" distB="0" distL="0" distR="0" wp14:anchorId="1F42D194" wp14:editId="35401792">
+            <wp:extent cx="6949440" cy="2854960"/>
+            <wp:effectExtent l="0" t="0" r="3810" b="2540"/>
+            <wp:docPr id="1330966845" name="Picture 1"/>
+            <wp:cNvGraphicFramePr>
+              <a:graphicFrameLocks xmlns:a="http://schemas.openxmlformats.org/drawingml/2006/main" noChangeAspect="1"/>
+            </wp:cNvGraphicFramePr>
+            <a:graphic xmlns:a="http://schemas.openxmlformats.org/drawingml/2006/main">
+              <a:graphicData uri="http://schemas.openxmlformats.org/drawingml/2006/picture">
+                <pic:pic xmlns:pic="http://schemas.openxmlformats.org/drawingml/2006/picture">
+                  <pic:nvPicPr>
+                    <pic:cNvPr id="1330966845" name=""/>
+                    <pic:cNvPicPr/>
+                  </pic:nvPicPr>
+                  <pic:blipFill>
+                    <a:blip r:embed="rId9"/>
+                    <a:stretch>
+                      <a:fillRect/>
+                    </a:stretch>
+                  </pic:blipFill>
+                  <pic:spPr>
+                    <a:xfrm>
+                      <a:off x="0" y="0"/>
+                      <a:ext cx="6949440" cy="2854960"/>
+                    </a:xfrm>
+                    <a:prstGeom prst="rect">
+                      <a:avLst/>
+                    </a:prstGeom>
+                  </pic:spPr>
+                </pic:pic>
+              </a:graphicData>
+            </a:graphic>
+          </wp:inline>
+        </w:drawing>
+      </w:r>
+    </w:p>
+    <w:p>
+      <w:pPr>
+        <w:pStyle w:val="Caption"/>
+        <w:jc w:val="center"/>
+        <w:rPr>
+          <w:rFonts w:ascii="Times New Roman" w:hAnsi="Times New Roman" w:cs="Times New Roman"/>
+          <w:sz w:val="28"/>
+          <w:szCs w:val="28"/>
+        </w:rPr>
+      </w:pPr>
+      <w:r>
+        <w:t xml:space="preserve">Figure </w:t>
+      </w:r>
+      <w:r>
+        <w:fldChar w:fldCharType="begin"/>
+      </w:r>
+      <w:r>
         <w:instrText xml:space="preserve"> SEQ Figure \* ARABIC </w:instrText>
       </w:r>
+      <w:r>
+        <w:fldChar w:fldCharType="separate"/>
+      </w:r>
+      <w:r>
+        <w:rPr>
+          <w:noProof/>
+        </w:rPr>
+        <w:t>2</w:t>
+      </w:r>
+      <w:r>
+        <w:fldChar w:fldCharType="end"/>
+      </w:r>
+      <w:r>
+        <w:t xml:space="preserve">: </w:t>
+      </w:r>
+      <w:r>
+        <w:t>A simple half-wave rectifier (a) and the resulting input and output signals (b).</w:t>
+      </w:r>
+    </w:p>
+    <w:p>
+      <w:pPr>
+        <w:spacing w:before="120" w:line="240" w:lineRule="auto"/>
+        <w:ind w:left="432"/>
+        <w:rPr>
+          <w:rFonts w:ascii="Times New Roman" w:hAnsi="Times New Roman" w:cs="Times New Roman"/>
+          <w:sz w:val="28"/>
+          <w:szCs w:val="28"/>
+        </w:rPr>
+      </w:pPr>
+      <w:r>
+        <w:rPr>
+          <w:rFonts w:ascii="Times New Roman" w:hAnsi="Times New Roman" w:cs="Times New Roman"/>
+          <w:sz w:val="28"/>
+          <w:szCs w:val="28"/>
+        </w:rPr>
+        <w:t xml:space="preserve">Simply adding a capacitor to the half-wave rectifier results in an AC to DC converter, Figure 7.3. The circuit initially behaves as it did previously, once the input sine wave reaches the forward bias voltage, the output follows the input. However, once the sine wave starts to decrease, the output then discharges as a function of an RC time constant, the process then repeats. For higher input frequencies and capacitances, the output cap be approximated as a DC source. </w:t>
+      </w:r>
+    </w:p>
+    <w:p>
+      <w:pPr>
+        <w:keepNext/>
+        <w:spacing w:before="120" w:line="240" w:lineRule="auto"/>
+        <w:jc w:val="center"/>
+      </w:pPr>
+      <w:r>
+        <w:rPr>
+          <w:rFonts w:ascii="Times New Roman" w:hAnsi="Times New Roman" w:cs="Times New Roman"/>
+          <w:sz w:val="28"/>
+          <w:szCs w:val="28"/>
+        </w:rPr>
+        <w:drawing>
+          <wp:inline distT="0" distB="0" distL="0" distR="0" wp14:anchorId="260FA183" wp14:editId="1C6AAB4C">
+            <wp:extent cx="6949440" cy="2645410"/>
+            <wp:effectExtent l="0" t="0" r="3810" b="2540"/>
+            <wp:docPr id="1952399113" name="Picture 1"/>
+            <wp:cNvGraphicFramePr>
+              <a:graphicFrameLocks xmlns:a="http://schemas.openxmlformats.org/drawingml/2006/main" noChangeAspect="1"/>
+            </wp:cNvGraphicFramePr>
+            <a:graphic xmlns:a="http://schemas.openxmlformats.org/drawingml/2006/main">
+              <a:graphicData uri="http://schemas.openxmlformats.org/drawingml/2006/picture">
+                <pic:pic xmlns:pic="http://schemas.openxmlformats.org/drawingml/2006/picture">
+                  <pic:nvPicPr>
+                    <pic:cNvPr id="1952399113" name=""/>
+                    <pic:cNvPicPr/>
+                  </pic:nvPicPr>
+                  <pic:blipFill>
+                    <a:blip r:embed="rId10"/>
+                    <a:stretch>
+                      <a:fillRect/>
+                    </a:stretch>
+                  </pic:blipFill>
+                  <pic:spPr>
+                    <a:xfrm>
+                      <a:off x="0" y="0"/>
+                      <a:ext cx="6949440" cy="2645410"/>
+                    </a:xfrm>
+                    <a:prstGeom prst="rect">
+                      <a:avLst/>
+                    </a:prstGeom>
+                  </pic:spPr>
+                </pic:pic>
+              </a:graphicData>
+            </a:graphic>
+          </wp:inline>
+        </w:drawing>
+      </w:r>
+    </w:p>
+    <w:p>
+      <w:pPr>
+        <w:pStyle w:val="Caption"/>
+        <w:jc w:val="center"/>
+        <w:rPr>
+          <w:rFonts w:ascii="Times New Roman" w:hAnsi="Times New Roman" w:cs="Times New Roman"/>
+          <w:sz w:val="28"/>
+          <w:szCs w:val="28"/>
+        </w:rPr>
+      </w:pPr>
+      <w:r>
+        <w:t xml:space="preserve">Figure </w:t>
+      </w:r>
+      <w:r>
+        <w:fldChar w:fldCharType="begin"/>
+      </w:r>
+      <w:r>
+        <w:instrText xml:space="preserve"> SEQ Figure \* ARABIC </w:instrText>
+      </w:r>
+      <w:r>
+        <w:fldChar w:fldCharType="separate"/>
+      </w:r>
+      <w:r>
+        <w:rPr>
+          <w:noProof/>
+        </w:rPr>
+        <w:t>3</w:t>
+      </w:r>
+      <w:r>
+        <w:fldChar w:fldCharType="end"/>
+      </w:r>
+      <w:r>
+        <w:t xml:space="preserve">: </w:t>
+      </w:r>
+      <w:r>
+        <w:t>A simple half-wave rectifier but with a capacitor at the output (a) and the resulting input and output signals (b).</w:t>
+      </w:r>
+    </w:p>
+    <w:p>
+      <w:pPr>
+        <w:spacing w:before="120" w:line="240" w:lineRule="auto"/>
+        <w:ind w:left="432"/>
+        <w:rPr>
+          <w:rFonts w:ascii="Times New Roman" w:hAnsi="Times New Roman" w:cs="Times New Roman"/>
+          <w:sz w:val="28"/>
+          <w:szCs w:val="28"/>
+        </w:rPr>
+      </w:pPr>
+      <w:r>
+        <w:rPr>
+          <w:rFonts w:ascii="Times New Roman" w:hAnsi="Times New Roman" w:cs="Times New Roman"/>
+          <w:i/>
+          <w:iCs/>
+          <w:sz w:val="28"/>
+          <w:szCs w:val="28"/>
+        </w:rPr>
+        <w:t>Full-Wave Rectifier</w:t>
+      </w:r>
+    </w:p>
+    <w:p>
+      <w:pPr>
+        <w:spacing w:before="120" w:line="240" w:lineRule="auto"/>
+        <w:ind w:left="432"/>
+        <w:rPr>
+          <w:rFonts w:ascii="Times New Roman" w:hAnsi="Times New Roman" w:cs="Times New Roman"/>
+          <w:sz w:val="28"/>
+          <w:szCs w:val="28"/>
+        </w:rPr>
+      </w:pPr>
+      <w:r>
+        <w:rPr>
+          <w:rFonts w:ascii="Times New Roman" w:hAnsi="Times New Roman" w:cs="Times New Roman"/>
+          <w:sz w:val="28"/>
+          <w:szCs w:val="28"/>
+        </w:rPr>
+        <w:t xml:space="preserve">A full-wave (also called full-bridge) rectifier uses four diodes so that both halves of a sinusoidal input are routed to the load with the same polarity, producing a positive output for each half of the input. Because two diodes conduct in series on each half-cycle, the load </w:t>
+      </w:r>
+      <w:r>
+        <w:rPr>
+          <w:rFonts w:ascii="Times New Roman" w:hAnsi="Times New Roman" w:cs="Times New Roman"/>
+          <w:sz w:val="28"/>
+          <w:szCs w:val="28"/>
+        </w:rPr>
+        <w:lastRenderedPageBreak/>
+        <w:t>voltage is reduced by about twice the diode forward drop. See Figure 7.4 for the schematic and waveforms.</w:t>
+      </w:r>
+    </w:p>
+    <w:p>
+      <w:pPr>
+        <w:keepNext/>
+        <w:spacing w:before="120" w:line="240" w:lineRule="auto"/>
+        <w:jc w:val="center"/>
+      </w:pPr>
+      <w:r>
+        <w:rPr>
+          <w:rFonts w:ascii="Times New Roman" w:hAnsi="Times New Roman" w:cs="Times New Roman"/>
+          <w:sz w:val="28"/>
+          <w:szCs w:val="28"/>
+        </w:rPr>
+        <w:drawing>
+          <wp:inline distT="0" distB="0" distL="0" distR="0" wp14:anchorId="4253FC16" wp14:editId="2F9C2C9B">
+            <wp:extent cx="6949440" cy="2382520"/>
+            <wp:effectExtent l="0" t="0" r="3810" b="0"/>
+            <wp:docPr id="1464314089" name="Picture 1"/>
+            <wp:cNvGraphicFramePr>
+              <a:graphicFrameLocks xmlns:a="http://schemas.openxmlformats.org/drawingml/2006/main" noChangeAspect="1"/>
+            </wp:cNvGraphicFramePr>
+            <a:graphic xmlns:a="http://schemas.openxmlformats.org/drawingml/2006/main">
+              <a:graphicData uri="http://schemas.openxmlformats.org/drawingml/2006/picture">
+                <pic:pic xmlns:pic="http://schemas.openxmlformats.org/drawingml/2006/picture">
+                  <pic:nvPicPr>
+                    <pic:cNvPr id="1464314089" name=""/>
+                    <pic:cNvPicPr/>
+                  </pic:nvPicPr>
+                  <pic:blipFill>
+                    <a:blip r:embed="rId11"/>
+                    <a:stretch>
+                      <a:fillRect/>
+                    </a:stretch>
+                  </pic:blipFill>
+                  <pic:spPr>
+                    <a:xfrm>
+                      <a:off x="0" y="0"/>
+                      <a:ext cx="6949440" cy="2382520"/>
+                    </a:xfrm>
+                    <a:prstGeom prst="rect">
+                      <a:avLst/>
+                    </a:prstGeom>
+                  </pic:spPr>
+                </pic:pic>
+              </a:graphicData>
+            </a:graphic>
+          </wp:inline>
+        </w:drawing>
+      </w:r>
+    </w:p>
+    <w:p>
+      <w:pPr>
+        <w:pStyle w:val="Caption"/>
+        <w:jc w:val="center"/>
+        <w:rPr>
+          <w:rFonts w:ascii="Times New Roman" w:hAnsi="Times New Roman" w:cs="Times New Roman"/>
+          <w:sz w:val="28"/>
+          <w:szCs w:val="28"/>
+        </w:rPr>
+      </w:pPr>
+      <w:r>
+        <w:t xml:space="preserve">Figure </w:t>
+      </w:r>
+      <w:r>
+        <w:fldChar w:fldCharType="begin"/>
+      </w:r>
+      <w:r>
+        <w:instrText xml:space="preserve"> SEQ Figure \* ARABIC </w:instrText>
+      </w:r>
+      <w:r>
+        <w:fldChar w:fldCharType="separate"/>
+      </w:r>
+      <w:r>
+        <w:rPr>
+          <w:noProof/>
+        </w:rPr>
+        <w:t>4</w:t>
+      </w:r>
+      <w:r>
+        <w:fldChar w:fldCharType="end"/>
+      </w:r>
+      <w:r>
+        <w:t xml:space="preserve">: </w:t>
+      </w:r>
+      <w:r>
+        <w:t>A full-bridge rectifier circuit (a) and it’s resulting input and output signals (b).</w:t>
+      </w:r>
+    </w:p>
+    <w:p>
+      <w:pPr>
+        <w:spacing w:before="120" w:line="240" w:lineRule="auto"/>
+        <w:ind w:left="432"/>
+        <w:rPr>
+          <w:rFonts w:ascii="Times New Roman" w:hAnsi="Times New Roman" w:cs="Times New Roman"/>
+          <w:sz w:val="28"/>
+          <w:szCs w:val="28"/>
+        </w:rPr>
+      </w:pPr>
       <w:r>
         <w:rPr>
           <w:rFonts w:ascii="Times New Roman" w:hAnsi="Times New Roman" w:cs="Times New Roman"/>
           <w:b/>
           <w:bCs/>
-          <w:sz w:val="21"/>
-          <w:szCs w:val="21"/>
-          <w:highlight w:val="yellow"/>
-        </w:rPr>
+          <w:sz w:val="28"/>
+          <w:szCs w:val="28"/>
+        </w:rPr>
+        <w:t>Clip Detection</w:t>
+      </w:r>
+    </w:p>
+    <w:p>
+      <w:pPr>
+        <w:spacing w:before="120" w:line="240" w:lineRule="auto"/>
+        <w:ind w:left="432"/>
+        <w:rPr>
+          <w:rFonts w:ascii="Times New Roman" w:hAnsi="Times New Roman" w:cs="Times New Roman"/>
+          <w:sz w:val="28"/>
+          <w:szCs w:val="28"/>
+        </w:rPr>
+      </w:pPr>
+      <w:r>
+        <w:rPr>
+          <w:rFonts w:ascii="Times New Roman" w:hAnsi="Times New Roman" w:cs="Times New Roman"/>
+          <w:sz w:val="28"/>
+          <w:szCs w:val="28"/>
+        </w:rPr>
+        <w:t xml:space="preserve">There are often cases where the input or output of a system isn’t easily accessible for test equipment. A variety of dials, indicators, and display panels are often used to report on the status of a system, examples include current draw, internal voltages, and clip detection. </w:t>
+      </w:r>
+    </w:p>
+    <w:p>
+      <w:pPr>
+        <w:spacing w:before="120" w:line="240" w:lineRule="auto"/>
+        <w:ind w:left="432"/>
+        <w:rPr>
+          <w:rFonts w:ascii="Times New Roman" w:hAnsi="Times New Roman" w:cs="Times New Roman"/>
+          <w:sz w:val="28"/>
+          <w:szCs w:val="28"/>
+        </w:rPr>
+      </w:pPr>
+      <w:r>
+        <w:rPr>
+          <w:rFonts w:ascii="Times New Roman" w:hAnsi="Times New Roman" w:cs="Times New Roman"/>
+          <w:sz w:val="28"/>
+          <w:szCs w:val="28"/>
+        </w:rPr>
+        <w:t xml:space="preserve">Clip detection is the process of determining if a signal is clipping or not. A signal that is clipped, unless desired, can degraded the performance of the system. A clipping detection circuit is able to indicate that the output of the op amp is clipping without viewing the output on an o-scope, but instead through an LED. </w:t>
+      </w:r>
+    </w:p>
+    <w:p>
+      <w:pPr>
+        <w:spacing w:before="120" w:line="240" w:lineRule="auto"/>
+        <w:ind w:left="432"/>
+        <w:rPr>
+          <w:rFonts w:ascii="Times New Roman" w:hAnsi="Times New Roman" w:cs="Times New Roman"/>
+          <w:sz w:val="28"/>
+          <w:szCs w:val="28"/>
+        </w:rPr>
+      </w:pPr>
+      <w:r>
+        <w:rPr>
+          <w:rFonts w:ascii="Times New Roman" w:hAnsi="Times New Roman" w:cs="Times New Roman"/>
+          <w:sz w:val="28"/>
+          <w:szCs w:val="28"/>
+        </w:rPr>
+        <w:t xml:space="preserve">Figure 7.5 is an example of a clipping detector. If the input is higher, or lower, than the reference voltage VA, or VB, the LED D1, or D2, illuminates indicated that the input voltage is above, or below, the reference voltage. Note that this circuit does not use op amps, but comparators. Comparators, as the name implies, compares the input at both terminals and produces a digital output, either a 1 (5 V) or 0 (0V), if the positive terminal input is larger than the negative terminal input. </w:t>
+      </w:r>
+    </w:p>
+    <w:p>
+      <w:pPr>
+        <w:keepNext/>
+        <w:spacing w:before="120" w:line="240" w:lineRule="auto"/>
+        <w:jc w:val="center"/>
+      </w:pPr>
+      <w:r>
+        <w:rPr>
+          <w:rFonts w:ascii="Times New Roman" w:hAnsi="Times New Roman" w:cs="Times New Roman"/>
+          <w:sz w:val="28"/>
+          <w:szCs w:val="28"/>
+        </w:rPr>
+        <w:lastRenderedPageBreak/>
+        <w:drawing>
+          <wp:inline distT="0" distB="0" distL="0" distR="0" wp14:anchorId="5F1FBB4E" wp14:editId="5F6189E2">
+            <wp:extent cx="6035563" cy="4016088"/>
+            <wp:effectExtent l="0" t="0" r="3810" b="3810"/>
+            <wp:docPr id="667387473" name="Picture 1"/>
+            <wp:cNvGraphicFramePr>
+              <a:graphicFrameLocks xmlns:a="http://schemas.openxmlformats.org/drawingml/2006/main" noChangeAspect="1"/>
+            </wp:cNvGraphicFramePr>
+            <a:graphic xmlns:a="http://schemas.openxmlformats.org/drawingml/2006/main">
+              <a:graphicData uri="http://schemas.openxmlformats.org/drawingml/2006/picture">
+                <pic:pic xmlns:pic="http://schemas.openxmlformats.org/drawingml/2006/picture">
+                  <pic:nvPicPr>
+                    <pic:cNvPr id="667387473" name=""/>
+                    <pic:cNvPicPr/>
+                  </pic:nvPicPr>
+                  <pic:blipFill>
+                    <a:blip r:embed="rId12"/>
+                    <a:stretch>
+                      <a:fillRect/>
+                    </a:stretch>
+                  </pic:blipFill>
+                  <pic:spPr>
+                    <a:xfrm>
+                      <a:off x="0" y="0"/>
+                      <a:ext cx="6035563" cy="4016088"/>
+                    </a:xfrm>
+                    <a:prstGeom prst="rect">
+                      <a:avLst/>
+                    </a:prstGeom>
+                  </pic:spPr>
+                </pic:pic>
+              </a:graphicData>
+            </a:graphic>
+          </wp:inline>
+        </w:drawing>
+      </w:r>
+    </w:p>
+    <w:p>
+      <w:pPr>
+        <w:pStyle w:val="Caption"/>
+        <w:jc w:val="center"/>
+        <w:rPr>
+          <w:rFonts w:ascii="Times New Roman" w:hAnsi="Times New Roman" w:cs="Times New Roman"/>
+          <w:sz w:val="28"/>
+          <w:szCs w:val="28"/>
+        </w:rPr>
+      </w:pPr>
+      <w:r>
+        <w:t xml:space="preserve">Figure </w:t>
+      </w:r>
+      <w:r>
+        <w:fldChar w:fldCharType="begin"/>
+      </w:r>
+      <w:r>
+        <w:instrText xml:space="preserve"> SEQ Figure \* ARABIC </w:instrText>
+      </w:r>
+      <w:r>
         <w:fldChar w:fldCharType="separate"/>
       </w:r>
       <w:r>
+        <w:rPr>
+          <w:noProof/>
+        </w:rPr>
+        <w:t>5</w:t>
+      </w:r>
+      <w:r>
+        <w:fldChar w:fldCharType="end"/>
+      </w:r>
+      <w:r>
+        <w:t xml:space="preserve">: </w:t>
+      </w:r>
+      <w:r>
+        <w:t>A clipping detection circuit. The input is compared to fixed voltages, V</w:t>
+      </w:r>
+      <w:r>
+        <w:rPr>
+          <w:vertAlign w:val="subscript"/>
+        </w:rPr>
+        <w:t>A</w:t>
+      </w:r>
+      <w:r>
+        <w:t xml:space="preserve"> and V</w:t>
+      </w:r>
+      <w:r>
+        <w:rPr>
+          <w:vertAlign w:val="subscript"/>
+        </w:rPr>
+        <w:t>B</w:t>
+      </w:r>
+      <w:r>
+        <w:t>, by U1A and U1B respectively. If the input voltage is greater, or less, than the reference voltage, the output is pulled low and LED is illuminated.</w:t>
+      </w:r>
+    </w:p>
+    <w:p>
+      <w:pPr>
+        <w:pStyle w:val="Heading3"/>
+        <w:numPr>
+          <w:ilvl w:val="2"/>
+          <w:numId w:val="9"/>
+        </w:numPr>
+        <w:spacing w:before="120"/>
+        <w:ind w:left="1152"/>
         <w:rPr>
           <w:rFonts w:ascii="Times New Roman" w:hAnsi="Times New Roman" w:cs="Times New Roman"/>
           <w:b/>
           <w:bCs/>
-          <w:noProof/>
-          <w:sz w:val="21"/>
-          <w:szCs w:val="21"/>
-          <w:highlight w:val="yellow"/>
-        </w:rPr>
-        <w:t>1</w:t>
-      </w:r>
+          <w:w w:val="105"/>
+          <w:sz w:val="34"/>
+          <w:szCs w:val="34"/>
+        </w:rPr>
+      </w:pPr>
       <w:r>
         <w:rPr>
           <w:rFonts w:ascii="Times New Roman" w:hAnsi="Times New Roman" w:cs="Times New Roman"/>
           <w:b/>
           <w:bCs/>
-          <w:sz w:val="21"/>
-          <w:szCs w:val="21"/>
-          <w:highlight w:val="yellow"/>
-        </w:rPr>
+          <w:w w:val="105"/>
+          <w:sz w:val="34"/>
+          <w:szCs w:val="34"/>
+        </w:rPr>
+        <w:t xml:space="preserve"> Potentiometers</w:t>
+      </w:r>
+    </w:p>
+    <w:p>
+      <w:pPr>
+        <w:spacing w:before="120" w:line="240" w:lineRule="auto"/>
+        <w:ind w:left="432"/>
+        <w:rPr>
+          <w:rFonts w:ascii="Times New Roman" w:hAnsi="Times New Roman" w:cs="Times New Roman"/>
+          <w:sz w:val="28"/>
+          <w:szCs w:val="28"/>
+        </w:rPr>
+      </w:pPr>
+      <w:r>
+        <w:rPr>
+          <w:rFonts w:ascii="Times New Roman" w:hAnsi="Times New Roman" w:cs="Times New Roman"/>
+          <w:sz w:val="28"/>
+          <w:szCs w:val="28"/>
+        </w:rPr>
+        <w:t xml:space="preserve">A potentiometer (or “pot”) is a three terminal resistor as shown in Figure 7.6. The total resistance between terminals 1 and 3 is fixed and matches the potentiometer’s rated value. Terminal 2 is connected to a sliding contact called the wiper, which moves along the resistive path inside. By adjusting the wiper, the resistance between terminals 2 and 1 or between 2 and 3 changes. </w:t>
+      </w:r>
+    </w:p>
+    <w:p>
+      <w:pPr>
+        <w:keepNext/>
+        <w:spacing w:before="120" w:line="240" w:lineRule="auto"/>
+        <w:jc w:val="center"/>
+      </w:pPr>
+      <w:r>
+        <w:rPr>
+          <w:rFonts w:ascii="Times New Roman" w:hAnsi="Times New Roman" w:cs="Times New Roman"/>
+          <w:sz w:val="28"/>
+          <w:szCs w:val="28"/>
+        </w:rPr>
+        <w:lastRenderedPageBreak/>
+        <w:drawing>
+          <wp:inline distT="0" distB="0" distL="0" distR="0" wp14:anchorId="377BA9DE" wp14:editId="1E307913">
+            <wp:extent cx="3696020" cy="4854361"/>
+            <wp:effectExtent l="0" t="0" r="0" b="3810"/>
+            <wp:docPr id="314287465" name="Picture 1"/>
+            <wp:cNvGraphicFramePr>
+              <a:graphicFrameLocks xmlns:a="http://schemas.openxmlformats.org/drawingml/2006/main" noChangeAspect="1"/>
+            </wp:cNvGraphicFramePr>
+            <a:graphic xmlns:a="http://schemas.openxmlformats.org/drawingml/2006/main">
+              <a:graphicData uri="http://schemas.openxmlformats.org/drawingml/2006/picture">
+                <pic:pic xmlns:pic="http://schemas.openxmlformats.org/drawingml/2006/picture">
+                  <pic:nvPicPr>
+                    <pic:cNvPr id="314287465" name=""/>
+                    <pic:cNvPicPr/>
+                  </pic:nvPicPr>
+                  <pic:blipFill>
+                    <a:blip r:embed="rId13"/>
+                    <a:stretch>
+                      <a:fillRect/>
+                    </a:stretch>
+                  </pic:blipFill>
+                  <pic:spPr>
+                    <a:xfrm>
+                      <a:off x="0" y="0"/>
+                      <a:ext cx="3696020" cy="4854361"/>
+                    </a:xfrm>
+                    <a:prstGeom prst="rect">
+                      <a:avLst/>
+                    </a:prstGeom>
+                  </pic:spPr>
+                </pic:pic>
+              </a:graphicData>
+            </a:graphic>
+          </wp:inline>
+        </w:drawing>
+      </w:r>
+    </w:p>
+    <w:p>
+      <w:pPr>
+        <w:pStyle w:val="Caption"/>
+        <w:jc w:val="center"/>
+        <w:rPr>
+          <w:rFonts w:ascii="Times New Roman" w:hAnsi="Times New Roman" w:cs="Times New Roman"/>
+          <w:sz w:val="28"/>
+          <w:szCs w:val="28"/>
+        </w:rPr>
+      </w:pPr>
+      <w:r>
+        <w:t xml:space="preserve">Figure </w:t>
+      </w:r>
+      <w:r>
+        <w:fldChar w:fldCharType="begin"/>
+      </w:r>
+      <w:r>
+        <w:instrText xml:space="preserve"> SEQ Figure \* ARABIC </w:instrText>
+      </w:r>
+      <w:r>
+        <w:fldChar w:fldCharType="separate"/>
+      </w:r>
+      <w:r>
+        <w:rPr>
+          <w:noProof/>
+        </w:rPr>
+        <w:t>6</w:t>
+      </w:r>
+      <w:r>
         <w:fldChar w:fldCharType="end"/>
       </w:r>
       <w:r>
-        <w:rPr>
-          <w:rFonts w:ascii="Times New Roman" w:hAnsi="Times New Roman" w:cs="Times New Roman"/>
-          <w:sz w:val="21"/>
-          <w:szCs w:val="21"/>
-          <w:highlight w:val="yellow"/>
-        </w:rPr>
         <w:t xml:space="preserve">: </w:t>
       </w:r>
       <w:r>
-        <w:rPr>
-          <w:rFonts w:ascii="Times New Roman" w:hAnsi="Times New Roman" w:cs="Times New Roman"/>
-          <w:sz w:val="21"/>
-          <w:szCs w:val="21"/>
-          <w:highlight w:val="yellow"/>
-        </w:rPr>
-        <w:t>Mono-stable circuit of NE555 Timer. (</w:t>
-      </w:r>
-      <w:r>
-        <w:rPr>
-          <w:rFonts w:ascii="Times New Roman" w:hAnsi="Times New Roman" w:cs="Times New Roman"/>
-          <w:sz w:val="21"/>
-          <w:szCs w:val="21"/>
-          <w:highlight w:val="yellow"/>
-        </w:rPr>
-        <w:t>Example circuit used to demonstrate how to include images in the template. Include a short description of the circuit</w:t>
-      </w:r>
-      <w:r>
-        <w:rPr>
-          <w:rFonts w:ascii="Times New Roman" w:hAnsi="Times New Roman" w:cs="Times New Roman"/>
-          <w:sz w:val="21"/>
-          <w:szCs w:val="21"/>
-          <w:highlight w:val="yellow"/>
-        </w:rPr>
-        <w:t>)</w:t>
-      </w:r>
-      <w:r>
-        <w:rPr>
-          <w:rFonts w:ascii="Times New Roman" w:hAnsi="Times New Roman" w:cs="Times New Roman"/>
-          <w:sz w:val="21"/>
-          <w:szCs w:val="21"/>
-          <w:highlight w:val="yellow"/>
-        </w:rPr>
-        <w:t>.</w:t>
-      </w:r>
-    </w:p>
-    <w:p>
-      <w:pPr>
-        <w:spacing w:line="259" w:lineRule="auto"/>
-        <w:rPr>
-          <w:rFonts w:ascii="Times New Roman" w:hAnsi="Times New Roman" w:cs="Times New Roman"/>
-          <w:sz w:val="28"/>
-          <w:szCs w:val="28"/>
-        </w:rPr>
-      </w:pPr>
-    </w:p>
-    <w:p>
-      <w:pPr>
-        <w:spacing w:line="259" w:lineRule="auto"/>
+        <w:t>A picture of a practical potentiometer with the appropriate pins labeled (a), an equivalent circuit diagram of a potentiometer with the wiper in a fixed position (b), the common circuit schematic representation for a potentiometer (c), and a visual aid to help understand how the wiper adjusts the resistance (d).</w:t>
+      </w:r>
+    </w:p>
+    <w:p>
+      <w:pPr>
+        <w:spacing w:before="120" w:line="240" w:lineRule="auto"/>
+        <w:ind w:left="432"/>
+        <w:rPr>
+          <w:rFonts w:ascii="Times New Roman" w:hAnsi="Times New Roman" w:cs="Times New Roman"/>
+          <w:sz w:val="28"/>
+          <w:szCs w:val="28"/>
+        </w:rPr>
+      </w:pPr>
+      <w:r>
+        <w:rPr>
+          <w:rFonts w:ascii="Times New Roman" w:hAnsi="Times New Roman" w:cs="Times New Roman"/>
+          <w:sz w:val="28"/>
+          <w:szCs w:val="28"/>
+        </w:rPr>
+        <w:t xml:space="preserve">To use a potentiometer on a breadboard, you can treat it like a standard two-terminal resistor by connecting only the center terminal (wiper) and one of the outer terminals. This allows the potentiometer to function as a variable resistor by adjusting the knob. The third unused pin can be left with no connection, do not try to bend it. </w:t>
+      </w:r>
+    </w:p>
+    <w:p>
+      <w:pPr>
+        <w:spacing w:before="120" w:line="240" w:lineRule="auto"/>
+        <w:ind w:left="432"/>
+        <w:rPr>
+          <w:rFonts w:ascii="Times New Roman" w:hAnsi="Times New Roman" w:cs="Times New Roman"/>
+          <w:sz w:val="28"/>
+          <w:szCs w:val="28"/>
+        </w:rPr>
+      </w:pPr>
+      <w:r>
+        <w:rPr>
+          <w:rFonts w:ascii="Times New Roman" w:hAnsi="Times New Roman" w:cs="Times New Roman"/>
+          <w:sz w:val="28"/>
+          <w:szCs w:val="28"/>
+        </w:rPr>
+        <w:t xml:space="preserve">You can also use the potentiometer as a voltage divider. To do this, you would connect all three terminals: one outer terminal to </w:t>
+      </w:r>
+      <w:proofErr w:type="spellStart"/>
+      <w:r>
+        <w:rPr>
+          <w:rFonts w:ascii="Times New Roman" w:hAnsi="Times New Roman" w:cs="Times New Roman"/>
+          <w:sz w:val="28"/>
+          <w:szCs w:val="28"/>
+        </w:rPr>
+        <w:t>Vcc</w:t>
+      </w:r>
+      <w:proofErr w:type="spellEnd"/>
+      <w:r>
+        <w:rPr>
+          <w:rFonts w:ascii="Times New Roman" w:hAnsi="Times New Roman" w:cs="Times New Roman"/>
+          <w:sz w:val="28"/>
+          <w:szCs w:val="28"/>
+        </w:rPr>
+        <w:t xml:space="preserve">, the other outer terminal to GND, and the center terminal becomes the adjustable voltage output. </w:t>
+      </w:r>
+    </w:p>
+    <w:p>
+      <w:pPr>
+        <w:spacing w:before="120" w:line="240" w:lineRule="auto"/>
+        <w:ind w:left="432"/>
+        <w:rPr>
+          <w:rFonts w:ascii="Times New Roman" w:hAnsi="Times New Roman" w:cs="Times New Roman"/>
+          <w:sz w:val="28"/>
+          <w:szCs w:val="28"/>
+        </w:rPr>
+      </w:pPr>
+      <w:r>
+        <w:rPr>
+          <w:rFonts w:ascii="Times New Roman" w:hAnsi="Times New Roman" w:cs="Times New Roman"/>
+          <w:sz w:val="28"/>
+          <w:szCs w:val="28"/>
+        </w:rPr>
+        <w:t xml:space="preserve">In </w:t>
+      </w:r>
+      <w:proofErr w:type="spellStart"/>
+      <w:r>
+        <w:rPr>
+          <w:rFonts w:ascii="Times New Roman" w:hAnsi="Times New Roman" w:cs="Times New Roman"/>
+          <w:sz w:val="28"/>
+          <w:szCs w:val="28"/>
+        </w:rPr>
+        <w:t>LTspice</w:t>
+      </w:r>
+      <w:proofErr w:type="spellEnd"/>
+      <w:r>
+        <w:rPr>
+          <w:rFonts w:ascii="Times New Roman" w:hAnsi="Times New Roman" w:cs="Times New Roman"/>
+          <w:sz w:val="28"/>
+          <w:szCs w:val="28"/>
+        </w:rPr>
+        <w:t>, a potentiometer is modeled using a resistor with a variable resistance. Instead of a dedicated component, you can define a resistor’s value as {</w:t>
+      </w:r>
+      <w:proofErr w:type="spellStart"/>
+      <w:r>
+        <w:rPr>
+          <w:rFonts w:ascii="Times New Roman" w:hAnsi="Times New Roman" w:cs="Times New Roman"/>
+          <w:sz w:val="28"/>
+          <w:szCs w:val="28"/>
+        </w:rPr>
+        <w:t>R_total</w:t>
+      </w:r>
+      <w:proofErr w:type="spellEnd"/>
+      <w:r>
+        <w:rPr>
+          <w:rFonts w:ascii="Times New Roman" w:hAnsi="Times New Roman" w:cs="Times New Roman"/>
+          <w:sz w:val="28"/>
+          <w:szCs w:val="28"/>
+        </w:rPr>
+        <w:t xml:space="preserve"> * w}, where </w:t>
+      </w:r>
+      <w:proofErr w:type="spellStart"/>
+      <w:r>
+        <w:rPr>
+          <w:rFonts w:ascii="Times New Roman" w:hAnsi="Times New Roman" w:cs="Times New Roman"/>
+          <w:sz w:val="28"/>
+          <w:szCs w:val="28"/>
+        </w:rPr>
+        <w:t>R_total</w:t>
+      </w:r>
+      <w:proofErr w:type="spellEnd"/>
+      <w:r>
+        <w:rPr>
+          <w:rFonts w:ascii="Times New Roman" w:hAnsi="Times New Roman" w:cs="Times New Roman"/>
+          <w:sz w:val="28"/>
+          <w:szCs w:val="28"/>
+        </w:rPr>
+        <w:t xml:space="preserve"> is the max resistance (10k) and w (ranging from 0 to 1) represents the wiper position. For example, if you want the pot to be 5kΩ, the value of w would be 0.5 and the spice directive would be: </w:t>
+      </w:r>
+    </w:p>
+    <w:p>
+      <w:pPr>
+        <w:spacing w:before="120" w:line="240" w:lineRule="auto"/>
+        <w:ind w:left="432"/>
+        <w:rPr>
+          <w:rFonts w:ascii="Times New Roman" w:hAnsi="Times New Roman" w:cs="Times New Roman"/>
+          <w:sz w:val="28"/>
+          <w:szCs w:val="28"/>
+        </w:rPr>
+      </w:pPr>
+      <w:proofErr w:type="gramStart"/>
+      <w:r>
+        <w:rPr>
+          <w:rFonts w:ascii="Times New Roman" w:hAnsi="Times New Roman" w:cs="Times New Roman"/>
+          <w:sz w:val="28"/>
+          <w:szCs w:val="28"/>
+        </w:rPr>
+        <w:t>.param</w:t>
+      </w:r>
+      <w:proofErr w:type="gramEnd"/>
+      <w:r>
+        <w:rPr>
+          <w:rFonts w:ascii="Times New Roman" w:hAnsi="Times New Roman" w:cs="Times New Roman"/>
+          <w:sz w:val="28"/>
+          <w:szCs w:val="28"/>
+        </w:rPr>
+        <w:t xml:space="preserve"> w=0.5 </w:t>
+      </w:r>
+    </w:p>
+    <w:p>
+      <w:pPr>
+        <w:spacing w:before="120" w:line="240" w:lineRule="auto"/>
+        <w:ind w:left="432"/>
+        <w:rPr>
+          <w:rFonts w:ascii="Times New Roman" w:hAnsi="Times New Roman" w:cs="Times New Roman"/>
+          <w:sz w:val="28"/>
+          <w:szCs w:val="28"/>
+        </w:rPr>
+      </w:pPr>
+      <w:r>
+        <w:rPr>
+          <w:rFonts w:ascii="Times New Roman" w:hAnsi="Times New Roman" w:cs="Times New Roman"/>
+          <w:sz w:val="28"/>
+          <w:szCs w:val="28"/>
+        </w:rPr>
+        <w:lastRenderedPageBreak/>
+        <w:t xml:space="preserve">You can also calculate the resistance you need and just assign that value to the resistor in your schematic. To recall how variables work in </w:t>
+      </w:r>
+      <w:proofErr w:type="spellStart"/>
+      <w:r>
+        <w:rPr>
+          <w:rFonts w:ascii="Times New Roman" w:hAnsi="Times New Roman" w:cs="Times New Roman"/>
+          <w:sz w:val="28"/>
+          <w:szCs w:val="28"/>
+        </w:rPr>
+        <w:t>LTspice</w:t>
+      </w:r>
+      <w:proofErr w:type="spellEnd"/>
+      <w:r>
+        <w:rPr>
+          <w:rFonts w:ascii="Times New Roman" w:hAnsi="Times New Roman" w:cs="Times New Roman"/>
+          <w:sz w:val="28"/>
+          <w:szCs w:val="28"/>
+        </w:rPr>
+        <w:t xml:space="preserve">, look back to the Monte Carlo simulations in Lab 2 where we define resistor tolerances. </w:t>
+      </w:r>
+    </w:p>
+    <w:p>
+      <w:pPr>
+        <w:pStyle w:val="Heading3"/>
+        <w:numPr>
+          <w:ilvl w:val="1"/>
+          <w:numId w:val="9"/>
+        </w:numPr>
+        <w:spacing w:before="120"/>
         <w:rPr>
           <w:rFonts w:ascii="Times New Roman" w:hAnsi="Times New Roman" w:cs="Times New Roman"/>
           <w:b/>
           <w:bCs/>
-          <w:sz w:val="28"/>
-          <w:szCs w:val="28"/>
+          <w:w w:val="105"/>
+          <w:sz w:val="34"/>
+          <w:szCs w:val="34"/>
         </w:rPr>
       </w:pPr>
       <w:r>
@@ -1280,21 +1514,2165 @@
           <w:rFonts w:ascii="Times New Roman" w:hAnsi="Times New Roman" w:cs="Times New Roman"/>
           <w:b/>
           <w:bCs/>
-          <w:sz w:val="28"/>
-          <w:szCs w:val="28"/>
-        </w:rPr>
-        <w:t xml:space="preserve">Discussion Question: </w:t>
-      </w:r>
-      <w:r>
+          <w:w w:val="105"/>
+          <w:sz w:val="34"/>
+          <w:szCs w:val="34"/>
+        </w:rPr>
+        <w:t>Big Picture</w:t>
+      </w:r>
+    </w:p>
+    <w:p>
+      <w:pPr>
+        <w:keepNext/>
+        <w:spacing w:before="120" w:line="240" w:lineRule="auto"/>
+        <w:jc w:val="center"/>
+      </w:pPr>
+      <w:r>
+        <w:rPr>
+          <w:rFonts w:ascii="Times New Roman" w:hAnsi="Times New Roman" w:cs="Times New Roman"/>
+          <w:sz w:val="28"/>
+          <w:szCs w:val="28"/>
+        </w:rPr>
+        <w:drawing>
+          <wp:inline distT="0" distB="0" distL="0" distR="0" wp14:anchorId="4395A6C5" wp14:editId="3D8BA12A">
+            <wp:extent cx="6949440" cy="1979295"/>
+            <wp:effectExtent l="0" t="0" r="3810" b="1905"/>
+            <wp:docPr id="1666802728" name="Picture 1"/>
+            <wp:cNvGraphicFramePr>
+              <a:graphicFrameLocks xmlns:a="http://schemas.openxmlformats.org/drawingml/2006/main" noChangeAspect="1"/>
+            </wp:cNvGraphicFramePr>
+            <a:graphic xmlns:a="http://schemas.openxmlformats.org/drawingml/2006/main">
+              <a:graphicData uri="http://schemas.openxmlformats.org/drawingml/2006/picture">
+                <pic:pic xmlns:pic="http://schemas.openxmlformats.org/drawingml/2006/picture">
+                  <pic:nvPicPr>
+                    <pic:cNvPr id="1666802728" name=""/>
+                    <pic:cNvPicPr/>
+                  </pic:nvPicPr>
+                  <pic:blipFill>
+                    <a:blip r:embed="rId14"/>
+                    <a:stretch>
+                      <a:fillRect/>
+                    </a:stretch>
+                  </pic:blipFill>
+                  <pic:spPr>
+                    <a:xfrm>
+                      <a:off x="0" y="0"/>
+                      <a:ext cx="6949440" cy="1979295"/>
+                    </a:xfrm>
+                    <a:prstGeom prst="rect">
+                      <a:avLst/>
+                    </a:prstGeom>
+                  </pic:spPr>
+                </pic:pic>
+              </a:graphicData>
+            </a:graphic>
+          </wp:inline>
+        </w:drawing>
+      </w:r>
+    </w:p>
+    <w:p>
+      <w:pPr>
+        <w:pStyle w:val="Caption"/>
+        <w:jc w:val="center"/>
+        <w:rPr>
+          <w:rFonts w:ascii="Times New Roman" w:hAnsi="Times New Roman" w:cs="Times New Roman"/>
+          <w:sz w:val="28"/>
+          <w:szCs w:val="28"/>
+        </w:rPr>
+      </w:pPr>
+      <w:r>
+        <w:t xml:space="preserve">Figure </w:t>
+      </w:r>
+      <w:r>
+        <w:fldChar w:fldCharType="begin"/>
+      </w:r>
+      <w:r>
+        <w:instrText xml:space="preserve"> SEQ Figure \* ARABIC </w:instrText>
+      </w:r>
+      <w:r>
+        <w:fldChar w:fldCharType="separate"/>
+      </w:r>
+      <w:r>
+        <w:rPr>
+          <w:noProof/>
+        </w:rPr>
+        <w:t>7</w:t>
+      </w:r>
+      <w:r>
+        <w:fldChar w:fldCharType="end"/>
+      </w:r>
+      <w:r>
+        <w:t xml:space="preserve">: </w:t>
+      </w:r>
+      <w:r>
+        <w:t>Big picture with emphasis on the peak detector.</w:t>
+      </w:r>
+    </w:p>
+    <w:p>
+      <w:pPr>
+        <w:spacing w:before="120" w:line="240" w:lineRule="auto"/>
+        <w:rPr>
+          <w:rFonts w:ascii="Times New Roman" w:hAnsi="Times New Roman" w:cs="Times New Roman"/>
+          <w:sz w:val="28"/>
+          <w:szCs w:val="28"/>
+        </w:rPr>
+      </w:pPr>
+      <w:r>
+        <w:rPr>
+          <w:rFonts w:ascii="Times New Roman" w:hAnsi="Times New Roman" w:cs="Times New Roman"/>
+          <w:sz w:val="28"/>
+          <w:szCs w:val="28"/>
+        </w:rPr>
+        <w:t xml:space="preserve">This lab focuses on diode circuits which will help to form the comparator circuits used in the peak detector for the final project. </w:t>
+      </w:r>
+      <w:r>
+        <w:rPr>
+          <w:rFonts w:ascii="Times New Roman" w:hAnsi="Times New Roman" w:cs="Times New Roman"/>
+          <w:sz w:val="28"/>
+          <w:szCs w:val="28"/>
+          <w:highlight w:val="yellow"/>
+        </w:rPr>
+        <w:t xml:space="preserve"> </w:t>
+      </w:r>
+    </w:p>
+    <w:p>
+      <w:pPr>
+        <w:pStyle w:val="Heading3"/>
+        <w:numPr>
+          <w:ilvl w:val="1"/>
+          <w:numId w:val="9"/>
+        </w:numPr>
+        <w:spacing w:before="120"/>
         <w:rPr>
           <w:rFonts w:ascii="Times New Roman" w:hAnsi="Times New Roman" w:cs="Times New Roman"/>
           <w:b/>
           <w:bCs/>
+          <w:w w:val="105"/>
+          <w:sz w:val="34"/>
+          <w:szCs w:val="34"/>
+        </w:rPr>
+      </w:pPr>
+      <w:r>
+        <w:rPr>
+          <w:rFonts w:ascii="Times New Roman" w:hAnsi="Times New Roman" w:cs="Times New Roman"/>
+          <w:b/>
+          <w:bCs/>
+          <w:w w:val="105"/>
+          <w:sz w:val="34"/>
+          <w:szCs w:val="34"/>
+        </w:rPr>
+        <w:t>Pre-Lab Requirements</w:t>
+      </w:r>
+    </w:p>
+    <w:p>
+      <w:pPr>
+        <w:spacing w:before="120" w:line="240" w:lineRule="auto"/>
+        <w:rPr>
+          <w:rFonts w:ascii="Times New Roman" w:hAnsi="Times New Roman" w:cs="Times New Roman"/>
           <w:sz w:val="28"/>
           <w:szCs w:val="28"/>
           <w:highlight w:val="yellow"/>
         </w:rPr>
-        <w:t>Each lab will have one to several questions to answer about the in lab. Do this here. No answer to a single question should need to be more than 4 sentences but ensure you right enough to fully prove/ flesh out your answer</w:t>
+      </w:pPr>
+      <w:r>
+        <w:rPr>
+          <w:rFonts w:ascii="Times New Roman" w:hAnsi="Times New Roman" w:cs="Times New Roman"/>
+          <w:sz w:val="28"/>
+          <w:szCs w:val="28"/>
+        </w:rPr>
+        <w:t xml:space="preserve">Complete the following before coming to lab. </w:t>
+      </w:r>
+    </w:p>
+    <w:p>
+      <w:pPr>
+        <w:pStyle w:val="Heading3"/>
+        <w:numPr>
+          <w:ilvl w:val="2"/>
+          <w:numId w:val="9"/>
+        </w:numPr>
+        <w:spacing w:before="120"/>
+        <w:ind w:left="1152"/>
+        <w:rPr>
+          <w:rFonts w:ascii="Times New Roman" w:hAnsi="Times New Roman" w:cs="Times New Roman"/>
+          <w:b/>
+          <w:bCs/>
+          <w:w w:val="105"/>
+          <w:sz w:val="34"/>
+          <w:szCs w:val="34"/>
+        </w:rPr>
+      </w:pPr>
+      <w:r>
+        <w:rPr>
+          <w:rFonts w:ascii="Times New Roman" w:hAnsi="Times New Roman" w:cs="Times New Roman"/>
+          <w:b/>
+          <w:bCs/>
+          <w:w w:val="105"/>
+          <w:sz w:val="34"/>
+          <w:szCs w:val="34"/>
+        </w:rPr>
+        <w:t xml:space="preserve"> </w:t>
+      </w:r>
+      <w:proofErr w:type="spellStart"/>
+      <w:r>
+        <w:rPr>
+          <w:rFonts w:ascii="Times New Roman" w:hAnsi="Times New Roman" w:cs="Times New Roman"/>
+          <w:b/>
+          <w:bCs/>
+          <w:w w:val="105"/>
+          <w:sz w:val="34"/>
+          <w:szCs w:val="34"/>
+        </w:rPr>
+        <w:t>LTspice</w:t>
+      </w:r>
+      <w:proofErr w:type="spellEnd"/>
+      <w:r>
+        <w:rPr>
+          <w:rFonts w:ascii="Times New Roman" w:hAnsi="Times New Roman" w:cs="Times New Roman"/>
+          <w:b/>
+          <w:bCs/>
+          <w:w w:val="105"/>
+          <w:sz w:val="34"/>
+          <w:szCs w:val="34"/>
+        </w:rPr>
+        <w:t xml:space="preserve"> Simulations</w:t>
+      </w:r>
+    </w:p>
+    <w:p>
+      <w:pPr>
+        <w:spacing w:before="120" w:line="240" w:lineRule="auto"/>
+        <w:ind w:firstLine="432"/>
+        <w:rPr>
+          <w:rFonts w:ascii="Times New Roman" w:hAnsi="Times New Roman" w:cs="Times New Roman"/>
+          <w:sz w:val="28"/>
+          <w:szCs w:val="28"/>
+        </w:rPr>
+      </w:pPr>
+      <w:r>
+        <w:rPr>
+          <w:rFonts w:ascii="Times New Roman" w:hAnsi="Times New Roman" w:cs="Times New Roman"/>
+          <w:sz w:val="28"/>
+          <w:szCs w:val="28"/>
+        </w:rPr>
+        <w:t xml:space="preserve">Using </w:t>
+      </w:r>
+      <w:proofErr w:type="spellStart"/>
+      <w:r>
+        <w:rPr>
+          <w:rFonts w:ascii="Times New Roman" w:hAnsi="Times New Roman" w:cs="Times New Roman"/>
+          <w:sz w:val="28"/>
+          <w:szCs w:val="28"/>
+        </w:rPr>
+        <w:t>LTspice</w:t>
+      </w:r>
+      <w:proofErr w:type="spellEnd"/>
+      <w:r>
+        <w:rPr>
+          <w:rFonts w:ascii="Times New Roman" w:hAnsi="Times New Roman" w:cs="Times New Roman"/>
+          <w:sz w:val="28"/>
+          <w:szCs w:val="28"/>
+        </w:rPr>
+        <w:t xml:space="preserve">, complete the following. </w:t>
+      </w:r>
+    </w:p>
+    <w:p>
+      <w:pPr>
+        <w:pStyle w:val="ListParagraph"/>
+        <w:numPr>
+          <w:ilvl w:val="0"/>
+          <w:numId w:val="11"/>
+        </w:numPr>
+        <w:spacing w:before="120" w:line="240" w:lineRule="auto"/>
+        <w:rPr>
+          <w:rFonts w:ascii="Times New Roman" w:hAnsi="Times New Roman" w:cs="Times New Roman"/>
+          <w:sz w:val="28"/>
+          <w:szCs w:val="28"/>
+        </w:rPr>
+      </w:pPr>
+      <w:r>
+        <w:rPr>
+          <w:rFonts w:ascii="Times New Roman" w:hAnsi="Times New Roman" w:cs="Times New Roman"/>
+          <w:sz w:val="28"/>
+          <w:szCs w:val="28"/>
+        </w:rPr>
+        <w:t xml:space="preserve">Build the circuit in Figure 7.2 (a). Set the input to a 1 kHz, 5 V amplitude sine wave and run a transient simulation with a stop time of 1m </w:t>
+      </w:r>
+      <w:proofErr w:type="gramStart"/>
+      <w:r>
+        <w:rPr>
+          <w:rFonts w:ascii="Times New Roman" w:hAnsi="Times New Roman" w:cs="Times New Roman"/>
+          <w:sz w:val="28"/>
+          <w:szCs w:val="28"/>
+        </w:rPr>
+        <w:t>(.</w:t>
+      </w:r>
+      <w:proofErr w:type="spellStart"/>
+      <w:r>
+        <w:rPr>
+          <w:rFonts w:ascii="Times New Roman" w:hAnsi="Times New Roman" w:cs="Times New Roman"/>
+          <w:sz w:val="28"/>
+          <w:szCs w:val="28"/>
+        </w:rPr>
+        <w:t>tran</w:t>
+      </w:r>
+      <w:proofErr w:type="spellEnd"/>
+      <w:proofErr w:type="gramEnd"/>
+      <w:r>
+        <w:rPr>
+          <w:rFonts w:ascii="Times New Roman" w:hAnsi="Times New Roman" w:cs="Times New Roman"/>
+          <w:sz w:val="28"/>
+          <w:szCs w:val="28"/>
+        </w:rPr>
+        <w:t xml:space="preserve"> 1m) and plot the input and output. To use the 1N4148 diode model, right click on the diode after placing it, Pick New Diode, and then choose the 1N4148 model (Mfg. </w:t>
+      </w:r>
+      <w:proofErr w:type="spellStart"/>
+      <w:r>
+        <w:rPr>
+          <w:rFonts w:ascii="Times New Roman" w:hAnsi="Times New Roman" w:cs="Times New Roman"/>
+          <w:sz w:val="28"/>
+          <w:szCs w:val="28"/>
+        </w:rPr>
+        <w:t>OnSemi</w:t>
+      </w:r>
+      <w:proofErr w:type="spellEnd"/>
+      <w:r>
+        <w:rPr>
+          <w:rFonts w:ascii="Times New Roman" w:hAnsi="Times New Roman" w:cs="Times New Roman"/>
+          <w:sz w:val="28"/>
+          <w:szCs w:val="28"/>
+        </w:rPr>
+        <w:t>). Save an image of the circuit and the plot of the input and output voltage.</w:t>
+      </w:r>
+    </w:p>
+    <w:p>
+      <w:pPr>
+        <w:keepNext/>
+        <w:spacing w:before="120" w:line="240" w:lineRule="auto"/>
+        <w:jc w:val="center"/>
+      </w:pPr>
+      <w:r>
+        <w:rPr>
+          <w:rFonts w:ascii="Times New Roman" w:hAnsi="Times New Roman" w:cs="Times New Roman"/>
+          <w:sz w:val="28"/>
+          <w:szCs w:val="28"/>
+        </w:rPr>
+        <w:lastRenderedPageBreak/>
+        <w:drawing>
+          <wp:inline distT="0" distB="0" distL="0" distR="0" wp14:anchorId="38D997AF" wp14:editId="0EF9E587">
+            <wp:extent cx="6949440" cy="3907790"/>
+            <wp:effectExtent l="0" t="0" r="3810" b="0"/>
+            <wp:docPr id="600398938" name="Picture 1"/>
+            <wp:cNvGraphicFramePr>
+              <a:graphicFrameLocks xmlns:a="http://schemas.openxmlformats.org/drawingml/2006/main" noChangeAspect="1"/>
+            </wp:cNvGraphicFramePr>
+            <a:graphic xmlns:a="http://schemas.openxmlformats.org/drawingml/2006/main">
+              <a:graphicData uri="http://schemas.openxmlformats.org/drawingml/2006/picture">
+                <pic:pic xmlns:pic="http://schemas.openxmlformats.org/drawingml/2006/picture">
+                  <pic:nvPicPr>
+                    <pic:cNvPr id="600398938" name=""/>
+                    <pic:cNvPicPr/>
+                  </pic:nvPicPr>
+                  <pic:blipFill>
+                    <a:blip r:embed="rId15"/>
+                    <a:stretch>
+                      <a:fillRect/>
+                    </a:stretch>
+                  </pic:blipFill>
+                  <pic:spPr>
+                    <a:xfrm>
+                      <a:off x="0" y="0"/>
+                      <a:ext cx="6949440" cy="3907790"/>
+                    </a:xfrm>
+                    <a:prstGeom prst="rect">
+                      <a:avLst/>
+                    </a:prstGeom>
+                  </pic:spPr>
+                </pic:pic>
+              </a:graphicData>
+            </a:graphic>
+          </wp:inline>
+        </w:drawing>
+      </w:r>
+    </w:p>
+    <w:p>
+      <w:pPr>
+        <w:pStyle w:val="Caption"/>
+        <w:jc w:val="center"/>
+        <w:rPr>
+          <w:rFonts w:cstheme="minorHAnsi"/>
+        </w:rPr>
+      </w:pPr>
+      <w:r>
+        <w:t xml:space="preserve">Screenshot </w:t>
+      </w:r>
+      <w:r>
+        <w:fldChar w:fldCharType="begin"/>
+      </w:r>
+      <w:r>
+        <w:instrText xml:space="preserve"> SEQ Screenshot \* ARABIC </w:instrText>
+      </w:r>
+      <w:r>
+        <w:fldChar w:fldCharType="separate"/>
+      </w:r>
+      <w:r>
+        <w:rPr>
+          <w:noProof/>
+        </w:rPr>
+        <w:t>1</w:t>
+      </w:r>
+      <w:r>
+        <w:fldChar w:fldCharType="end"/>
+      </w:r>
+      <w:r>
+        <w:t xml:space="preserve">: </w:t>
+      </w:r>
+      <w:r>
+        <w:rPr>
+          <w:rFonts w:cstheme="minorHAnsi"/>
+        </w:rPr>
+        <w:t>C</w:t>
+      </w:r>
+      <w:r>
+        <w:rPr>
+          <w:rFonts w:cstheme="minorHAnsi"/>
+        </w:rPr>
+        <w:t xml:space="preserve">ircuit in Figure 7.2 (a). Set the input to a 1 kHz, 5 V amplitude sine wave and run a transient simulation with a stop time of 1m </w:t>
+      </w:r>
+      <w:proofErr w:type="gramStart"/>
+      <w:r>
+        <w:rPr>
+          <w:rFonts w:cstheme="minorHAnsi"/>
+        </w:rPr>
+        <w:t>(.</w:t>
+      </w:r>
+      <w:proofErr w:type="spellStart"/>
+      <w:r>
+        <w:rPr>
+          <w:rFonts w:cstheme="minorHAnsi"/>
+        </w:rPr>
+        <w:t>tran</w:t>
+      </w:r>
+      <w:proofErr w:type="spellEnd"/>
+      <w:proofErr w:type="gramEnd"/>
+      <w:r>
+        <w:rPr>
+          <w:rFonts w:cstheme="minorHAnsi"/>
+        </w:rPr>
+        <w:t xml:space="preserve"> 1m) and plot the input and output.</w:t>
+      </w:r>
+    </w:p>
+    <w:p>
+      <w:pPr>
+        <w:pStyle w:val="ListParagraph"/>
+        <w:numPr>
+          <w:ilvl w:val="0"/>
+          <w:numId w:val="11"/>
+        </w:numPr>
+        <w:spacing w:before="120" w:line="240" w:lineRule="auto"/>
+        <w:rPr>
+          <w:rFonts w:ascii="Times New Roman" w:hAnsi="Times New Roman" w:cs="Times New Roman"/>
+          <w:sz w:val="28"/>
+          <w:szCs w:val="28"/>
+        </w:rPr>
+      </w:pPr>
+      <w:r>
+        <w:rPr>
+          <w:rFonts w:ascii="Times New Roman" w:hAnsi="Times New Roman" w:cs="Times New Roman"/>
+          <w:sz w:val="28"/>
+          <w:szCs w:val="28"/>
+        </w:rPr>
+        <w:t xml:space="preserve">Build the circuit </w:t>
+      </w:r>
+      <w:proofErr w:type="gramStart"/>
+      <w:r>
+        <w:rPr>
+          <w:rFonts w:ascii="Times New Roman" w:hAnsi="Times New Roman" w:cs="Times New Roman"/>
+          <w:sz w:val="28"/>
+          <w:szCs w:val="28"/>
+        </w:rPr>
+        <w:t>in ,</w:t>
+      </w:r>
+      <w:proofErr w:type="gramEnd"/>
+      <w:r>
+        <w:rPr>
+          <w:rFonts w:ascii="Times New Roman" w:hAnsi="Times New Roman" w:cs="Times New Roman"/>
+          <w:sz w:val="28"/>
+          <w:szCs w:val="28"/>
+        </w:rPr>
+        <w:t xml:space="preserve"> Figure 7.3 (a). Set the input to a 100 kHz, 5 V amplitude sine wave and run a transient simulation with a stop time of 50u </w:t>
+      </w:r>
+      <w:proofErr w:type="gramStart"/>
+      <w:r>
+        <w:rPr>
+          <w:rFonts w:ascii="Times New Roman" w:hAnsi="Times New Roman" w:cs="Times New Roman"/>
+          <w:sz w:val="28"/>
+          <w:szCs w:val="28"/>
+        </w:rPr>
+        <w:t>(.</w:t>
+      </w:r>
+      <w:proofErr w:type="spellStart"/>
+      <w:r>
+        <w:rPr>
+          <w:rFonts w:ascii="Times New Roman" w:hAnsi="Times New Roman" w:cs="Times New Roman"/>
+          <w:sz w:val="28"/>
+          <w:szCs w:val="28"/>
+        </w:rPr>
+        <w:t>tran</w:t>
+      </w:r>
+      <w:proofErr w:type="spellEnd"/>
+      <w:proofErr w:type="gramEnd"/>
+      <w:r>
+        <w:rPr>
+          <w:rFonts w:ascii="Times New Roman" w:hAnsi="Times New Roman" w:cs="Times New Roman"/>
+          <w:sz w:val="28"/>
+          <w:szCs w:val="28"/>
+        </w:rPr>
+        <w:t xml:space="preserve"> 50u) and step through possible capacitor values using the following spice directive: </w:t>
+      </w:r>
+    </w:p>
+    <w:p>
+      <w:pPr>
+        <w:pStyle w:val="ListParagraph"/>
+        <w:spacing w:before="120" w:line="240" w:lineRule="auto"/>
+        <w:ind w:left="792"/>
+        <w:rPr>
+          <w:rFonts w:ascii="Times New Roman" w:hAnsi="Times New Roman" w:cs="Times New Roman"/>
+          <w:sz w:val="28"/>
+          <w:szCs w:val="28"/>
+        </w:rPr>
+      </w:pPr>
+    </w:p>
+    <w:p>
+      <w:pPr>
+        <w:pStyle w:val="ListParagraph"/>
+        <w:spacing w:before="120" w:line="240" w:lineRule="auto"/>
+        <w:ind w:left="792"/>
+        <w:rPr>
+          <w:rFonts w:ascii="Times New Roman" w:hAnsi="Times New Roman" w:cs="Times New Roman"/>
+          <w:sz w:val="28"/>
+          <w:szCs w:val="28"/>
+        </w:rPr>
+      </w:pPr>
+      <w:proofErr w:type="gramStart"/>
+      <w:r>
+        <w:rPr>
+          <w:rFonts w:ascii="Times New Roman" w:hAnsi="Times New Roman" w:cs="Times New Roman"/>
+          <w:sz w:val="28"/>
+          <w:szCs w:val="28"/>
+        </w:rPr>
+        <w:t>.step</w:t>
+      </w:r>
+      <w:proofErr w:type="gramEnd"/>
+      <w:r>
+        <w:rPr>
+          <w:rFonts w:ascii="Times New Roman" w:hAnsi="Times New Roman" w:cs="Times New Roman"/>
+          <w:sz w:val="28"/>
+          <w:szCs w:val="28"/>
+        </w:rPr>
+        <w:t xml:space="preserve"> param C list 0.001u 0.01u 0.1u 1u </w:t>
+      </w:r>
+    </w:p>
+    <w:p>
+      <w:pPr>
+        <w:pStyle w:val="ListParagraph"/>
+        <w:spacing w:before="120" w:line="240" w:lineRule="auto"/>
+        <w:ind w:left="792"/>
+        <w:rPr>
+          <w:rFonts w:ascii="Times New Roman" w:hAnsi="Times New Roman" w:cs="Times New Roman"/>
+          <w:sz w:val="28"/>
+          <w:szCs w:val="28"/>
+        </w:rPr>
+      </w:pPr>
+    </w:p>
+    <w:p>
+      <w:pPr>
+        <w:pStyle w:val="ListParagraph"/>
+        <w:spacing w:before="120" w:line="240" w:lineRule="auto"/>
+        <w:ind w:left="792"/>
+        <w:rPr>
+          <w:rFonts w:ascii="Times New Roman" w:hAnsi="Times New Roman" w:cs="Times New Roman"/>
+          <w:sz w:val="28"/>
+          <w:szCs w:val="28"/>
+        </w:rPr>
+      </w:pPr>
+      <w:r>
+        <w:rPr>
+          <w:rFonts w:ascii="Times New Roman" w:hAnsi="Times New Roman" w:cs="Times New Roman"/>
+          <w:sz w:val="28"/>
+          <w:szCs w:val="28"/>
+        </w:rPr>
+        <w:t>Save an image of the circuit and the plot of the input and output voltage</w:t>
+      </w:r>
+      <w:r>
+        <w:rPr>
+          <w:rFonts w:ascii="Times New Roman" w:hAnsi="Times New Roman" w:cs="Times New Roman"/>
+          <w:sz w:val="28"/>
+          <w:szCs w:val="28"/>
+        </w:rPr>
+        <w:t>.</w:t>
+      </w:r>
+    </w:p>
+    <w:p>
+      <w:pPr>
+        <w:keepNext/>
+        <w:spacing w:before="120" w:line="240" w:lineRule="auto"/>
+        <w:jc w:val="center"/>
+      </w:pPr>
+      <w:r>
+        <w:rPr>
+          <w:rFonts w:ascii="Times New Roman" w:hAnsi="Times New Roman" w:cs="Times New Roman"/>
+          <w:sz w:val="28"/>
+          <w:szCs w:val="28"/>
+        </w:rPr>
+        <w:lastRenderedPageBreak/>
+        <w:drawing>
+          <wp:inline distT="0" distB="0" distL="0" distR="0" wp14:anchorId="5F863FEA" wp14:editId="060EF622">
+            <wp:extent cx="6949440" cy="3907790"/>
+            <wp:effectExtent l="0" t="0" r="3810" b="0"/>
+            <wp:docPr id="1568964229" name="Picture 1"/>
+            <wp:cNvGraphicFramePr>
+              <a:graphicFrameLocks xmlns:a="http://schemas.openxmlformats.org/drawingml/2006/main" noChangeAspect="1"/>
+            </wp:cNvGraphicFramePr>
+            <a:graphic xmlns:a="http://schemas.openxmlformats.org/drawingml/2006/main">
+              <a:graphicData uri="http://schemas.openxmlformats.org/drawingml/2006/picture">
+                <pic:pic xmlns:pic="http://schemas.openxmlformats.org/drawingml/2006/picture">
+                  <pic:nvPicPr>
+                    <pic:cNvPr id="1568964229" name=""/>
+                    <pic:cNvPicPr/>
+                  </pic:nvPicPr>
+                  <pic:blipFill>
+                    <a:blip r:embed="rId16"/>
+                    <a:stretch>
+                      <a:fillRect/>
+                    </a:stretch>
+                  </pic:blipFill>
+                  <pic:spPr>
+                    <a:xfrm>
+                      <a:off x="0" y="0"/>
+                      <a:ext cx="6949440" cy="3907790"/>
+                    </a:xfrm>
+                    <a:prstGeom prst="rect">
+                      <a:avLst/>
+                    </a:prstGeom>
+                  </pic:spPr>
+                </pic:pic>
+              </a:graphicData>
+            </a:graphic>
+          </wp:inline>
+        </w:drawing>
+      </w:r>
+    </w:p>
+    <w:p>
+      <w:pPr>
+        <w:pStyle w:val="Caption"/>
+        <w:jc w:val="center"/>
+        <w:rPr>
+          <w:rFonts w:cstheme="minorHAnsi"/>
+        </w:rPr>
+      </w:pPr>
+      <w:r>
+        <w:t xml:space="preserve">Screenshot </w:t>
+      </w:r>
+      <w:r>
+        <w:fldChar w:fldCharType="begin"/>
+      </w:r>
+      <w:r>
+        <w:instrText xml:space="preserve"> SEQ Screenshot \* ARABIC </w:instrText>
+      </w:r>
+      <w:r>
+        <w:fldChar w:fldCharType="separate"/>
+      </w:r>
+      <w:r>
+        <w:rPr>
+          <w:noProof/>
+        </w:rPr>
+        <w:t>2</w:t>
+      </w:r>
+      <w:r>
+        <w:fldChar w:fldCharType="end"/>
+      </w:r>
+      <w:r>
+        <w:t xml:space="preserve">: </w:t>
+      </w:r>
+      <w:r>
+        <w:rPr>
+          <w:rFonts w:cstheme="minorHAnsi"/>
+        </w:rPr>
+        <w:t>C</w:t>
+      </w:r>
+      <w:r>
+        <w:rPr>
+          <w:rFonts w:cstheme="minorHAnsi"/>
+        </w:rPr>
+        <w:t xml:space="preserve">ircuit in Figure 7.3 (a). Set the input to a 100 kHz, 5 V amplitude sine wave and run a transient simulation with a stop time of 50u </w:t>
+      </w:r>
+      <w:proofErr w:type="gramStart"/>
+      <w:r>
+        <w:rPr>
+          <w:rFonts w:cstheme="minorHAnsi"/>
+        </w:rPr>
+        <w:t>(.</w:t>
+      </w:r>
+      <w:proofErr w:type="spellStart"/>
+      <w:r>
+        <w:rPr>
+          <w:rFonts w:cstheme="minorHAnsi"/>
+        </w:rPr>
+        <w:t>tran</w:t>
+      </w:r>
+      <w:proofErr w:type="spellEnd"/>
+      <w:proofErr w:type="gramEnd"/>
+      <w:r>
+        <w:rPr>
+          <w:rFonts w:cstheme="minorHAnsi"/>
+        </w:rPr>
+        <w:t xml:space="preserve"> 50u) and step through possible capacitor values</w:t>
+      </w:r>
+    </w:p>
+    <w:p>
+      <w:pPr>
+        <w:pStyle w:val="ListParagraph"/>
+        <w:numPr>
+          <w:ilvl w:val="0"/>
+          <w:numId w:val="11"/>
+        </w:numPr>
+        <w:spacing w:before="120" w:line="240" w:lineRule="auto"/>
+        <w:rPr>
+          <w:rFonts w:ascii="Times New Roman" w:hAnsi="Times New Roman" w:cs="Times New Roman"/>
+          <w:sz w:val="28"/>
+          <w:szCs w:val="28"/>
+        </w:rPr>
+      </w:pPr>
+      <w:r>
+        <w:rPr>
+          <w:rFonts w:ascii="Times New Roman" w:hAnsi="Times New Roman" w:cs="Times New Roman"/>
+          <w:sz w:val="28"/>
+          <w:szCs w:val="28"/>
+        </w:rPr>
+        <w:t xml:space="preserve">Rebuild the circuit in Figure 7.4 (a) in </w:t>
+      </w:r>
+      <w:proofErr w:type="spellStart"/>
+      <w:r>
+        <w:rPr>
+          <w:rFonts w:ascii="Times New Roman" w:hAnsi="Times New Roman" w:cs="Times New Roman"/>
+          <w:sz w:val="28"/>
+          <w:szCs w:val="28"/>
+        </w:rPr>
+        <w:t>LTspice</w:t>
+      </w:r>
+      <w:proofErr w:type="spellEnd"/>
+      <w:r>
+        <w:rPr>
+          <w:rFonts w:ascii="Times New Roman" w:hAnsi="Times New Roman" w:cs="Times New Roman"/>
+          <w:sz w:val="28"/>
+          <w:szCs w:val="28"/>
+        </w:rPr>
+        <w:t xml:space="preserve"> and plot the input and output voltages. Use the 1N4148 diode and a sinusoidal input volage with 0 V offset, 5 V amplitude, and 200 Hz frequency. When plotting the output voltage, you must plot the difference between the two nodes of the load, just like in Figure 7.4 (b). </w:t>
+      </w:r>
+      <w:proofErr w:type="gramStart"/>
+      <w:r>
+        <w:rPr>
+          <w:rFonts w:ascii="Times New Roman" w:hAnsi="Times New Roman" w:cs="Times New Roman"/>
+          <w:sz w:val="28"/>
+          <w:szCs w:val="28"/>
+        </w:rPr>
+        <w:t>Use .</w:t>
+      </w:r>
+      <w:proofErr w:type="spellStart"/>
+      <w:r>
+        <w:rPr>
+          <w:rFonts w:ascii="Times New Roman" w:hAnsi="Times New Roman" w:cs="Times New Roman"/>
+          <w:sz w:val="28"/>
+          <w:szCs w:val="28"/>
+        </w:rPr>
+        <w:t>tran</w:t>
+      </w:r>
+      <w:proofErr w:type="spellEnd"/>
+      <w:proofErr w:type="gramEnd"/>
+      <w:r>
+        <w:rPr>
+          <w:rFonts w:ascii="Times New Roman" w:hAnsi="Times New Roman" w:cs="Times New Roman"/>
+          <w:sz w:val="28"/>
+          <w:szCs w:val="28"/>
+        </w:rPr>
+        <w:t xml:space="preserve"> 10m for simulation. Take screenshots of the schematic and voltage waveforms.</w:t>
+      </w:r>
+    </w:p>
+    <w:p>
+      <w:pPr>
+        <w:keepNext/>
+        <w:spacing w:before="120" w:line="240" w:lineRule="auto"/>
+        <w:jc w:val="center"/>
+      </w:pPr>
+      <w:r>
+        <w:rPr>
+          <w:rFonts w:ascii="Times New Roman" w:hAnsi="Times New Roman" w:cs="Times New Roman"/>
+          <w:sz w:val="28"/>
+          <w:szCs w:val="28"/>
+        </w:rPr>
+        <w:lastRenderedPageBreak/>
+        <w:drawing>
+          <wp:inline distT="0" distB="0" distL="0" distR="0" wp14:anchorId="3192F4A1" wp14:editId="57A2FCBC">
+            <wp:extent cx="6949440" cy="3907790"/>
+            <wp:effectExtent l="0" t="0" r="3810" b="0"/>
+            <wp:docPr id="60254576" name="Picture 1"/>
+            <wp:cNvGraphicFramePr>
+              <a:graphicFrameLocks xmlns:a="http://schemas.openxmlformats.org/drawingml/2006/main" noChangeAspect="1"/>
+            </wp:cNvGraphicFramePr>
+            <a:graphic xmlns:a="http://schemas.openxmlformats.org/drawingml/2006/main">
+              <a:graphicData uri="http://schemas.openxmlformats.org/drawingml/2006/picture">
+                <pic:pic xmlns:pic="http://schemas.openxmlformats.org/drawingml/2006/picture">
+                  <pic:nvPicPr>
+                    <pic:cNvPr id="60254576" name=""/>
+                    <pic:cNvPicPr/>
+                  </pic:nvPicPr>
+                  <pic:blipFill>
+                    <a:blip r:embed="rId17"/>
+                    <a:stretch>
+                      <a:fillRect/>
+                    </a:stretch>
+                  </pic:blipFill>
+                  <pic:spPr>
+                    <a:xfrm>
+                      <a:off x="0" y="0"/>
+                      <a:ext cx="6949440" cy="3907790"/>
+                    </a:xfrm>
+                    <a:prstGeom prst="rect">
+                      <a:avLst/>
+                    </a:prstGeom>
+                  </pic:spPr>
+                </pic:pic>
+              </a:graphicData>
+            </a:graphic>
+          </wp:inline>
+        </w:drawing>
+      </w:r>
+    </w:p>
+    <w:p>
+      <w:pPr>
+        <w:pStyle w:val="Caption"/>
+        <w:jc w:val="center"/>
+        <w:rPr>
+          <w:rFonts w:cstheme="minorHAnsi"/>
+        </w:rPr>
+      </w:pPr>
+      <w:r>
+        <w:t xml:space="preserve">Screenshot </w:t>
+      </w:r>
+      <w:r>
+        <w:fldChar w:fldCharType="begin"/>
+      </w:r>
+      <w:r>
+        <w:instrText xml:space="preserve"> SEQ Screenshot \* ARABIC </w:instrText>
+      </w:r>
+      <w:r>
+        <w:fldChar w:fldCharType="separate"/>
+      </w:r>
+      <w:r>
+        <w:rPr>
+          <w:noProof/>
+        </w:rPr>
+        <w:t>3</w:t>
+      </w:r>
+      <w:r>
+        <w:fldChar w:fldCharType="end"/>
+      </w:r>
+      <w:r>
+        <w:t xml:space="preserve">: </w:t>
+      </w:r>
+      <w:r>
+        <w:rPr>
+          <w:rFonts w:cstheme="minorHAnsi"/>
+        </w:rPr>
+        <w:t>Circuit</w:t>
+      </w:r>
+      <w:r>
+        <w:rPr>
+          <w:rFonts w:cstheme="minorHAnsi"/>
+        </w:rPr>
+        <w:t xml:space="preserve"> in Figure 7.4 (a) in </w:t>
+      </w:r>
+      <w:proofErr w:type="spellStart"/>
+      <w:r>
+        <w:rPr>
+          <w:rFonts w:cstheme="minorHAnsi"/>
+        </w:rPr>
+        <w:t>LTspice</w:t>
+      </w:r>
+      <w:proofErr w:type="spellEnd"/>
+      <w:r>
+        <w:rPr>
+          <w:rFonts w:cstheme="minorHAnsi"/>
+        </w:rPr>
+        <w:t xml:space="preserve"> and plot the input and output voltages. Use the 1N4148 diode and a sinusoidal input volage with 0 V offset, 5 V amplitude, and 200 Hz frequency.</w:t>
+      </w:r>
+      <w:r>
+        <w:rPr>
+          <w:rFonts w:cstheme="minorHAnsi"/>
+        </w:rPr>
+        <w:t xml:space="preserve"> With Vin and </w:t>
+      </w:r>
+      <w:proofErr w:type="spellStart"/>
+      <w:r>
+        <w:rPr>
+          <w:rFonts w:cstheme="minorHAnsi"/>
+        </w:rPr>
+        <w:t>Vout</w:t>
+      </w:r>
+      <w:proofErr w:type="spellEnd"/>
+      <w:r>
+        <w:rPr>
+          <w:rFonts w:cstheme="minorHAnsi"/>
+        </w:rPr>
+        <w:t xml:space="preserve"> plotted</w:t>
+      </w:r>
+    </w:p>
+    <w:p>
+      <w:pPr>
+        <w:pStyle w:val="ListParagraph"/>
+        <w:numPr>
+          <w:ilvl w:val="0"/>
+          <w:numId w:val="11"/>
+        </w:numPr>
+        <w:spacing w:before="120" w:line="240" w:lineRule="auto"/>
+        <w:rPr>
+          <w:rFonts w:ascii="Times New Roman" w:hAnsi="Times New Roman" w:cs="Times New Roman"/>
+          <w:sz w:val="28"/>
+          <w:szCs w:val="28"/>
+        </w:rPr>
+      </w:pPr>
+      <w:r>
+        <w:rPr>
+          <w:rFonts w:ascii="Times New Roman" w:hAnsi="Times New Roman" w:cs="Times New Roman"/>
+          <w:sz w:val="28"/>
+          <w:szCs w:val="28"/>
+        </w:rPr>
+        <w:t xml:space="preserve">Build the circuit in Figure 7.5. Use the default LED model in </w:t>
+      </w:r>
+      <w:proofErr w:type="spellStart"/>
+      <w:r>
+        <w:rPr>
+          <w:rFonts w:ascii="Times New Roman" w:hAnsi="Times New Roman" w:cs="Times New Roman"/>
+          <w:sz w:val="28"/>
+          <w:szCs w:val="28"/>
+        </w:rPr>
+        <w:t>LTSpice</w:t>
+      </w:r>
+      <w:proofErr w:type="spellEnd"/>
+      <w:r>
+        <w:rPr>
+          <w:rFonts w:ascii="Times New Roman" w:hAnsi="Times New Roman" w:cs="Times New Roman"/>
+          <w:sz w:val="28"/>
+          <w:szCs w:val="28"/>
+        </w:rPr>
+        <w:t xml:space="preserve">, and download "slcj016.zip" file from Lab 7 folder for the LM393 comparator model. Ensure the unzipped file ends correctly by opening it in a text editor. The final line should be </w:t>
+      </w:r>
+      <w:proofErr w:type="gramStart"/>
+      <w:r>
+        <w:rPr>
+          <w:rFonts w:ascii="Times New Roman" w:hAnsi="Times New Roman" w:cs="Times New Roman"/>
+          <w:sz w:val="28"/>
+          <w:szCs w:val="28"/>
+        </w:rPr>
+        <w:t>“.ENDS</w:t>
+      </w:r>
+      <w:proofErr w:type="gramEnd"/>
+      <w:r>
+        <w:rPr>
+          <w:rFonts w:ascii="Times New Roman" w:hAnsi="Times New Roman" w:cs="Times New Roman"/>
+          <w:sz w:val="28"/>
+          <w:szCs w:val="28"/>
+        </w:rPr>
+        <w:t xml:space="preserve">” with no extra characters following it. If any exist, remove them, save the file, then proceed to import to </w:t>
+      </w:r>
+      <w:proofErr w:type="spellStart"/>
+      <w:r>
+        <w:rPr>
+          <w:rFonts w:ascii="Times New Roman" w:hAnsi="Times New Roman" w:cs="Times New Roman"/>
+          <w:sz w:val="28"/>
+          <w:szCs w:val="28"/>
+        </w:rPr>
+        <w:t>LTspice</w:t>
+      </w:r>
+      <w:proofErr w:type="spellEnd"/>
+      <w:r>
+        <w:rPr>
+          <w:rFonts w:ascii="Times New Roman" w:hAnsi="Times New Roman" w:cs="Times New Roman"/>
+          <w:sz w:val="28"/>
+          <w:szCs w:val="28"/>
+        </w:rPr>
+        <w:t xml:space="preserve">. </w:t>
+      </w:r>
+    </w:p>
+    <w:p>
+      <w:pPr>
+        <w:pStyle w:val="ListParagraph"/>
+        <w:spacing w:before="120" w:line="240" w:lineRule="auto"/>
+        <w:ind w:left="792"/>
+        <w:rPr>
+          <w:rFonts w:ascii="Times New Roman" w:hAnsi="Times New Roman" w:cs="Times New Roman"/>
+          <w:sz w:val="28"/>
+          <w:szCs w:val="28"/>
+        </w:rPr>
+      </w:pPr>
+    </w:p>
+    <w:p>
+      <w:pPr>
+        <w:pStyle w:val="ListParagraph"/>
+        <w:spacing w:before="120" w:line="240" w:lineRule="auto"/>
+        <w:ind w:left="792"/>
+        <w:rPr>
+          <w:rFonts w:ascii="Times New Roman" w:hAnsi="Times New Roman" w:cs="Times New Roman"/>
+          <w:sz w:val="28"/>
+          <w:szCs w:val="28"/>
+        </w:rPr>
+      </w:pPr>
+      <w:r>
+        <w:rPr>
+          <w:rFonts w:ascii="Times New Roman" w:hAnsi="Times New Roman" w:cs="Times New Roman"/>
+          <w:sz w:val="28"/>
+          <w:szCs w:val="28"/>
+        </w:rPr>
+        <w:t xml:space="preserve">Import the model into </w:t>
+      </w:r>
+      <w:proofErr w:type="spellStart"/>
+      <w:r>
+        <w:rPr>
+          <w:rFonts w:ascii="Times New Roman" w:hAnsi="Times New Roman" w:cs="Times New Roman"/>
+          <w:sz w:val="28"/>
+          <w:szCs w:val="28"/>
+        </w:rPr>
+        <w:t>LTspice</w:t>
+      </w:r>
+      <w:proofErr w:type="spellEnd"/>
+      <w:r>
+        <w:rPr>
+          <w:rFonts w:ascii="Times New Roman" w:hAnsi="Times New Roman" w:cs="Times New Roman"/>
+          <w:sz w:val="28"/>
+          <w:szCs w:val="28"/>
+        </w:rPr>
+        <w:t xml:space="preserve"> using the “</w:t>
+      </w:r>
+      <w:proofErr w:type="spellStart"/>
+      <w:r>
+        <w:rPr>
+          <w:rFonts w:ascii="Times New Roman" w:hAnsi="Times New Roman" w:cs="Times New Roman"/>
+          <w:sz w:val="28"/>
+          <w:szCs w:val="28"/>
+        </w:rPr>
+        <w:t>LTspice</w:t>
+      </w:r>
+      <w:proofErr w:type="spellEnd"/>
+      <w:r>
+        <w:rPr>
+          <w:rFonts w:ascii="Times New Roman" w:hAnsi="Times New Roman" w:cs="Times New Roman"/>
+          <w:sz w:val="28"/>
+          <w:szCs w:val="28"/>
+        </w:rPr>
+        <w:t xml:space="preserve"> Component Import” documents in the lab folder. You can also find video instructions </w:t>
+      </w:r>
+      <w:hyperlink r:id="rId18" w:history="1">
+        <w:r>
+          <w:rPr>
+            <w:rStyle w:val="Hyperlink"/>
+            <w:rFonts w:ascii="Times New Roman" w:hAnsi="Times New Roman" w:cs="Times New Roman"/>
+            <w:sz w:val="28"/>
+            <w:szCs w:val="28"/>
+          </w:rPr>
+          <w:t>here</w:t>
+        </w:r>
+      </w:hyperlink>
+      <w:r>
+        <w:rPr>
+          <w:rFonts w:ascii="Times New Roman" w:hAnsi="Times New Roman" w:cs="Times New Roman"/>
+          <w:sz w:val="28"/>
+          <w:szCs w:val="28"/>
+        </w:rPr>
+        <w:t>. You don’t need to adjust the component shape; it could lead to potential errors.</w:t>
+      </w:r>
+    </w:p>
+    <w:p>
+      <w:pPr>
+        <w:pStyle w:val="ListParagraph"/>
+        <w:spacing w:before="120" w:line="240" w:lineRule="auto"/>
+        <w:ind w:left="792"/>
+        <w:rPr>
+          <w:rFonts w:ascii="Times New Roman" w:hAnsi="Times New Roman" w:cs="Times New Roman"/>
+          <w:sz w:val="28"/>
+          <w:szCs w:val="28"/>
+        </w:rPr>
+      </w:pPr>
+    </w:p>
+    <w:p>
+      <w:pPr>
+        <w:pStyle w:val="ListParagraph"/>
+        <w:spacing w:before="120" w:line="240" w:lineRule="auto"/>
+        <w:ind w:left="792"/>
+        <w:rPr>
+          <w:rFonts w:ascii="Times New Roman" w:hAnsi="Times New Roman" w:cs="Times New Roman"/>
+          <w:sz w:val="28"/>
+          <w:szCs w:val="28"/>
+        </w:rPr>
+      </w:pPr>
+      <w:r>
+        <w:rPr>
+          <w:rFonts w:ascii="Times New Roman" w:hAnsi="Times New Roman" w:cs="Times New Roman"/>
+          <w:sz w:val="28"/>
+          <w:szCs w:val="28"/>
+        </w:rPr>
+        <w:t xml:space="preserve">Power the LM393 with ±5 V. Set the input voltage to a 1 kHz, 5 V amplitude sine wave and run a transient solution with a stop time of 2m </w:t>
+      </w:r>
+      <w:proofErr w:type="gramStart"/>
+      <w:r>
+        <w:rPr>
+          <w:rFonts w:ascii="Times New Roman" w:hAnsi="Times New Roman" w:cs="Times New Roman"/>
+          <w:sz w:val="28"/>
+          <w:szCs w:val="28"/>
+        </w:rPr>
+        <w:t>(.</w:t>
+      </w:r>
+      <w:proofErr w:type="spellStart"/>
+      <w:r>
+        <w:rPr>
+          <w:rFonts w:ascii="Times New Roman" w:hAnsi="Times New Roman" w:cs="Times New Roman"/>
+          <w:sz w:val="28"/>
+          <w:szCs w:val="28"/>
+        </w:rPr>
+        <w:t>tran</w:t>
+      </w:r>
+      <w:proofErr w:type="spellEnd"/>
+      <w:proofErr w:type="gramEnd"/>
+      <w:r>
+        <w:rPr>
+          <w:rFonts w:ascii="Times New Roman" w:hAnsi="Times New Roman" w:cs="Times New Roman"/>
+          <w:sz w:val="28"/>
+          <w:szCs w:val="28"/>
+        </w:rPr>
+        <w:t xml:space="preserve"> 2m). Plot the input voltage and the current through each diode. Save an image of the circuit and the plot.</w:t>
+      </w:r>
+    </w:p>
+    <w:p>
+      <w:pPr>
+        <w:keepNext/>
+        <w:spacing w:before="120" w:line="240" w:lineRule="auto"/>
+        <w:jc w:val="center"/>
+      </w:pPr>
+      <w:r>
+        <w:rPr>
+          <w:rFonts w:ascii="Times New Roman" w:hAnsi="Times New Roman" w:cs="Times New Roman"/>
+          <w:sz w:val="28"/>
+          <w:szCs w:val="28"/>
+        </w:rPr>
+        <w:lastRenderedPageBreak/>
+        <w:drawing>
+          <wp:inline distT="0" distB="0" distL="0" distR="0" wp14:anchorId="21EFA61D" wp14:editId="28E1DFA1">
+            <wp:extent cx="6949440" cy="3907790"/>
+            <wp:effectExtent l="0" t="0" r="3810" b="0"/>
+            <wp:docPr id="862117853" name="Picture 1"/>
+            <wp:cNvGraphicFramePr>
+              <a:graphicFrameLocks xmlns:a="http://schemas.openxmlformats.org/drawingml/2006/main" noChangeAspect="1"/>
+            </wp:cNvGraphicFramePr>
+            <a:graphic xmlns:a="http://schemas.openxmlformats.org/drawingml/2006/main">
+              <a:graphicData uri="http://schemas.openxmlformats.org/drawingml/2006/picture">
+                <pic:pic xmlns:pic="http://schemas.openxmlformats.org/drawingml/2006/picture">
+                  <pic:nvPicPr>
+                    <pic:cNvPr id="862117853" name=""/>
+                    <pic:cNvPicPr/>
+                  </pic:nvPicPr>
+                  <pic:blipFill>
+                    <a:blip r:embed="rId19"/>
+                    <a:stretch>
+                      <a:fillRect/>
+                    </a:stretch>
+                  </pic:blipFill>
+                  <pic:spPr>
+                    <a:xfrm>
+                      <a:off x="0" y="0"/>
+                      <a:ext cx="6949440" cy="3907790"/>
+                    </a:xfrm>
+                    <a:prstGeom prst="rect">
+                      <a:avLst/>
+                    </a:prstGeom>
+                  </pic:spPr>
+                </pic:pic>
+              </a:graphicData>
+            </a:graphic>
+          </wp:inline>
+        </w:drawing>
+      </w:r>
+    </w:p>
+    <w:p>
+      <w:pPr>
+        <w:pStyle w:val="Caption"/>
+        <w:jc w:val="center"/>
+        <w:rPr>
+          <w:rFonts w:cstheme="minorHAnsi"/>
+        </w:rPr>
+      </w:pPr>
+      <w:r>
+        <w:t xml:space="preserve">Screenshot </w:t>
+      </w:r>
+      <w:r>
+        <w:fldChar w:fldCharType="begin"/>
+      </w:r>
+      <w:r>
+        <w:instrText xml:space="preserve"> SEQ Screenshot \* ARABIC </w:instrText>
+      </w:r>
+      <w:r>
+        <w:fldChar w:fldCharType="separate"/>
+      </w:r>
+      <w:r>
+        <w:rPr>
+          <w:noProof/>
+        </w:rPr>
+        <w:t>4</w:t>
+      </w:r>
+      <w:r>
+        <w:fldChar w:fldCharType="end"/>
+      </w:r>
+      <w:r>
+        <w:t xml:space="preserve">: </w:t>
+      </w:r>
+      <w:r>
+        <w:rPr>
+          <w:rFonts w:cstheme="minorHAnsi"/>
+        </w:rPr>
+        <w:t>Circuit</w:t>
+      </w:r>
+      <w:r>
+        <w:rPr>
+          <w:rFonts w:cstheme="minorHAnsi"/>
+        </w:rPr>
+        <w:t xml:space="preserve"> in Figure 7.5. Power the LM393 with ±5 V. Set the input voltage to a 1 kHz, 5 V amplitude sine wave and run a transient solution with a stop time of 2m </w:t>
+      </w:r>
+      <w:proofErr w:type="gramStart"/>
+      <w:r>
+        <w:rPr>
+          <w:rFonts w:cstheme="minorHAnsi"/>
+        </w:rPr>
+        <w:t>(.</w:t>
+      </w:r>
+      <w:proofErr w:type="spellStart"/>
+      <w:r>
+        <w:rPr>
+          <w:rFonts w:cstheme="minorHAnsi"/>
+        </w:rPr>
+        <w:t>tran</w:t>
+      </w:r>
+      <w:proofErr w:type="spellEnd"/>
+      <w:proofErr w:type="gramEnd"/>
+      <w:r>
+        <w:rPr>
+          <w:rFonts w:cstheme="minorHAnsi"/>
+        </w:rPr>
+        <w:t xml:space="preserve"> 2m). Plot the input voltage and the current through each diode.</w:t>
+      </w:r>
+    </w:p>
+    <w:p>
+      <w:pPr>
+        <w:pStyle w:val="ListParagraph"/>
+        <w:numPr>
+          <w:ilvl w:val="0"/>
+          <w:numId w:val="11"/>
+        </w:numPr>
+        <w:spacing w:before="120" w:line="240" w:lineRule="auto"/>
+        <w:rPr>
+          <w:rFonts w:ascii="Times New Roman" w:hAnsi="Times New Roman" w:cs="Times New Roman"/>
+          <w:sz w:val="28"/>
+          <w:szCs w:val="28"/>
+        </w:rPr>
+      </w:pPr>
+      <w:r>
+        <w:rPr>
+          <w:rFonts w:ascii="Times New Roman" w:hAnsi="Times New Roman" w:cs="Times New Roman"/>
+          <w:sz w:val="28"/>
+          <w:szCs w:val="28"/>
+        </w:rPr>
+        <w:t xml:space="preserve">Build the circuit in Figure 7.8. Power the LM393 and TLV272 with ±5 V. Set the input voltage to a 1kHz, 0.1 V amplitude sine wave and run a transient solution with a stop time of 2m. Choose the value for R1, 10k pot, (vary the ‘w’ parameter or just hard code the value) so that the diodes conduct current and illuminate. Plot the input voltage, output of the op amp, positive and negative inputs to the comparator, and the current through both LEDs. (6 items total). Save an image of the circuit and the plots. </w:t>
+      </w:r>
+    </w:p>
+    <w:p>
+      <w:pPr>
+        <w:keepNext/>
+        <w:spacing w:before="120" w:line="240" w:lineRule="auto"/>
+        <w:jc w:val="center"/>
+      </w:pPr>
+      <w:r>
+        <w:rPr>
+          <w:rFonts w:ascii="Times New Roman" w:hAnsi="Times New Roman" w:cs="Times New Roman"/>
+          <w:sz w:val="28"/>
+          <w:szCs w:val="28"/>
+        </w:rPr>
+        <w:lastRenderedPageBreak/>
+        <w:drawing>
+          <wp:inline distT="0" distB="0" distL="0" distR="0" wp14:anchorId="6CACC0C7" wp14:editId="3A6C8A54">
+            <wp:extent cx="5578323" cy="3756986"/>
+            <wp:effectExtent l="0" t="0" r="3810" b="0"/>
+            <wp:docPr id="291957716" name="Picture 1"/>
+            <wp:cNvGraphicFramePr>
+              <a:graphicFrameLocks xmlns:a="http://schemas.openxmlformats.org/drawingml/2006/main" noChangeAspect="1"/>
+            </wp:cNvGraphicFramePr>
+            <a:graphic xmlns:a="http://schemas.openxmlformats.org/drawingml/2006/main">
+              <a:graphicData uri="http://schemas.openxmlformats.org/drawingml/2006/picture">
+                <pic:pic xmlns:pic="http://schemas.openxmlformats.org/drawingml/2006/picture">
+                  <pic:nvPicPr>
+                    <pic:cNvPr id="291957716" name=""/>
+                    <pic:cNvPicPr/>
+                  </pic:nvPicPr>
+                  <pic:blipFill>
+                    <a:blip r:embed="rId20"/>
+                    <a:stretch>
+                      <a:fillRect/>
+                    </a:stretch>
+                  </pic:blipFill>
+                  <pic:spPr>
+                    <a:xfrm>
+                      <a:off x="0" y="0"/>
+                      <a:ext cx="5578323" cy="3756986"/>
+                    </a:xfrm>
+                    <a:prstGeom prst="rect">
+                      <a:avLst/>
+                    </a:prstGeom>
+                  </pic:spPr>
+                </pic:pic>
+              </a:graphicData>
+            </a:graphic>
+          </wp:inline>
+        </w:drawing>
+      </w:r>
+    </w:p>
+    <w:p>
+      <w:pPr>
+        <w:pStyle w:val="Caption"/>
+        <w:jc w:val="center"/>
+      </w:pPr>
+      <w:r>
+        <w:t xml:space="preserve">Figure </w:t>
+      </w:r>
+      <w:r>
+        <w:fldChar w:fldCharType="begin"/>
+      </w:r>
+      <w:r>
+        <w:instrText xml:space="preserve"> SEQ Figure \* ARABIC </w:instrText>
+      </w:r>
+      <w:r>
+        <w:fldChar w:fldCharType="separate"/>
+      </w:r>
+      <w:r>
+        <w:rPr>
+          <w:noProof/>
+        </w:rPr>
+        <w:t>8</w:t>
+      </w:r>
+      <w:r>
+        <w:fldChar w:fldCharType="end"/>
+      </w:r>
+      <w:r>
+        <w:t xml:space="preserve">: </w:t>
+      </w:r>
+      <w:r>
+        <w:t>A variable gain amplifier, R1 is a potentiometer that can be varied, where the output is checked for clipping.</w:t>
+      </w:r>
+    </w:p>
+    <w:p>
+      <w:pPr>
+        <w:pStyle w:val="Caption"/>
+        <w:jc w:val="center"/>
+        <w:rPr>
+          <w:rFonts w:cstheme="minorHAnsi"/>
+        </w:rPr>
+      </w:pPr>
+      <w:r>
+        <w:drawing>
+          <wp:inline distT="0" distB="0" distL="0" distR="0" wp14:anchorId="50E5FAFE" wp14:editId="0706B205">
+            <wp:extent cx="6949440" cy="3907790"/>
+            <wp:effectExtent l="0" t="0" r="3810" b="0"/>
+            <wp:docPr id="23434137" name="Picture 1"/>
+            <wp:cNvGraphicFramePr>
+              <a:graphicFrameLocks xmlns:a="http://schemas.openxmlformats.org/drawingml/2006/main" noChangeAspect="1"/>
+            </wp:cNvGraphicFramePr>
+            <a:graphic xmlns:a="http://schemas.openxmlformats.org/drawingml/2006/main">
+              <a:graphicData uri="http://schemas.openxmlformats.org/drawingml/2006/picture">
+                <pic:pic xmlns:pic="http://schemas.openxmlformats.org/drawingml/2006/picture">
+                  <pic:nvPicPr>
+                    <pic:cNvPr id="23434137" name=""/>
+                    <pic:cNvPicPr/>
+                  </pic:nvPicPr>
+                  <pic:blipFill>
+                    <a:blip r:embed="rId21"/>
+                    <a:stretch>
+                      <a:fillRect/>
+                    </a:stretch>
+                  </pic:blipFill>
+                  <pic:spPr>
+                    <a:xfrm>
+                      <a:off x="0" y="0"/>
+                      <a:ext cx="6949440" cy="3907790"/>
+                    </a:xfrm>
+                    <a:prstGeom prst="rect">
+                      <a:avLst/>
+                    </a:prstGeom>
+                  </pic:spPr>
+                </pic:pic>
+              </a:graphicData>
+            </a:graphic>
+          </wp:inline>
+        </w:drawing>
+      </w:r>
+      <w:r>
+        <w:t xml:space="preserve">Screenshot </w:t>
+      </w:r>
+      <w:r>
+        <w:fldChar w:fldCharType="begin"/>
+      </w:r>
+      <w:r>
+        <w:instrText xml:space="preserve"> SEQ Screenshot \* ARABIC </w:instrText>
+      </w:r>
+      <w:r>
+        <w:fldChar w:fldCharType="separate"/>
+      </w:r>
+      <w:r>
+        <w:rPr>
+          <w:noProof/>
+        </w:rPr>
+        <w:t>5</w:t>
+      </w:r>
+      <w:r>
+        <w:fldChar w:fldCharType="end"/>
+      </w:r>
+      <w:r>
+        <w:t xml:space="preserve">: </w:t>
+      </w:r>
+      <w:r>
+        <w:rPr>
+          <w:rFonts w:cstheme="minorHAnsi"/>
+        </w:rPr>
+        <w:t>Circuit</w:t>
+      </w:r>
+      <w:r>
+        <w:rPr>
+          <w:rFonts w:cstheme="minorHAnsi"/>
+        </w:rPr>
+        <w:t xml:space="preserve"> in Figure 7.8. Power the LM393 and TLV272 with ±5 V. Set the input voltage to a 1kHz, 0.1 V amplitude sine wave and run a transient solution with a stop time of 2m. Plot the input voltage, output of the op amp, positive and negative inputs to the comparator, and the current through both LEDs. </w:t>
+      </w:r>
+    </w:p>
+    <w:p>
+      <w:pPr>
+        <w:pStyle w:val="Heading3"/>
+        <w:numPr>
+          <w:ilvl w:val="2"/>
+          <w:numId w:val="9"/>
+        </w:numPr>
+        <w:spacing w:before="120"/>
+        <w:ind w:left="1152"/>
+        <w:rPr>
+          <w:rFonts w:ascii="Times New Roman" w:hAnsi="Times New Roman" w:cs="Times New Roman"/>
+          <w:b/>
+          <w:bCs/>
+          <w:w w:val="105"/>
+          <w:sz w:val="34"/>
+          <w:szCs w:val="34"/>
+        </w:rPr>
+      </w:pPr>
+      <w:r>
+        <w:rPr>
+          <w:rFonts w:ascii="Times New Roman" w:hAnsi="Times New Roman" w:cs="Times New Roman"/>
+          <w:b/>
+          <w:bCs/>
+          <w:w w:val="105"/>
+          <w:sz w:val="34"/>
+          <w:szCs w:val="34"/>
+        </w:rPr>
+        <w:lastRenderedPageBreak/>
+        <w:t xml:space="preserve"> Breadboard Implementation</w:t>
+      </w:r>
+    </w:p>
+    <w:p>
+      <w:pPr>
+        <w:pStyle w:val="ListParagraph"/>
+        <w:numPr>
+          <w:ilvl w:val="0"/>
+          <w:numId w:val="12"/>
+        </w:numPr>
+        <w:spacing w:before="120" w:line="240" w:lineRule="auto"/>
+        <w:rPr>
+          <w:rFonts w:ascii="Times New Roman" w:hAnsi="Times New Roman" w:cs="Times New Roman"/>
+          <w:sz w:val="28"/>
+          <w:szCs w:val="28"/>
+        </w:rPr>
+      </w:pPr>
+      <w:r>
+        <w:rPr>
+          <w:rFonts w:ascii="Times New Roman" w:hAnsi="Times New Roman" w:cs="Times New Roman"/>
+          <w:sz w:val="28"/>
+          <w:szCs w:val="28"/>
+        </w:rPr>
+        <w:t xml:space="preserve">Read the </w:t>
+      </w:r>
+      <w:hyperlink r:id="rId22" w:anchor="tech-docs" w:history="1">
+        <w:r>
+          <w:rPr>
+            <w:rStyle w:val="Hyperlink"/>
+            <w:rFonts w:ascii="Times New Roman" w:hAnsi="Times New Roman" w:cs="Times New Roman"/>
+            <w:sz w:val="28"/>
+            <w:szCs w:val="28"/>
+          </w:rPr>
+          <w:t>datasheet</w:t>
+        </w:r>
+      </w:hyperlink>
+      <w:r>
+        <w:rPr>
+          <w:rFonts w:ascii="Times New Roman" w:hAnsi="Times New Roman" w:cs="Times New Roman"/>
+          <w:sz w:val="28"/>
+          <w:szCs w:val="28"/>
+        </w:rPr>
+        <w:t xml:space="preserve"> for the LM393, the pinout for the chip is on page 3.</w:t>
+      </w:r>
+    </w:p>
+    <w:p>
+      <w:pPr>
+        <w:pStyle w:val="ListParagraph"/>
+        <w:numPr>
+          <w:ilvl w:val="0"/>
+          <w:numId w:val="12"/>
+        </w:numPr>
+        <w:spacing w:before="120" w:line="240" w:lineRule="auto"/>
+        <w:rPr>
+          <w:rFonts w:ascii="Times New Roman" w:hAnsi="Times New Roman" w:cs="Times New Roman"/>
+          <w:sz w:val="28"/>
+          <w:szCs w:val="28"/>
+        </w:rPr>
+      </w:pPr>
+      <w:r>
+        <w:rPr>
+          <w:rFonts w:ascii="Times New Roman" w:hAnsi="Times New Roman" w:cs="Times New Roman"/>
+          <w:sz w:val="28"/>
+          <w:szCs w:val="28"/>
+        </w:rPr>
+        <w:t>Build the circuit in Figure 7.5 on a breadboard. It is important to note that the pinout for the comparator chip is the same as the op amp. It works differently but should be connected the same as the op amp. This means you should still connect pin 8 to +5V and pin 4 to -5V (not GND) just as you have done with the op amp.</w:t>
+      </w:r>
+    </w:p>
+    <w:p>
+      <w:pPr>
+        <w:pStyle w:val="ListParagraph"/>
+        <w:spacing w:before="120" w:line="240" w:lineRule="auto"/>
+        <w:ind w:left="792"/>
+        <w:rPr>
+          <w:rFonts w:ascii="Times New Roman" w:hAnsi="Times New Roman" w:cs="Times New Roman"/>
+          <w:sz w:val="28"/>
+          <w:szCs w:val="28"/>
+        </w:rPr>
+      </w:pPr>
+    </w:p>
+    <w:p>
+      <w:pPr>
+        <w:pStyle w:val="ListParagraph"/>
+        <w:spacing w:before="120" w:line="240" w:lineRule="auto"/>
+        <w:ind w:left="792"/>
+        <w:rPr>
+          <w:rFonts w:ascii="Times New Roman" w:hAnsi="Times New Roman" w:cs="Times New Roman"/>
+          <w:sz w:val="28"/>
+          <w:szCs w:val="28"/>
+        </w:rPr>
+      </w:pPr>
+      <w:r>
+        <w:rPr>
+          <w:rFonts w:ascii="Times New Roman" w:hAnsi="Times New Roman" w:cs="Times New Roman"/>
+          <w:sz w:val="28"/>
+          <w:szCs w:val="28"/>
+        </w:rPr>
+        <w:t xml:space="preserve">Set the input to a 0.5 Hz, 5 V amplitude sine wave. Use the two red LEDS in your lab kit, they’re bagged separately. The anode for the LEDs is the longer of the two leads. The diodes will illuminate whenever the input voltage is above or below the reference voltage and should appear to blink in turn. Save the circuit to show your lab instructor at the start of lab. </w:t>
+      </w:r>
+    </w:p>
+    <w:p>
+      <w:pPr>
+        <w:pStyle w:val="Heading3"/>
+        <w:numPr>
+          <w:ilvl w:val="2"/>
+          <w:numId w:val="9"/>
+        </w:numPr>
+        <w:spacing w:before="120"/>
+        <w:ind w:left="1152"/>
+        <w:rPr>
+          <w:rFonts w:ascii="Times New Roman" w:hAnsi="Times New Roman" w:cs="Times New Roman"/>
+          <w:b/>
+          <w:bCs/>
+          <w:w w:val="105"/>
+          <w:sz w:val="34"/>
+          <w:szCs w:val="34"/>
+        </w:rPr>
+      </w:pPr>
+      <w:r>
+        <w:rPr>
+          <w:rFonts w:ascii="Times New Roman" w:hAnsi="Times New Roman" w:cs="Times New Roman"/>
+          <w:b/>
+          <w:bCs/>
+          <w:w w:val="105"/>
+          <w:sz w:val="34"/>
+          <w:szCs w:val="34"/>
+        </w:rPr>
+        <w:t xml:space="preserve"> Pre-Lab Checklist</w:t>
+      </w:r>
+    </w:p>
+    <w:p>
+      <w:pPr>
+        <w:spacing w:before="120" w:line="240" w:lineRule="auto"/>
+        <w:ind w:firstLine="432"/>
+        <w:rPr>
+          <w:rFonts w:ascii="Times New Roman" w:hAnsi="Times New Roman" w:cs="Times New Roman"/>
+          <w:sz w:val="28"/>
+          <w:szCs w:val="28"/>
+        </w:rPr>
+      </w:pPr>
+      <w:r>
+        <w:rPr>
+          <w:rFonts w:ascii="Times New Roman" w:hAnsi="Times New Roman" w:cs="Times New Roman"/>
+          <w:sz w:val="28"/>
+          <w:szCs w:val="28"/>
+        </w:rPr>
+        <w:t xml:space="preserve">The following must be completed at the start of lab. </w:t>
+      </w:r>
+    </w:p>
+    <w:p>
+      <w:pPr>
+        <w:pStyle w:val="ListParagraph"/>
+        <w:numPr>
+          <w:ilvl w:val="0"/>
+          <w:numId w:val="13"/>
+        </w:numPr>
+        <w:spacing w:before="120" w:line="240" w:lineRule="auto"/>
+        <w:rPr>
+          <w:rFonts w:ascii="Times New Roman" w:hAnsi="Times New Roman" w:cs="Times New Roman"/>
+          <w:sz w:val="28"/>
+          <w:szCs w:val="28"/>
+        </w:rPr>
+      </w:pPr>
+      <w:r>
+        <w:rPr>
+          <w:rFonts w:ascii="Times New Roman" w:hAnsi="Times New Roman" w:cs="Times New Roman"/>
+          <w:sz w:val="28"/>
+          <w:szCs w:val="28"/>
+        </w:rPr>
+        <w:t>Section 8.5.1</w:t>
+      </w:r>
+    </w:p>
+    <w:p>
+      <w:pPr>
+        <w:pStyle w:val="ListParagraph"/>
+        <w:numPr>
+          <w:ilvl w:val="1"/>
+          <w:numId w:val="13"/>
+        </w:numPr>
+        <w:spacing w:before="120" w:line="240" w:lineRule="auto"/>
+        <w:rPr>
+          <w:rFonts w:ascii="Times New Roman" w:hAnsi="Times New Roman" w:cs="Times New Roman"/>
+          <w:sz w:val="28"/>
+          <w:szCs w:val="28"/>
+        </w:rPr>
+      </w:pPr>
+      <w:r>
+        <w:rPr>
+          <w:rFonts w:ascii="Times New Roman" w:hAnsi="Times New Roman" w:cs="Times New Roman"/>
+          <w:sz w:val="28"/>
+          <w:szCs w:val="28"/>
+        </w:rPr>
+        <w:t>Item 1: Half-wave rectifier, image of the circuit and the plot of the input and output voltage.</w:t>
+      </w:r>
+    </w:p>
+    <w:p>
+      <w:pPr>
+        <w:pStyle w:val="ListParagraph"/>
+        <w:numPr>
+          <w:ilvl w:val="1"/>
+          <w:numId w:val="13"/>
+        </w:numPr>
+        <w:spacing w:before="120" w:line="240" w:lineRule="auto"/>
+        <w:rPr>
+          <w:rFonts w:ascii="Times New Roman" w:hAnsi="Times New Roman" w:cs="Times New Roman"/>
+          <w:sz w:val="28"/>
+          <w:szCs w:val="28"/>
+        </w:rPr>
+      </w:pPr>
+      <w:r>
+        <w:rPr>
+          <w:rFonts w:ascii="Times New Roman" w:hAnsi="Times New Roman" w:cs="Times New Roman"/>
+          <w:sz w:val="28"/>
+          <w:szCs w:val="28"/>
+        </w:rPr>
+        <w:t>Item 2: Half-wave rectifier with output smoothing, image of the circuit and the plot of the input and output voltage.</w:t>
+      </w:r>
+    </w:p>
+    <w:p>
+      <w:pPr>
+        <w:pStyle w:val="ListParagraph"/>
+        <w:numPr>
+          <w:ilvl w:val="1"/>
+          <w:numId w:val="13"/>
+        </w:numPr>
+        <w:spacing w:before="120" w:line="240" w:lineRule="auto"/>
+        <w:rPr>
+          <w:rFonts w:ascii="Times New Roman" w:hAnsi="Times New Roman" w:cs="Times New Roman"/>
+          <w:sz w:val="28"/>
+          <w:szCs w:val="28"/>
+        </w:rPr>
+      </w:pPr>
+      <w:r>
+        <w:rPr>
+          <w:rFonts w:ascii="Times New Roman" w:hAnsi="Times New Roman" w:cs="Times New Roman"/>
+          <w:sz w:val="28"/>
+          <w:szCs w:val="28"/>
+        </w:rPr>
+        <w:t>Item 3: Full-wave rectifier, image of the circuit and plot of the input and output voltage.</w:t>
+      </w:r>
+    </w:p>
+    <w:p>
+      <w:pPr>
+        <w:pStyle w:val="ListParagraph"/>
+        <w:numPr>
+          <w:ilvl w:val="1"/>
+          <w:numId w:val="13"/>
+        </w:numPr>
+        <w:spacing w:before="120" w:line="240" w:lineRule="auto"/>
+        <w:rPr>
+          <w:rFonts w:ascii="Times New Roman" w:hAnsi="Times New Roman" w:cs="Times New Roman"/>
+          <w:sz w:val="28"/>
+          <w:szCs w:val="28"/>
+        </w:rPr>
+      </w:pPr>
+      <w:r>
+        <w:rPr>
+          <w:rFonts w:ascii="Times New Roman" w:hAnsi="Times New Roman" w:cs="Times New Roman"/>
+          <w:sz w:val="28"/>
+          <w:szCs w:val="28"/>
+        </w:rPr>
+        <w:t>Item 4: Clipping circuit, image of the circuit and the plot.</w:t>
+      </w:r>
+    </w:p>
+    <w:p>
+      <w:pPr>
+        <w:pStyle w:val="ListParagraph"/>
+        <w:numPr>
+          <w:ilvl w:val="1"/>
+          <w:numId w:val="13"/>
+        </w:numPr>
+        <w:spacing w:before="120" w:line="240" w:lineRule="auto"/>
+        <w:rPr>
+          <w:rFonts w:ascii="Times New Roman" w:hAnsi="Times New Roman" w:cs="Times New Roman"/>
+          <w:sz w:val="28"/>
+          <w:szCs w:val="28"/>
+        </w:rPr>
+      </w:pPr>
+      <w:r>
+        <w:rPr>
+          <w:rFonts w:ascii="Times New Roman" w:hAnsi="Times New Roman" w:cs="Times New Roman"/>
+          <w:sz w:val="28"/>
+          <w:szCs w:val="28"/>
+        </w:rPr>
+        <w:t>Item 5: Variable gain amplifier with clip detector, image of the circuit and the plot.</w:t>
+      </w:r>
+    </w:p>
+    <w:p>
+      <w:pPr>
+        <w:pStyle w:val="ListParagraph"/>
+        <w:numPr>
+          <w:ilvl w:val="0"/>
+          <w:numId w:val="13"/>
+        </w:numPr>
+        <w:spacing w:before="120" w:line="240" w:lineRule="auto"/>
+        <w:rPr>
+          <w:rFonts w:ascii="Times New Roman" w:hAnsi="Times New Roman" w:cs="Times New Roman"/>
+          <w:sz w:val="28"/>
+          <w:szCs w:val="28"/>
+        </w:rPr>
+      </w:pPr>
+      <w:r>
+        <w:rPr>
+          <w:rFonts w:ascii="Times New Roman" w:hAnsi="Times New Roman" w:cs="Times New Roman"/>
+          <w:sz w:val="28"/>
+          <w:szCs w:val="28"/>
+        </w:rPr>
+        <w:t>Section 8.5.2</w:t>
+      </w:r>
+    </w:p>
+    <w:p>
+      <w:pPr>
+        <w:pStyle w:val="ListParagraph"/>
+        <w:numPr>
+          <w:ilvl w:val="1"/>
+          <w:numId w:val="13"/>
+        </w:numPr>
+        <w:spacing w:before="120" w:line="240" w:lineRule="auto"/>
+        <w:rPr>
+          <w:rFonts w:ascii="Times New Roman" w:hAnsi="Times New Roman" w:cs="Times New Roman"/>
+          <w:sz w:val="28"/>
+          <w:szCs w:val="28"/>
+        </w:rPr>
+      </w:pPr>
+      <w:r>
+        <w:rPr>
+          <w:rFonts w:ascii="Times New Roman" w:hAnsi="Times New Roman" w:cs="Times New Roman"/>
+          <w:sz w:val="28"/>
+          <w:szCs w:val="28"/>
+        </w:rPr>
+        <w:t xml:space="preserve">Item 2: Operational clipping circuit demo. </w:t>
+      </w:r>
+    </w:p>
+    <w:p>
+      <w:pPr>
+        <w:pStyle w:val="Heading3"/>
+        <w:numPr>
+          <w:ilvl w:val="2"/>
+          <w:numId w:val="9"/>
+        </w:numPr>
+        <w:spacing w:before="120"/>
+        <w:ind w:left="1152"/>
+        <w:rPr>
+          <w:rFonts w:ascii="Times New Roman" w:hAnsi="Times New Roman" w:cs="Times New Roman"/>
+          <w:b/>
+          <w:bCs/>
+          <w:w w:val="105"/>
+          <w:sz w:val="34"/>
+          <w:szCs w:val="34"/>
+        </w:rPr>
+      </w:pPr>
+      <w:r>
+        <w:rPr>
+          <w:rFonts w:ascii="Times New Roman" w:hAnsi="Times New Roman" w:cs="Times New Roman"/>
+          <w:b/>
+          <w:bCs/>
+          <w:w w:val="105"/>
+          <w:sz w:val="34"/>
+          <w:szCs w:val="34"/>
+        </w:rPr>
+        <w:t xml:space="preserve"> Breadboard Implementation</w:t>
+      </w:r>
+    </w:p>
+    <w:p>
+      <w:pPr>
+        <w:pStyle w:val="ListParagraph"/>
+        <w:numPr>
+          <w:ilvl w:val="0"/>
+          <w:numId w:val="14"/>
+        </w:numPr>
+        <w:spacing w:before="120" w:line="240" w:lineRule="auto"/>
+        <w:rPr>
+          <w:rFonts w:ascii="Times New Roman" w:hAnsi="Times New Roman" w:cs="Times New Roman"/>
+          <w:sz w:val="28"/>
+          <w:szCs w:val="28"/>
+        </w:rPr>
+      </w:pPr>
+      <w:r>
+        <w:rPr>
+          <w:rFonts w:ascii="Times New Roman" w:hAnsi="Times New Roman" w:cs="Times New Roman"/>
+          <w:sz w:val="28"/>
+          <w:szCs w:val="28"/>
+        </w:rPr>
+        <w:t>Plot the input voltage and the voltage at the output of either comparator, Figure 7.5, on the o-scope and save an image of the display.</w:t>
+      </w:r>
+    </w:p>
+    <w:p>
+      <w:pPr>
+        <w:pStyle w:val="ListParagraph"/>
+        <w:numPr>
+          <w:ilvl w:val="0"/>
+          <w:numId w:val="14"/>
+        </w:numPr>
+        <w:spacing w:before="120" w:line="240" w:lineRule="auto"/>
+        <w:rPr>
+          <w:rFonts w:ascii="Times New Roman" w:hAnsi="Times New Roman" w:cs="Times New Roman"/>
+          <w:sz w:val="28"/>
+          <w:szCs w:val="28"/>
+        </w:rPr>
+      </w:pPr>
+      <w:r>
+        <w:rPr>
+          <w:rFonts w:ascii="Times New Roman" w:hAnsi="Times New Roman" w:cs="Times New Roman"/>
+          <w:sz w:val="28"/>
+          <w:szCs w:val="28"/>
+        </w:rPr>
+        <w:t>Build the circuit from Section 8.5.1 - Item 1. Plot the input and output on the o-scope and save an image of the display.</w:t>
+      </w:r>
+    </w:p>
+    <w:p>
+      <w:pPr>
+        <w:pStyle w:val="ListParagraph"/>
+        <w:numPr>
+          <w:ilvl w:val="0"/>
+          <w:numId w:val="14"/>
+        </w:numPr>
+        <w:spacing w:before="120" w:line="240" w:lineRule="auto"/>
+        <w:rPr>
+          <w:rFonts w:ascii="Times New Roman" w:hAnsi="Times New Roman" w:cs="Times New Roman"/>
+          <w:sz w:val="28"/>
+          <w:szCs w:val="28"/>
+        </w:rPr>
+      </w:pPr>
+      <w:r>
+        <w:rPr>
+          <w:rFonts w:ascii="Times New Roman" w:hAnsi="Times New Roman" w:cs="Times New Roman"/>
+          <w:sz w:val="28"/>
+          <w:szCs w:val="28"/>
+        </w:rPr>
+        <w:t xml:space="preserve">Build two versions of the circuit from Subsection 8.5.1 - Item 2, one with where the 8 capacitance is 0.1 </w:t>
+      </w:r>
+      <w:proofErr w:type="spellStart"/>
+      <w:r>
+        <w:rPr>
+          <w:rFonts w:ascii="Times New Roman" w:hAnsi="Times New Roman" w:cs="Times New Roman"/>
+          <w:sz w:val="28"/>
+          <w:szCs w:val="28"/>
+        </w:rPr>
+        <w:t>uF</w:t>
+      </w:r>
+      <w:proofErr w:type="spellEnd"/>
+      <w:r>
+        <w:rPr>
+          <w:rFonts w:ascii="Times New Roman" w:hAnsi="Times New Roman" w:cs="Times New Roman"/>
+          <w:sz w:val="28"/>
+          <w:szCs w:val="28"/>
+        </w:rPr>
+        <w:t xml:space="preserve"> and the other is 0.01 </w:t>
+      </w:r>
+      <w:proofErr w:type="spellStart"/>
+      <w:r>
+        <w:rPr>
+          <w:rFonts w:ascii="Times New Roman" w:hAnsi="Times New Roman" w:cs="Times New Roman"/>
+          <w:sz w:val="28"/>
+          <w:szCs w:val="28"/>
+        </w:rPr>
+        <w:t>uF</w:t>
+      </w:r>
+      <w:proofErr w:type="spellEnd"/>
+      <w:r>
+        <w:rPr>
+          <w:rFonts w:ascii="Times New Roman" w:hAnsi="Times New Roman" w:cs="Times New Roman"/>
+          <w:sz w:val="28"/>
+          <w:szCs w:val="28"/>
+        </w:rPr>
+        <w:t xml:space="preserve">. Plot the outputs of both circuits on the </w:t>
+      </w:r>
+      <w:proofErr w:type="spellStart"/>
+      <w:r>
+        <w:rPr>
+          <w:rFonts w:ascii="Times New Roman" w:hAnsi="Times New Roman" w:cs="Times New Roman"/>
+          <w:sz w:val="28"/>
+          <w:szCs w:val="28"/>
+        </w:rPr>
+        <w:t>oscope</w:t>
+      </w:r>
+      <w:proofErr w:type="spellEnd"/>
+      <w:r>
+        <w:rPr>
+          <w:rFonts w:ascii="Times New Roman" w:hAnsi="Times New Roman" w:cs="Times New Roman"/>
+          <w:sz w:val="28"/>
+          <w:szCs w:val="28"/>
+        </w:rPr>
+        <w:t xml:space="preserve"> and save an image of the display.</w:t>
+      </w:r>
+    </w:p>
+    <w:p>
+      <w:pPr>
+        <w:pStyle w:val="ListParagraph"/>
+        <w:numPr>
+          <w:ilvl w:val="0"/>
+          <w:numId w:val="14"/>
+        </w:numPr>
+        <w:spacing w:before="120" w:line="240" w:lineRule="auto"/>
+        <w:rPr>
+          <w:rFonts w:ascii="Times New Roman" w:hAnsi="Times New Roman" w:cs="Times New Roman"/>
+          <w:sz w:val="28"/>
+          <w:szCs w:val="28"/>
+        </w:rPr>
+      </w:pPr>
+      <w:r>
+        <w:rPr>
+          <w:rFonts w:ascii="Times New Roman" w:hAnsi="Times New Roman" w:cs="Times New Roman"/>
+          <w:sz w:val="28"/>
+          <w:szCs w:val="28"/>
+        </w:rPr>
+        <w:t xml:space="preserve">Implement the full-bridge circuit from Subsection 8.5.1 - Item 3. Set </w:t>
+      </w:r>
+      <w:proofErr w:type="spellStart"/>
+      <w:r>
+        <w:rPr>
+          <w:rFonts w:ascii="Times New Roman" w:hAnsi="Times New Roman" w:cs="Times New Roman"/>
+          <w:sz w:val="28"/>
+          <w:szCs w:val="28"/>
+        </w:rPr>
+        <w:t>Wavegen</w:t>
+      </w:r>
+      <w:proofErr w:type="spellEnd"/>
+      <w:r>
+        <w:rPr>
+          <w:rFonts w:ascii="Times New Roman" w:hAnsi="Times New Roman" w:cs="Times New Roman"/>
+          <w:sz w:val="28"/>
+          <w:szCs w:val="28"/>
+        </w:rPr>
+        <w:t xml:space="preserve"> 1 to a 200 Hz, 5 V amplitude sine wave. When measuring the output, connect Scope 2+ to </w:t>
+      </w:r>
+      <w:proofErr w:type="spellStart"/>
+      <w:r>
+        <w:rPr>
+          <w:rFonts w:ascii="Times New Roman" w:hAnsi="Times New Roman" w:cs="Times New Roman"/>
+          <w:sz w:val="28"/>
+          <w:szCs w:val="28"/>
+        </w:rPr>
+        <w:t>Vout</w:t>
+      </w:r>
+      <w:proofErr w:type="spellEnd"/>
+      <w:r>
+        <w:rPr>
+          <w:rFonts w:ascii="Times New Roman" w:hAnsi="Times New Roman" w:cs="Times New Roman"/>
+          <w:sz w:val="28"/>
+          <w:szCs w:val="28"/>
+        </w:rPr>
+        <w:t xml:space="preserve">+ and Scope 2- to </w:t>
+      </w:r>
+      <w:proofErr w:type="spellStart"/>
+      <w:r>
+        <w:rPr>
+          <w:rFonts w:ascii="Times New Roman" w:hAnsi="Times New Roman" w:cs="Times New Roman"/>
+          <w:sz w:val="28"/>
+          <w:szCs w:val="28"/>
+        </w:rPr>
+        <w:t>Vout</w:t>
+      </w:r>
+      <w:proofErr w:type="spellEnd"/>
+      <w:r>
+        <w:rPr>
+          <w:rFonts w:ascii="Times New Roman" w:hAnsi="Times New Roman" w:cs="Times New Roman"/>
+          <w:sz w:val="28"/>
+          <w:szCs w:val="28"/>
+        </w:rPr>
+        <w:t xml:space="preserve">- to get the differential signal. Plot the outputs of both circuits on the </w:t>
+      </w:r>
+      <w:proofErr w:type="spellStart"/>
+      <w:r>
+        <w:rPr>
+          <w:rFonts w:ascii="Times New Roman" w:hAnsi="Times New Roman" w:cs="Times New Roman"/>
+          <w:sz w:val="28"/>
+          <w:szCs w:val="28"/>
+        </w:rPr>
+        <w:t>oscope</w:t>
+      </w:r>
+      <w:proofErr w:type="spellEnd"/>
+      <w:r>
+        <w:rPr>
+          <w:rFonts w:ascii="Times New Roman" w:hAnsi="Times New Roman" w:cs="Times New Roman"/>
+          <w:sz w:val="28"/>
+          <w:szCs w:val="28"/>
+        </w:rPr>
+        <w:t xml:space="preserve"> and save an image of the display.</w:t>
+      </w:r>
+    </w:p>
+    <w:p>
+      <w:pPr>
+        <w:pStyle w:val="ListParagraph"/>
+        <w:numPr>
+          <w:ilvl w:val="0"/>
+          <w:numId w:val="14"/>
+        </w:numPr>
+        <w:spacing w:before="120" w:line="240" w:lineRule="auto"/>
+        <w:rPr>
+          <w:rFonts w:ascii="Times New Roman" w:hAnsi="Times New Roman" w:cs="Times New Roman"/>
+          <w:sz w:val="28"/>
+          <w:szCs w:val="28"/>
+        </w:rPr>
+      </w:pPr>
+      <w:r>
+        <w:rPr>
+          <w:rFonts w:ascii="Times New Roman" w:hAnsi="Times New Roman" w:cs="Times New Roman"/>
+          <w:sz w:val="28"/>
+          <w:szCs w:val="28"/>
+        </w:rPr>
+        <w:lastRenderedPageBreak/>
+        <w:t xml:space="preserve">Build the circuit from Subsection 8.5.1 - Item 5. Set the input to a 0.5 Hz, 0.1 V amplitude sine wave. Vary the potentiometer, increase the gain, so that the LEDs illuminate when the op amp output is greater than the reference voltages. Plot the output of the gain amplifier and the output of either comparator on the o-scope and save an image of the display. </w:t>
+      </w:r>
+    </w:p>
+    <w:p>
+      <w:pPr>
+        <w:pStyle w:val="Heading3"/>
+        <w:numPr>
+          <w:ilvl w:val="1"/>
+          <w:numId w:val="9"/>
+        </w:numPr>
+        <w:spacing w:before="120"/>
+        <w:rPr>
+          <w:rFonts w:ascii="Times New Roman" w:hAnsi="Times New Roman" w:cs="Times New Roman"/>
+          <w:b/>
+          <w:bCs/>
+          <w:w w:val="105"/>
+          <w:sz w:val="34"/>
+          <w:szCs w:val="34"/>
+        </w:rPr>
+      </w:pPr>
+      <w:r>
+        <w:rPr>
+          <w:rFonts w:ascii="Times New Roman" w:hAnsi="Times New Roman" w:cs="Times New Roman"/>
+          <w:b/>
+          <w:bCs/>
+          <w:w w:val="105"/>
+          <w:sz w:val="34"/>
+          <w:szCs w:val="34"/>
+        </w:rPr>
+        <w:t>Write Up</w:t>
+      </w:r>
+    </w:p>
+    <w:p>
+      <w:pPr>
+        <w:spacing w:line="259" w:lineRule="auto"/>
+        <w:rPr>
+          <w:rFonts w:ascii="Times New Roman" w:hAnsi="Times New Roman" w:cs="Times New Roman"/>
+          <w:b/>
+          <w:bCs/>
+          <w:sz w:val="28"/>
+          <w:szCs w:val="28"/>
+        </w:rPr>
+      </w:pPr>
+      <w:r>
+        <w:rPr>
+          <w:rFonts w:ascii="Times New Roman" w:hAnsi="Times New Roman" w:cs="Times New Roman"/>
+          <w:b/>
+          <w:bCs/>
+          <w:sz w:val="28"/>
+          <w:szCs w:val="28"/>
+        </w:rPr>
+        <w:t xml:space="preserve">Discussion Question: </w:t>
+      </w:r>
+    </w:p>
+    <w:p>
+      <w:pPr>
+        <w:spacing w:before="120" w:line="240" w:lineRule="auto"/>
+        <w:rPr>
+          <w:rFonts w:ascii="Times New Roman" w:hAnsi="Times New Roman" w:cs="Times New Roman"/>
+          <w:sz w:val="28"/>
+          <w:szCs w:val="28"/>
+        </w:rPr>
+      </w:pPr>
+      <w:r>
+        <w:rPr>
+          <w:rFonts w:ascii="Times New Roman" w:hAnsi="Times New Roman" w:cs="Times New Roman"/>
+          <w:sz w:val="28"/>
+          <w:szCs w:val="28"/>
+        </w:rPr>
+        <w:t xml:space="preserve">Discuss the functionality and operation of each circuit built in lab, include your captured waveforms and corresponding </w:t>
+      </w:r>
+      <w:proofErr w:type="spellStart"/>
+      <w:r>
+        <w:rPr>
+          <w:rFonts w:ascii="Times New Roman" w:hAnsi="Times New Roman" w:cs="Times New Roman"/>
+          <w:sz w:val="28"/>
+          <w:szCs w:val="28"/>
+        </w:rPr>
+        <w:t>LTspice</w:t>
+      </w:r>
+      <w:proofErr w:type="spellEnd"/>
+      <w:r>
+        <w:rPr>
+          <w:rFonts w:ascii="Times New Roman" w:hAnsi="Times New Roman" w:cs="Times New Roman"/>
+          <w:sz w:val="28"/>
+          <w:szCs w:val="28"/>
+        </w:rPr>
+        <w:t xml:space="preserve"> schematics. By this point, you have worked with both op amps and comparators. Compare their similarities and differences. When would you choose an op amp over a comparator, and vice versa, based on application?</w:t>
       </w:r>
     </w:p>
     <w:p>
@@ -1307,17 +3685,14 @@
           <w:sz w:val="24"/>
         </w:rPr>
       </w:pPr>
-    </w:p>
-    <w:p>
-      <w:pPr>
-        <w:spacing w:line="259" w:lineRule="auto"/>
-        <w:rPr>
-          <w:rFonts w:ascii="Times New Roman" w:hAnsi="Times New Roman" w:cs="Times New Roman"/>
-          <w:b/>
-          <w:bCs/>
-          <w:sz w:val="24"/>
-        </w:rPr>
-      </w:pPr>
+      <w:r>
+        <w:rPr>
+          <w:rFonts w:ascii="Times New Roman" w:hAnsi="Times New Roman" w:cs="Times New Roman"/>
+          <w:sz w:val="28"/>
+          <w:szCs w:val="28"/>
+        </w:rPr>
+        <w:t>Refer back to the clipping detection circuit in Figure 7.5. For the final project, you will be asked to design a circuit where one LED turns on when the input voltage exceeds 1 V and the other LED turns on when the input voltage exceeds 4 V to indicate clipping. Calculate the resistor values needed to set the correct reference voltages using either ± 5 V supply or +5 V and GND supply for the three-resistor ladder. You do not need to get exactly 1 V and 4 V, get as close as you can only using 3 resistors. Explain your reasoning.</w:t>
+      </w:r>
     </w:p>
     <w:p>
       <w:pPr>
@@ -1349,6 +3724,7 @@
           <w:szCs w:val="24"/>
         </w:rPr>
       </w:pPr>
+      <w:proofErr w:type="spellStart"/>
       <w:r>
         <w:rPr>
           <w:rStyle w:val="Strong"/>
@@ -1357,86 +3733,14 @@
           <w:bCs w:val="0"/>
           <w:sz w:val="24"/>
           <w:szCs w:val="24"/>
-          <w:highlight w:val="yellow"/>
-        </w:rPr>
-        <w:t>This should be 2 to 4 sentences</w:t>
-      </w:r>
-      <w:r>
-        <w:rPr>
-          <w:rStyle w:val="Strong"/>
-          <w:rFonts w:ascii="Times New Roman" w:hAnsi="Times New Roman" w:cs="Times New Roman"/>
-          <w:b w:val="0"/>
-          <w:bCs w:val="0"/>
-          <w:sz w:val="24"/>
-          <w:szCs w:val="24"/>
-          <w:highlight w:val="yellow"/>
-        </w:rPr>
-        <w:t xml:space="preserve">, for the write up only </w:t>
-      </w:r>
-      <w:r>
-        <w:rPr>
-          <w:rStyle w:val="Strong"/>
-          <w:rFonts w:ascii="Times New Roman" w:hAnsi="Times New Roman" w:cs="Times New Roman"/>
-          <w:b w:val="0"/>
-          <w:bCs w:val="0"/>
-          <w:sz w:val="24"/>
-          <w:szCs w:val="24"/>
-          <w:highlight w:val="yellow"/>
-        </w:rPr>
-        <w:t xml:space="preserve">explaining overall what you specifically </w:t>
-      </w:r>
-      <w:r>
-        <w:rPr>
-          <w:rStyle w:val="Strong"/>
-          <w:rFonts w:ascii="Times New Roman" w:hAnsi="Times New Roman" w:cs="Times New Roman"/>
-          <w:b w:val="0"/>
-          <w:bCs w:val="0"/>
-          <w:sz w:val="24"/>
-          <w:szCs w:val="24"/>
-          <w:highlight w:val="yellow"/>
-        </w:rPr>
-        <w:t>carried out</w:t>
-      </w:r>
-      <w:r>
-        <w:rPr>
-          <w:rStyle w:val="Strong"/>
-          <w:rFonts w:ascii="Times New Roman" w:hAnsi="Times New Roman" w:cs="Times New Roman"/>
-          <w:b w:val="0"/>
-          <w:bCs w:val="0"/>
-          <w:sz w:val="24"/>
-          <w:szCs w:val="24"/>
-          <w:highlight w:val="yellow"/>
-        </w:rPr>
-        <w:t xml:space="preserve"> in this </w:t>
-      </w:r>
-      <w:r>
-        <w:rPr>
-          <w:rStyle w:val="Strong"/>
-          <w:rFonts w:ascii="Times New Roman" w:hAnsi="Times New Roman" w:cs="Times New Roman"/>
-          <w:b w:val="0"/>
-          <w:bCs w:val="0"/>
-          <w:sz w:val="24"/>
-          <w:szCs w:val="24"/>
-          <w:highlight w:val="yellow"/>
-        </w:rPr>
-        <w:t>lab</w:t>
-      </w:r>
-      <w:r>
-        <w:rPr>
-          <w:rStyle w:val="Strong"/>
-          <w:rFonts w:ascii="Times New Roman" w:hAnsi="Times New Roman" w:cs="Times New Roman"/>
-          <w:b w:val="0"/>
-          <w:bCs w:val="0"/>
-          <w:sz w:val="24"/>
-          <w:szCs w:val="24"/>
-          <w:highlight w:val="yellow"/>
-        </w:rPr>
-        <w:t>.</w:t>
-      </w:r>
+        </w:rPr>
+        <w:t>kdk</w:t>
+      </w:r>
+      <w:proofErr w:type="spellEnd"/>
     </w:p>
     <w:sectPr>
-      <w:headerReference w:type="default" r:id="rId9"/>
-      <w:headerReference w:type="first" r:id="rId10"/>
+      <w:headerReference w:type="default" r:id="rId23"/>
+      <w:headerReference w:type="first" r:id="rId24"/>
       <w:pgSz w:w="12240" w:h="15840"/>
       <w:pgMar w:top="576" w:right="648" w:bottom="806" w:left="648" w:header="288" w:footer="144" w:gutter="0"/>
       <w:cols w:space="720"/>
@@ -1929,7 +4233,7 @@
         <w:sz w:val="20"/>
         <w:szCs w:val="20"/>
       </w:rPr>
-      <w:t>October 13, 2026</w:t>
+      <w:t>October 13, 2</w:t>
     </w:r>
   </w:p>
 </w:hdr>
@@ -2372,6 +4676,119 @@
     </w:lvl>
   </w:abstractNum>
   <w:abstractNum w:abstractNumId="1" w15:restartNumberingAfterBreak="0">
+    <w:nsid w:val="04737207"/>
+    <w:multiLevelType w:val="hybridMultilevel"/>
+    <w:tmpl w:val="6AFA8F92"/>
+    <w:lvl w:ilvl="0" w:tplc="04090001">
+      <w:start w:val="1"/>
+      <w:numFmt w:val="bullet"/>
+      <w:lvlText w:val=""/>
+      <w:lvlJc w:val="left"/>
+      <w:pPr>
+        <w:ind w:left="720" w:hanging="360"/>
+      </w:pPr>
+      <w:rPr>
+        <w:rFonts w:ascii="Symbol" w:hAnsi="Symbol" w:hint="default"/>
+      </w:rPr>
+    </w:lvl>
+    <w:lvl w:ilvl="1" w:tplc="04090003" w:tentative="1">
+      <w:start w:val="1"/>
+      <w:numFmt w:val="bullet"/>
+      <w:lvlText w:val="o"/>
+      <w:lvlJc w:val="left"/>
+      <w:pPr>
+        <w:ind w:left="1440" w:hanging="360"/>
+      </w:pPr>
+      <w:rPr>
+        <w:rFonts w:ascii="Courier New" w:hAnsi="Courier New" w:cs="Courier New" w:hint="default"/>
+      </w:rPr>
+    </w:lvl>
+    <w:lvl w:ilvl="2" w:tplc="04090005" w:tentative="1">
+      <w:start w:val="1"/>
+      <w:numFmt w:val="bullet"/>
+      <w:lvlText w:val=""/>
+      <w:lvlJc w:val="left"/>
+      <w:pPr>
+        <w:ind w:left="2160" w:hanging="360"/>
+      </w:pPr>
+      <w:rPr>
+        <w:rFonts w:ascii="Wingdings" w:hAnsi="Wingdings" w:hint="default"/>
+      </w:rPr>
+    </w:lvl>
+    <w:lvl w:ilvl="3" w:tplc="04090001" w:tentative="1">
+      <w:start w:val="1"/>
+      <w:numFmt w:val="bullet"/>
+      <w:lvlText w:val=""/>
+      <w:lvlJc w:val="left"/>
+      <w:pPr>
+        <w:ind w:left="2880" w:hanging="360"/>
+      </w:pPr>
+      <w:rPr>
+        <w:rFonts w:ascii="Symbol" w:hAnsi="Symbol" w:hint="default"/>
+      </w:rPr>
+    </w:lvl>
+    <w:lvl w:ilvl="4" w:tplc="04090003" w:tentative="1">
+      <w:start w:val="1"/>
+      <w:numFmt w:val="bullet"/>
+      <w:lvlText w:val="o"/>
+      <w:lvlJc w:val="left"/>
+      <w:pPr>
+        <w:ind w:left="3600" w:hanging="360"/>
+      </w:pPr>
+      <w:rPr>
+        <w:rFonts w:ascii="Courier New" w:hAnsi="Courier New" w:cs="Courier New" w:hint="default"/>
+      </w:rPr>
+    </w:lvl>
+    <w:lvl w:ilvl="5" w:tplc="04090005" w:tentative="1">
+      <w:start w:val="1"/>
+      <w:numFmt w:val="bullet"/>
+      <w:lvlText w:val=""/>
+      <w:lvlJc w:val="left"/>
+      <w:pPr>
+        <w:ind w:left="4320" w:hanging="360"/>
+      </w:pPr>
+      <w:rPr>
+        <w:rFonts w:ascii="Wingdings" w:hAnsi="Wingdings" w:hint="default"/>
+      </w:rPr>
+    </w:lvl>
+    <w:lvl w:ilvl="6" w:tplc="04090001" w:tentative="1">
+      <w:start w:val="1"/>
+      <w:numFmt w:val="bullet"/>
+      <w:lvlText w:val=""/>
+      <w:lvlJc w:val="left"/>
+      <w:pPr>
+        <w:ind w:left="5040" w:hanging="360"/>
+      </w:pPr>
+      <w:rPr>
+        <w:rFonts w:ascii="Symbol" w:hAnsi="Symbol" w:hint="default"/>
+      </w:rPr>
+    </w:lvl>
+    <w:lvl w:ilvl="7" w:tplc="04090003" w:tentative="1">
+      <w:start w:val="1"/>
+      <w:numFmt w:val="bullet"/>
+      <w:lvlText w:val="o"/>
+      <w:lvlJc w:val="left"/>
+      <w:pPr>
+        <w:ind w:left="5760" w:hanging="360"/>
+      </w:pPr>
+      <w:rPr>
+        <w:rFonts w:ascii="Courier New" w:hAnsi="Courier New" w:cs="Courier New" w:hint="default"/>
+      </w:rPr>
+    </w:lvl>
+    <w:lvl w:ilvl="8" w:tplc="04090005" w:tentative="1">
+      <w:start w:val="1"/>
+      <w:numFmt w:val="bullet"/>
+      <w:lvlText w:val=""/>
+      <w:lvlJc w:val="left"/>
+      <w:pPr>
+        <w:ind w:left="6480" w:hanging="360"/>
+      </w:pPr>
+      <w:rPr>
+        <w:rFonts w:ascii="Wingdings" w:hAnsi="Wingdings" w:hint="default"/>
+      </w:rPr>
+    </w:lvl>
+  </w:abstractNum>
+  <w:abstractNum w:abstractNumId="2" w15:restartNumberingAfterBreak="0">
     <w:nsid w:val="07BC5FA6"/>
     <w:multiLevelType w:val="multilevel"/>
     <w:tmpl w:val="43E29AF8"/>
@@ -2484,7 +4901,7 @@
       </w:rPr>
     </w:lvl>
   </w:abstractNum>
-  <w:abstractNum w:abstractNumId="2" w15:restartNumberingAfterBreak="0">
+  <w:abstractNum w:abstractNumId="3" w15:restartNumberingAfterBreak="0">
     <w:nsid w:val="1BA53194"/>
     <w:multiLevelType w:val="hybridMultilevel"/>
     <w:tmpl w:val="FD429582"/>
@@ -2573,7 +4990,7 @@
       </w:pPr>
     </w:lvl>
   </w:abstractNum>
-  <w:abstractNum w:abstractNumId="3" w15:restartNumberingAfterBreak="0">
+  <w:abstractNum w:abstractNumId="4" w15:restartNumberingAfterBreak="0">
     <w:nsid w:val="25113053"/>
     <w:multiLevelType w:val="hybridMultilevel"/>
     <w:tmpl w:val="278EE5B2"/>
@@ -2686,7 +5103,274 @@
       </w:rPr>
     </w:lvl>
   </w:abstractNum>
-  <w:abstractNum w:abstractNumId="4" w15:restartNumberingAfterBreak="0">
+  <w:abstractNum w:abstractNumId="5" w15:restartNumberingAfterBreak="0">
+    <w:nsid w:val="26E605ED"/>
+    <w:multiLevelType w:val="hybridMultilevel"/>
+    <w:tmpl w:val="93745390"/>
+    <w:lvl w:ilvl="0" w:tplc="B362454A">
+      <w:start w:val="1"/>
+      <w:numFmt w:val="decimal"/>
+      <w:lvlText w:val="%1."/>
+      <w:lvlJc w:val="left"/>
+      <w:pPr>
+        <w:ind w:left="792" w:hanging="360"/>
+      </w:pPr>
+      <w:rPr>
+        <w:rFonts w:hint="default"/>
+      </w:rPr>
+    </w:lvl>
+    <w:lvl w:ilvl="1" w:tplc="04090019">
+      <w:start w:val="1"/>
+      <w:numFmt w:val="lowerLetter"/>
+      <w:lvlText w:val="%2."/>
+      <w:lvlJc w:val="left"/>
+      <w:pPr>
+        <w:ind w:left="1512" w:hanging="360"/>
+      </w:pPr>
+    </w:lvl>
+    <w:lvl w:ilvl="2" w:tplc="0409001B" w:tentative="1">
+      <w:start w:val="1"/>
+      <w:numFmt w:val="lowerRoman"/>
+      <w:lvlText w:val="%3."/>
+      <w:lvlJc w:val="right"/>
+      <w:pPr>
+        <w:ind w:left="2232" w:hanging="180"/>
+      </w:pPr>
+    </w:lvl>
+    <w:lvl w:ilvl="3" w:tplc="0409000F" w:tentative="1">
+      <w:start w:val="1"/>
+      <w:numFmt w:val="decimal"/>
+      <w:lvlText w:val="%4."/>
+      <w:lvlJc w:val="left"/>
+      <w:pPr>
+        <w:ind w:left="2952" w:hanging="360"/>
+      </w:pPr>
+    </w:lvl>
+    <w:lvl w:ilvl="4" w:tplc="04090019" w:tentative="1">
+      <w:start w:val="1"/>
+      <w:numFmt w:val="lowerLetter"/>
+      <w:lvlText w:val="%5."/>
+      <w:lvlJc w:val="left"/>
+      <w:pPr>
+        <w:ind w:left="3672" w:hanging="360"/>
+      </w:pPr>
+    </w:lvl>
+    <w:lvl w:ilvl="5" w:tplc="0409001B" w:tentative="1">
+      <w:start w:val="1"/>
+      <w:numFmt w:val="lowerRoman"/>
+      <w:lvlText w:val="%6."/>
+      <w:lvlJc w:val="right"/>
+      <w:pPr>
+        <w:ind w:left="4392" w:hanging="180"/>
+      </w:pPr>
+    </w:lvl>
+    <w:lvl w:ilvl="6" w:tplc="0409000F" w:tentative="1">
+      <w:start w:val="1"/>
+      <w:numFmt w:val="decimal"/>
+      <w:lvlText w:val="%7."/>
+      <w:lvlJc w:val="left"/>
+      <w:pPr>
+        <w:ind w:left="5112" w:hanging="360"/>
+      </w:pPr>
+    </w:lvl>
+    <w:lvl w:ilvl="7" w:tplc="04090019" w:tentative="1">
+      <w:start w:val="1"/>
+      <w:numFmt w:val="lowerLetter"/>
+      <w:lvlText w:val="%8."/>
+      <w:lvlJc w:val="left"/>
+      <w:pPr>
+        <w:ind w:left="5832" w:hanging="360"/>
+      </w:pPr>
+    </w:lvl>
+    <w:lvl w:ilvl="8" w:tplc="0409001B" w:tentative="1">
+      <w:start w:val="1"/>
+      <w:numFmt w:val="lowerRoman"/>
+      <w:lvlText w:val="%9."/>
+      <w:lvlJc w:val="right"/>
+      <w:pPr>
+        <w:ind w:left="6552" w:hanging="180"/>
+      </w:pPr>
+    </w:lvl>
+  </w:abstractNum>
+  <w:abstractNum w:abstractNumId="6" w15:restartNumberingAfterBreak="0">
+    <w:nsid w:val="2C00493A"/>
+    <w:multiLevelType w:val="hybridMultilevel"/>
+    <w:tmpl w:val="41304918"/>
+    <w:lvl w:ilvl="0" w:tplc="6F80E4CE">
+      <w:start w:val="1"/>
+      <w:numFmt w:val="decimal"/>
+      <w:lvlText w:val="%1."/>
+      <w:lvlJc w:val="left"/>
+      <w:pPr>
+        <w:ind w:left="792" w:hanging="360"/>
+      </w:pPr>
+      <w:rPr>
+        <w:rFonts w:hint="default"/>
+      </w:rPr>
+    </w:lvl>
+    <w:lvl w:ilvl="1" w:tplc="04090019" w:tentative="1">
+      <w:start w:val="1"/>
+      <w:numFmt w:val="lowerLetter"/>
+      <w:lvlText w:val="%2."/>
+      <w:lvlJc w:val="left"/>
+      <w:pPr>
+        <w:ind w:left="1512" w:hanging="360"/>
+      </w:pPr>
+    </w:lvl>
+    <w:lvl w:ilvl="2" w:tplc="0409001B" w:tentative="1">
+      <w:start w:val="1"/>
+      <w:numFmt w:val="lowerRoman"/>
+      <w:lvlText w:val="%3."/>
+      <w:lvlJc w:val="right"/>
+      <w:pPr>
+        <w:ind w:left="2232" w:hanging="180"/>
+      </w:pPr>
+    </w:lvl>
+    <w:lvl w:ilvl="3" w:tplc="0409000F" w:tentative="1">
+      <w:start w:val="1"/>
+      <w:numFmt w:val="decimal"/>
+      <w:lvlText w:val="%4."/>
+      <w:lvlJc w:val="left"/>
+      <w:pPr>
+        <w:ind w:left="2952" w:hanging="360"/>
+      </w:pPr>
+    </w:lvl>
+    <w:lvl w:ilvl="4" w:tplc="04090019" w:tentative="1">
+      <w:start w:val="1"/>
+      <w:numFmt w:val="lowerLetter"/>
+      <w:lvlText w:val="%5."/>
+      <w:lvlJc w:val="left"/>
+      <w:pPr>
+        <w:ind w:left="3672" w:hanging="360"/>
+      </w:pPr>
+    </w:lvl>
+    <w:lvl w:ilvl="5" w:tplc="0409001B" w:tentative="1">
+      <w:start w:val="1"/>
+      <w:numFmt w:val="lowerRoman"/>
+      <w:lvlText w:val="%6."/>
+      <w:lvlJc w:val="right"/>
+      <w:pPr>
+        <w:ind w:left="4392" w:hanging="180"/>
+      </w:pPr>
+    </w:lvl>
+    <w:lvl w:ilvl="6" w:tplc="0409000F" w:tentative="1">
+      <w:start w:val="1"/>
+      <w:numFmt w:val="decimal"/>
+      <w:lvlText w:val="%7."/>
+      <w:lvlJc w:val="left"/>
+      <w:pPr>
+        <w:ind w:left="5112" w:hanging="360"/>
+      </w:pPr>
+    </w:lvl>
+    <w:lvl w:ilvl="7" w:tplc="04090019" w:tentative="1">
+      <w:start w:val="1"/>
+      <w:numFmt w:val="lowerLetter"/>
+      <w:lvlText w:val="%8."/>
+      <w:lvlJc w:val="left"/>
+      <w:pPr>
+        <w:ind w:left="5832" w:hanging="360"/>
+      </w:pPr>
+    </w:lvl>
+    <w:lvl w:ilvl="8" w:tplc="0409001B" w:tentative="1">
+      <w:start w:val="1"/>
+      <w:numFmt w:val="lowerRoman"/>
+      <w:lvlText w:val="%9."/>
+      <w:lvlJc w:val="right"/>
+      <w:pPr>
+        <w:ind w:left="6552" w:hanging="180"/>
+      </w:pPr>
+    </w:lvl>
+  </w:abstractNum>
+  <w:abstractNum w:abstractNumId="7" w15:restartNumberingAfterBreak="0">
+    <w:nsid w:val="2FCB2E2A"/>
+    <w:multiLevelType w:val="hybridMultilevel"/>
+    <w:tmpl w:val="B2B67A48"/>
+    <w:lvl w:ilvl="0" w:tplc="DA080A0C">
+      <w:start w:val="1"/>
+      <w:numFmt w:val="decimal"/>
+      <w:lvlText w:val="%1."/>
+      <w:lvlJc w:val="left"/>
+      <w:pPr>
+        <w:ind w:left="792" w:hanging="360"/>
+      </w:pPr>
+      <w:rPr>
+        <w:rFonts w:hint="default"/>
+      </w:rPr>
+    </w:lvl>
+    <w:lvl w:ilvl="1" w:tplc="04090019" w:tentative="1">
+      <w:start w:val="1"/>
+      <w:numFmt w:val="lowerLetter"/>
+      <w:lvlText w:val="%2."/>
+      <w:lvlJc w:val="left"/>
+      <w:pPr>
+        <w:ind w:left="1512" w:hanging="360"/>
+      </w:pPr>
+    </w:lvl>
+    <w:lvl w:ilvl="2" w:tplc="0409001B" w:tentative="1">
+      <w:start w:val="1"/>
+      <w:numFmt w:val="lowerRoman"/>
+      <w:lvlText w:val="%3."/>
+      <w:lvlJc w:val="right"/>
+      <w:pPr>
+        <w:ind w:left="2232" w:hanging="180"/>
+      </w:pPr>
+    </w:lvl>
+    <w:lvl w:ilvl="3" w:tplc="0409000F" w:tentative="1">
+      <w:start w:val="1"/>
+      <w:numFmt w:val="decimal"/>
+      <w:lvlText w:val="%4."/>
+      <w:lvlJc w:val="left"/>
+      <w:pPr>
+        <w:ind w:left="2952" w:hanging="360"/>
+      </w:pPr>
+    </w:lvl>
+    <w:lvl w:ilvl="4" w:tplc="04090019" w:tentative="1">
+      <w:start w:val="1"/>
+      <w:numFmt w:val="lowerLetter"/>
+      <w:lvlText w:val="%5."/>
+      <w:lvlJc w:val="left"/>
+      <w:pPr>
+        <w:ind w:left="3672" w:hanging="360"/>
+      </w:pPr>
+    </w:lvl>
+    <w:lvl w:ilvl="5" w:tplc="0409001B" w:tentative="1">
+      <w:start w:val="1"/>
+      <w:numFmt w:val="lowerRoman"/>
+      <w:lvlText w:val="%6."/>
+      <w:lvlJc w:val="right"/>
+      <w:pPr>
+        <w:ind w:left="4392" w:hanging="180"/>
+      </w:pPr>
+    </w:lvl>
+    <w:lvl w:ilvl="6" w:tplc="0409000F" w:tentative="1">
+      <w:start w:val="1"/>
+      <w:numFmt w:val="decimal"/>
+      <w:lvlText w:val="%7."/>
+      <w:lvlJc w:val="left"/>
+      <w:pPr>
+        <w:ind w:left="5112" w:hanging="360"/>
+      </w:pPr>
+    </w:lvl>
+    <w:lvl w:ilvl="7" w:tplc="04090019" w:tentative="1">
+      <w:start w:val="1"/>
+      <w:numFmt w:val="lowerLetter"/>
+      <w:lvlText w:val="%8."/>
+      <w:lvlJc w:val="left"/>
+      <w:pPr>
+        <w:ind w:left="5832" w:hanging="360"/>
+      </w:pPr>
+    </w:lvl>
+    <w:lvl w:ilvl="8" w:tplc="0409001B" w:tentative="1">
+      <w:start w:val="1"/>
+      <w:numFmt w:val="lowerRoman"/>
+      <w:lvlText w:val="%9."/>
+      <w:lvlJc w:val="right"/>
+      <w:pPr>
+        <w:ind w:left="6552" w:hanging="180"/>
+      </w:pPr>
+    </w:lvl>
+  </w:abstractNum>
+  <w:abstractNum w:abstractNumId="8" w15:restartNumberingAfterBreak="0">
     <w:nsid w:val="45E114DA"/>
     <w:multiLevelType w:val="multilevel"/>
     <w:tmpl w:val="35D8FAE0"/>
@@ -2799,7 +5483,7 @@
       </w:rPr>
     </w:lvl>
   </w:abstractNum>
-  <w:abstractNum w:abstractNumId="5" w15:restartNumberingAfterBreak="0">
+  <w:abstractNum w:abstractNumId="9" w15:restartNumberingAfterBreak="0">
     <w:nsid w:val="4E5673F0"/>
     <w:multiLevelType w:val="multilevel"/>
     <w:tmpl w:val="125259F4"/>
@@ -2912,7 +5596,7 @@
       </w:rPr>
     </w:lvl>
   </w:abstractNum>
-  <w:abstractNum w:abstractNumId="6" w15:restartNumberingAfterBreak="0">
+  <w:abstractNum w:abstractNumId="10" w15:restartNumberingAfterBreak="0">
     <w:nsid w:val="4FCF015F"/>
     <w:multiLevelType w:val="hybridMultilevel"/>
     <w:tmpl w:val="5C28F206"/>
@@ -3001,7 +5685,96 @@
       </w:pPr>
     </w:lvl>
   </w:abstractNum>
-  <w:abstractNum w:abstractNumId="7" w15:restartNumberingAfterBreak="0">
+  <w:abstractNum w:abstractNumId="11" w15:restartNumberingAfterBreak="0">
+    <w:nsid w:val="58EE5E66"/>
+    <w:multiLevelType w:val="hybridMultilevel"/>
+    <w:tmpl w:val="28B4FFF2"/>
+    <w:lvl w:ilvl="0" w:tplc="B650A666">
+      <w:start w:val="1"/>
+      <w:numFmt w:val="decimal"/>
+      <w:lvlText w:val="%1."/>
+      <w:lvlJc w:val="left"/>
+      <w:pPr>
+        <w:ind w:left="792" w:hanging="360"/>
+      </w:pPr>
+      <w:rPr>
+        <w:rFonts w:hint="default"/>
+      </w:rPr>
+    </w:lvl>
+    <w:lvl w:ilvl="1" w:tplc="04090019" w:tentative="1">
+      <w:start w:val="1"/>
+      <w:numFmt w:val="lowerLetter"/>
+      <w:lvlText w:val="%2."/>
+      <w:lvlJc w:val="left"/>
+      <w:pPr>
+        <w:ind w:left="1512" w:hanging="360"/>
+      </w:pPr>
+    </w:lvl>
+    <w:lvl w:ilvl="2" w:tplc="0409001B" w:tentative="1">
+      <w:start w:val="1"/>
+      <w:numFmt w:val="lowerRoman"/>
+      <w:lvlText w:val="%3."/>
+      <w:lvlJc w:val="right"/>
+      <w:pPr>
+        <w:ind w:left="2232" w:hanging="180"/>
+      </w:pPr>
+    </w:lvl>
+    <w:lvl w:ilvl="3" w:tplc="0409000F" w:tentative="1">
+      <w:start w:val="1"/>
+      <w:numFmt w:val="decimal"/>
+      <w:lvlText w:val="%4."/>
+      <w:lvlJc w:val="left"/>
+      <w:pPr>
+        <w:ind w:left="2952" w:hanging="360"/>
+      </w:pPr>
+    </w:lvl>
+    <w:lvl w:ilvl="4" w:tplc="04090019" w:tentative="1">
+      <w:start w:val="1"/>
+      <w:numFmt w:val="lowerLetter"/>
+      <w:lvlText w:val="%5."/>
+      <w:lvlJc w:val="left"/>
+      <w:pPr>
+        <w:ind w:left="3672" w:hanging="360"/>
+      </w:pPr>
+    </w:lvl>
+    <w:lvl w:ilvl="5" w:tplc="0409001B" w:tentative="1">
+      <w:start w:val="1"/>
+      <w:numFmt w:val="lowerRoman"/>
+      <w:lvlText w:val="%6."/>
+      <w:lvlJc w:val="right"/>
+      <w:pPr>
+        <w:ind w:left="4392" w:hanging="180"/>
+      </w:pPr>
+    </w:lvl>
+    <w:lvl w:ilvl="6" w:tplc="0409000F" w:tentative="1">
+      <w:start w:val="1"/>
+      <w:numFmt w:val="decimal"/>
+      <w:lvlText w:val="%7."/>
+      <w:lvlJc w:val="left"/>
+      <w:pPr>
+        <w:ind w:left="5112" w:hanging="360"/>
+      </w:pPr>
+    </w:lvl>
+    <w:lvl w:ilvl="7" w:tplc="04090019" w:tentative="1">
+      <w:start w:val="1"/>
+      <w:numFmt w:val="lowerLetter"/>
+      <w:lvlText w:val="%8."/>
+      <w:lvlJc w:val="left"/>
+      <w:pPr>
+        <w:ind w:left="5832" w:hanging="360"/>
+      </w:pPr>
+    </w:lvl>
+    <w:lvl w:ilvl="8" w:tplc="0409001B" w:tentative="1">
+      <w:start w:val="1"/>
+      <w:numFmt w:val="lowerRoman"/>
+      <w:lvlText w:val="%9."/>
+      <w:lvlJc w:val="right"/>
+      <w:pPr>
+        <w:ind w:left="6552" w:hanging="180"/>
+      </w:pPr>
+    </w:lvl>
+  </w:abstractNum>
+  <w:abstractNum w:abstractNumId="12" w15:restartNumberingAfterBreak="0">
     <w:nsid w:val="69605A57"/>
     <w:multiLevelType w:val="hybridMultilevel"/>
     <w:tmpl w:val="3F480BD0"/>
@@ -3114,7 +5887,7 @@
       </w:rPr>
     </w:lvl>
   </w:abstractNum>
-  <w:abstractNum w:abstractNumId="8" w15:restartNumberingAfterBreak="0">
+  <w:abstractNum w:abstractNumId="13" w15:restartNumberingAfterBreak="0">
     <w:nsid w:val="755763D4"/>
     <w:multiLevelType w:val="hybridMultilevel"/>
     <w:tmpl w:val="A5683AEA"/>
@@ -3201,7 +5974,7 @@
     </w:lvl>
   </w:abstractNum>
   <w:num w:numId="1" w16cid:durableId="961304143">
-    <w:abstractNumId w:val="8"/>
+    <w:abstractNumId w:val="13"/>
     <w:lvlOverride w:ilvl="0">
       <w:startOverride w:val="1"/>
     </w:lvlOverride>
@@ -3234,25 +6007,40 @@
     <w:abstractNumId w:val="0"/>
   </w:num>
   <w:num w:numId="3" w16cid:durableId="1866598850">
+    <w:abstractNumId w:val="10"/>
+  </w:num>
+  <w:num w:numId="4" w16cid:durableId="1532373909">
+    <w:abstractNumId w:val="3"/>
+  </w:num>
+  <w:num w:numId="5" w16cid:durableId="659817002">
+    <w:abstractNumId w:val="4"/>
+  </w:num>
+  <w:num w:numId="6" w16cid:durableId="715811694">
+    <w:abstractNumId w:val="8"/>
+  </w:num>
+  <w:num w:numId="7" w16cid:durableId="1028338793">
+    <w:abstractNumId w:val="2"/>
+  </w:num>
+  <w:num w:numId="8" w16cid:durableId="430009864">
+    <w:abstractNumId w:val="12"/>
+  </w:num>
+  <w:num w:numId="9" w16cid:durableId="2065368369">
+    <w:abstractNumId w:val="9"/>
+  </w:num>
+  <w:num w:numId="10" w16cid:durableId="788399210">
+    <w:abstractNumId w:val="1"/>
+  </w:num>
+  <w:num w:numId="11" w16cid:durableId="257829931">
     <w:abstractNumId w:val="6"/>
   </w:num>
-  <w:num w:numId="4" w16cid:durableId="1532373909">
-    <w:abstractNumId w:val="2"/>
-  </w:num>
-  <w:num w:numId="5" w16cid:durableId="659817002">
-    <w:abstractNumId w:val="3"/>
-  </w:num>
-  <w:num w:numId="6" w16cid:durableId="715811694">
-    <w:abstractNumId w:val="4"/>
-  </w:num>
-  <w:num w:numId="7" w16cid:durableId="1028338793">
-    <w:abstractNumId w:val="1"/>
-  </w:num>
-  <w:num w:numId="8" w16cid:durableId="430009864">
+  <w:num w:numId="12" w16cid:durableId="500505630">
     <w:abstractNumId w:val="7"/>
   </w:num>
-  <w:num w:numId="9" w16cid:durableId="2065368369">
+  <w:num w:numId="13" w16cid:durableId="207032519">
     <w:abstractNumId w:val="5"/>
+  </w:num>
+  <w:num w:numId="14" w16cid:durableId="320894328">
+    <w:abstractNumId w:val="11"/>
   </w:num>
 </w:numbering>
 </file>
@@ -4020,6 +6808,41 @@
       <w:szCs w:val="32"/>
     </w:rPr>
   </w:style>
+  <w:style w:type="character" w:styleId="Hyperlink">
+    <w:name w:val="Hyperlink"/>
+    <w:basedOn w:val="DefaultParagraphFont"/>
+    <w:uiPriority w:val="99"/>
+    <w:unhideWhenUsed/>
+    <w:rsid w:val="00417CF4"/>
+    <w:rPr>
+      <w:color w:val="0563C1" w:themeColor="hyperlink"/>
+      <w:u w:val="single"/>
+    </w:rPr>
+  </w:style>
+  <w:style w:type="character" w:styleId="UnresolvedMention">
+    <w:name w:val="Unresolved Mention"/>
+    <w:basedOn w:val="DefaultParagraphFont"/>
+    <w:uiPriority w:val="99"/>
+    <w:semiHidden/>
+    <w:unhideWhenUsed/>
+    <w:rsid w:val="00417CF4"/>
+    <w:rPr>
+      <w:color w:val="605E5C"/>
+      <w:shd w:val="clear" w:color="auto" w:fill="E1DFDD"/>
+    </w:rPr>
+  </w:style>
+  <w:style w:type="character" w:styleId="FollowedHyperlink">
+    <w:name w:val="FollowedHyperlink"/>
+    <w:basedOn w:val="DefaultParagraphFont"/>
+    <w:uiPriority w:val="99"/>
+    <w:semiHidden/>
+    <w:unhideWhenUsed/>
+    <w:rsid w:val="00022F8F"/>
+    <w:rPr>
+      <w:color w:val="954F72" w:themeColor="followedHyperlink"/>
+      <w:u w:val="single"/>
+    </w:rPr>
+  </w:style>
 </w:styles>
 </file>
 

--- a/Lab-7_Diode-Applications/Lab-7_Diode-Applications.docx
+++ b/Lab-7_Diode-Applications/Lab-7_Diode-Applications.docx
@@ -95,25 +95,7 @@
           <w:sz w:val="24"/>
           <w:szCs w:val="24"/>
         </w:rPr>
-        <w:t xml:space="preserve"> capacitors, and threshold clip detection using voltage comparators. We also explore forward-bias diode characteristics, potentiometer voltage dividers, and simulation techniques in </w:t>
-      </w:r>
-      <w:proofErr w:type="spellStart"/>
-      <w:r>
-        <w:rPr>
-          <w:rFonts w:ascii="Times New Roman" w:eastAsia="Times New Roman" w:hAnsi="Times New Roman" w:cs="Times New Roman"/>
-          <w:sz w:val="24"/>
-          <w:szCs w:val="24"/>
-        </w:rPr>
-        <w:t>LTspice</w:t>
-      </w:r>
-      <w:proofErr w:type="spellEnd"/>
-      <w:r>
-        <w:rPr>
-          <w:rFonts w:ascii="Times New Roman" w:eastAsia="Times New Roman" w:hAnsi="Times New Roman" w:cs="Times New Roman"/>
-          <w:sz w:val="24"/>
-          <w:szCs w:val="24"/>
-        </w:rPr>
-        <w:t xml:space="preserve"> alongside physical breadboard implementations.</w:t>
+        <w:t xml:space="preserve"> capacitors, and threshold clip detection using voltage comparators. We also explore forward-bias diode characteristics, potentiometer voltage dividers, and simulation techniques in LTspice alongside physical breadboard implementations.</w:t>
       </w:r>
     </w:p>
     <w:p>
@@ -245,18 +227,8 @@
           <w:sz w:val="28"/>
           <w:szCs w:val="28"/>
         </w:rPr>
-        <w:t xml:space="preserve">Laptop with </w:t>
-      </w:r>
-      <w:proofErr w:type="spellStart"/>
-      <w:r>
-        <w:rPr>
-          <w:rFonts w:ascii="Times New Roman" w:hAnsi="Times New Roman" w:cs="Times New Roman"/>
-          <w:sz w:val="28"/>
-          <w:szCs w:val="28"/>
-        </w:rPr>
-        <w:t>LTSpice</w:t>
-      </w:r>
-      <w:proofErr w:type="spellEnd"/>
+        <w:t>Laptop with LTSpice</w:t>
+      </w:r>
     </w:p>
     <w:p>
       <w:pPr>
@@ -456,6 +428,7 @@
       <w:r>
         <w:rPr>
           <w:rFonts w:ascii="Times New Roman" w:hAnsi="Times New Roman" w:cs="Times New Roman"/>
+          <w:noProof/>
           <w:sz w:val="28"/>
           <w:szCs w:val="28"/>
         </w:rPr>
@@ -526,6 +499,9 @@
         <w:t>1</w:t>
       </w:r>
       <w:r>
+        <w:rPr>
+          <w:noProof/>
+        </w:rPr>
         <w:fldChar w:fldCharType="end"/>
       </w:r>
       <w:r>
@@ -654,6 +630,7 @@
       <w:r>
         <w:rPr>
           <w:rFonts w:ascii="Times New Roman" w:hAnsi="Times New Roman" w:cs="Times New Roman"/>
+          <w:noProof/>
           <w:sz w:val="28"/>
           <w:szCs w:val="28"/>
         </w:rPr>
@@ -724,6 +701,9 @@
         <w:t>2</w:t>
       </w:r>
       <w:r>
+        <w:rPr>
+          <w:noProof/>
+        </w:rPr>
         <w:fldChar w:fldCharType="end"/>
       </w:r>
       <w:r>
@@ -761,6 +741,7 @@
       <w:r>
         <w:rPr>
           <w:rFonts w:ascii="Times New Roman" w:hAnsi="Times New Roman" w:cs="Times New Roman"/>
+          <w:noProof/>
           <w:sz w:val="28"/>
           <w:szCs w:val="28"/>
         </w:rPr>
@@ -830,6 +811,9 @@
         <w:t>3</w:t>
       </w:r>
       <w:r>
+        <w:rPr>
+          <w:noProof/>
+        </w:rPr>
         <w:fldChar w:fldCharType="end"/>
       </w:r>
       <w:r>
@@ -897,6 +881,7 @@
       <w:r>
         <w:rPr>
           <w:rFonts w:ascii="Times New Roman" w:hAnsi="Times New Roman" w:cs="Times New Roman"/>
+          <w:noProof/>
           <w:sz w:val="28"/>
           <w:szCs w:val="28"/>
         </w:rPr>
@@ -966,6 +951,9 @@
         <w:t>4</w:t>
       </w:r>
       <w:r>
+        <w:rPr>
+          <w:noProof/>
+        </w:rPr>
         <w:fldChar w:fldCharType="end"/>
       </w:r>
       <w:r>
@@ -1062,6 +1050,7 @@
       <w:r>
         <w:rPr>
           <w:rFonts w:ascii="Times New Roman" w:hAnsi="Times New Roman" w:cs="Times New Roman"/>
+          <w:noProof/>
           <w:sz w:val="28"/>
           <w:szCs w:val="28"/>
         </w:rPr>
@@ -1132,6 +1121,9 @@
         <w:t>5</w:t>
       </w:r>
       <w:r>
+        <w:rPr>
+          <w:noProof/>
+        </w:rPr>
         <w:fldChar w:fldCharType="end"/>
       </w:r>
       <w:r>
@@ -1217,6 +1209,7 @@
       <w:r>
         <w:rPr>
           <w:rFonts w:ascii="Times New Roman" w:hAnsi="Times New Roman" w:cs="Times New Roman"/>
+          <w:noProof/>
           <w:sz w:val="28"/>
           <w:szCs w:val="28"/>
         </w:rPr>
@@ -1287,6 +1280,9 @@
         <w:t>6</w:t>
       </w:r>
       <w:r>
+        <w:rPr>
+          <w:noProof/>
+        </w:rPr>
         <w:fldChar w:fldCharType="end"/>
       </w:r>
       <w:r>
@@ -1331,25 +1327,7 @@
           <w:sz w:val="28"/>
           <w:szCs w:val="28"/>
         </w:rPr>
-        <w:t xml:space="preserve">You can also use the potentiometer as a voltage divider. To do this, you would connect all three terminals: one outer terminal to </w:t>
-      </w:r>
-      <w:proofErr w:type="spellStart"/>
-      <w:r>
-        <w:rPr>
-          <w:rFonts w:ascii="Times New Roman" w:hAnsi="Times New Roman" w:cs="Times New Roman"/>
-          <w:sz w:val="28"/>
-          <w:szCs w:val="28"/>
-        </w:rPr>
-        <w:t>Vcc</w:t>
-      </w:r>
-      <w:proofErr w:type="spellEnd"/>
-      <w:r>
-        <w:rPr>
-          <w:rFonts w:ascii="Times New Roman" w:hAnsi="Times New Roman" w:cs="Times New Roman"/>
-          <w:sz w:val="28"/>
-          <w:szCs w:val="28"/>
-        </w:rPr>
-        <w:t xml:space="preserve">, the other outer terminal to GND, and the center terminal becomes the adjustable voltage output. </w:t>
+        <w:t xml:space="preserve">You can also use the potentiometer as a voltage divider. To do this, you would connect all three terminals: one outer terminal to Vcc, the other outer terminal to GND, and the center terminal becomes the adjustable voltage output. </w:t>
       </w:r>
     </w:p>
     <w:p>
@@ -1368,61 +1346,7 @@
           <w:sz w:val="28"/>
           <w:szCs w:val="28"/>
         </w:rPr>
-        <w:t xml:space="preserve">In </w:t>
-      </w:r>
-      <w:proofErr w:type="spellStart"/>
-      <w:r>
-        <w:rPr>
-          <w:rFonts w:ascii="Times New Roman" w:hAnsi="Times New Roman" w:cs="Times New Roman"/>
-          <w:sz w:val="28"/>
-          <w:szCs w:val="28"/>
-        </w:rPr>
-        <w:t>LTspice</w:t>
-      </w:r>
-      <w:proofErr w:type="spellEnd"/>
-      <w:r>
-        <w:rPr>
-          <w:rFonts w:ascii="Times New Roman" w:hAnsi="Times New Roman" w:cs="Times New Roman"/>
-          <w:sz w:val="28"/>
-          <w:szCs w:val="28"/>
-        </w:rPr>
-        <w:t>, a potentiometer is modeled using a resistor with a variable resistance. Instead of a dedicated component, you can define a resistor’s value as {</w:t>
-      </w:r>
-      <w:proofErr w:type="spellStart"/>
-      <w:r>
-        <w:rPr>
-          <w:rFonts w:ascii="Times New Roman" w:hAnsi="Times New Roman" w:cs="Times New Roman"/>
-          <w:sz w:val="28"/>
-          <w:szCs w:val="28"/>
-        </w:rPr>
-        <w:t>R_total</w:t>
-      </w:r>
-      <w:proofErr w:type="spellEnd"/>
-      <w:r>
-        <w:rPr>
-          <w:rFonts w:ascii="Times New Roman" w:hAnsi="Times New Roman" w:cs="Times New Roman"/>
-          <w:sz w:val="28"/>
-          <w:szCs w:val="28"/>
-        </w:rPr>
-        <w:t xml:space="preserve"> * w}, where </w:t>
-      </w:r>
-      <w:proofErr w:type="spellStart"/>
-      <w:r>
-        <w:rPr>
-          <w:rFonts w:ascii="Times New Roman" w:hAnsi="Times New Roman" w:cs="Times New Roman"/>
-          <w:sz w:val="28"/>
-          <w:szCs w:val="28"/>
-        </w:rPr>
-        <w:t>R_total</w:t>
-      </w:r>
-      <w:proofErr w:type="spellEnd"/>
-      <w:r>
-        <w:rPr>
-          <w:rFonts w:ascii="Times New Roman" w:hAnsi="Times New Roman" w:cs="Times New Roman"/>
-          <w:sz w:val="28"/>
-          <w:szCs w:val="28"/>
-        </w:rPr>
-        <w:t xml:space="preserve"> is the max resistance (10k) and w (ranging from 0 to 1) represents the wiper position. For example, if you want the pot to be 5kΩ, the value of w would be 0.5 and the spice directive would be: </w:t>
+        <w:t xml:space="preserve">In LTspice, a potentiometer is modeled using a resistor with a variable resistance. Instead of a dedicated component, you can define a resistor’s value as {R_total * w}, where R_total is the max resistance (10k) and w (ranging from 0 to 1) represents the wiper position. For example, if you want the pot to be 5kΩ, the value of w would be 0.5 and the spice directive would be: </w:t>
       </w:r>
     </w:p>
     <w:p>
@@ -1435,23 +1359,13 @@
           <w:szCs w:val="28"/>
         </w:rPr>
       </w:pPr>
-      <w:proofErr w:type="gramStart"/>
-      <w:r>
-        <w:rPr>
-          <w:rFonts w:ascii="Times New Roman" w:hAnsi="Times New Roman" w:cs="Times New Roman"/>
-          <w:sz w:val="28"/>
-          <w:szCs w:val="28"/>
-        </w:rPr>
-        <w:t>.param</w:t>
-      </w:r>
-      <w:proofErr w:type="gramEnd"/>
-      <w:r>
-        <w:rPr>
-          <w:rFonts w:ascii="Times New Roman" w:hAnsi="Times New Roman" w:cs="Times New Roman"/>
-          <w:sz w:val="28"/>
-          <w:szCs w:val="28"/>
-        </w:rPr>
-        <w:t xml:space="preserve"> w=0.5 </w:t>
+      <w:r>
+        <w:rPr>
+          <w:rFonts w:ascii="Times New Roman" w:hAnsi="Times New Roman" w:cs="Times New Roman"/>
+          <w:sz w:val="28"/>
+          <w:szCs w:val="28"/>
+        </w:rPr>
+        <w:t xml:space="preserve">.param w=0.5 </w:t>
       </w:r>
     </w:p>
     <w:p>
@@ -1471,25 +1385,7 @@
           <w:szCs w:val="28"/>
         </w:rPr>
         <w:lastRenderedPageBreak/>
-        <w:t xml:space="preserve">You can also calculate the resistance you need and just assign that value to the resistor in your schematic. To recall how variables work in </w:t>
-      </w:r>
-      <w:proofErr w:type="spellStart"/>
-      <w:r>
-        <w:rPr>
-          <w:rFonts w:ascii="Times New Roman" w:hAnsi="Times New Roman" w:cs="Times New Roman"/>
-          <w:sz w:val="28"/>
-          <w:szCs w:val="28"/>
-        </w:rPr>
-        <w:t>LTspice</w:t>
-      </w:r>
-      <w:proofErr w:type="spellEnd"/>
-      <w:r>
-        <w:rPr>
-          <w:rFonts w:ascii="Times New Roman" w:hAnsi="Times New Roman" w:cs="Times New Roman"/>
-          <w:sz w:val="28"/>
-          <w:szCs w:val="28"/>
-        </w:rPr>
-        <w:t xml:space="preserve">, look back to the Monte Carlo simulations in Lab 2 where we define resistor tolerances. </w:t>
+        <w:t xml:space="preserve">You can also calculate the resistance you need and just assign that value to the resistor in your schematic. To recall how variables work in LTspice, look back to the Monte Carlo simulations in Lab 2 where we define resistor tolerances. </w:t>
       </w:r>
     </w:p>
     <w:p>
@@ -1530,6 +1426,7 @@
       <w:r>
         <w:rPr>
           <w:rFonts w:ascii="Times New Roman" w:hAnsi="Times New Roman" w:cs="Times New Roman"/>
+          <w:noProof/>
           <w:sz w:val="28"/>
           <w:szCs w:val="28"/>
         </w:rPr>
@@ -1599,6 +1496,9 @@
         <w:t>7</w:t>
       </w:r>
       <w:r>
+        <w:rPr>
+          <w:noProof/>
+        </w:rPr>
         <w:fldChar w:fldCharType="end"/>
       </w:r>
       <w:r>
@@ -1710,31 +1610,7 @@
           <w:sz w:val="34"/>
           <w:szCs w:val="34"/>
         </w:rPr>
-        <w:t xml:space="preserve"> </w:t>
-      </w:r>
-      <w:proofErr w:type="spellStart"/>
-      <w:r>
-        <w:rPr>
-          <w:rFonts w:ascii="Times New Roman" w:hAnsi="Times New Roman" w:cs="Times New Roman"/>
-          <w:b/>
-          <w:bCs/>
-          <w:w w:val="105"/>
-          <w:sz w:val="34"/>
-          <w:szCs w:val="34"/>
-        </w:rPr>
-        <w:t>LTspice</w:t>
-      </w:r>
-      <w:proofErr w:type="spellEnd"/>
-      <w:r>
-        <w:rPr>
-          <w:rFonts w:ascii="Times New Roman" w:hAnsi="Times New Roman" w:cs="Times New Roman"/>
-          <w:b/>
-          <w:bCs/>
-          <w:w w:val="105"/>
-          <w:sz w:val="34"/>
-          <w:szCs w:val="34"/>
-        </w:rPr>
-        <w:t xml:space="preserve"> Simulations</w:t>
+        <w:t xml:space="preserve"> LTspice Simulations</w:t>
       </w:r>
     </w:p>
     <w:p>
@@ -1753,25 +1629,7 @@
           <w:sz w:val="28"/>
           <w:szCs w:val="28"/>
         </w:rPr>
-        <w:t xml:space="preserve">Using </w:t>
-      </w:r>
-      <w:proofErr w:type="spellStart"/>
-      <w:r>
-        <w:rPr>
-          <w:rFonts w:ascii="Times New Roman" w:hAnsi="Times New Roman" w:cs="Times New Roman"/>
-          <w:sz w:val="28"/>
-          <w:szCs w:val="28"/>
-        </w:rPr>
-        <w:t>LTspice</w:t>
-      </w:r>
-      <w:proofErr w:type="spellEnd"/>
-      <w:r>
-        <w:rPr>
-          <w:rFonts w:ascii="Times New Roman" w:hAnsi="Times New Roman" w:cs="Times New Roman"/>
-          <w:sz w:val="28"/>
-          <w:szCs w:val="28"/>
-        </w:rPr>
-        <w:t xml:space="preserve">, complete the following. </w:t>
+        <w:t xml:space="preserve">Using LTspice, complete the following. </w:t>
       </w:r>
     </w:p>
     <w:p>
@@ -1794,53 +1652,7 @@
           <w:sz w:val="28"/>
           <w:szCs w:val="28"/>
         </w:rPr>
-        <w:t xml:space="preserve">Build the circuit in Figure 7.2 (a). Set the input to a 1 kHz, 5 V amplitude sine wave and run a transient simulation with a stop time of 1m </w:t>
-      </w:r>
-      <w:proofErr w:type="gramStart"/>
-      <w:r>
-        <w:rPr>
-          <w:rFonts w:ascii="Times New Roman" w:hAnsi="Times New Roman" w:cs="Times New Roman"/>
-          <w:sz w:val="28"/>
-          <w:szCs w:val="28"/>
-        </w:rPr>
-        <w:t>(.</w:t>
-      </w:r>
-      <w:proofErr w:type="spellStart"/>
-      <w:r>
-        <w:rPr>
-          <w:rFonts w:ascii="Times New Roman" w:hAnsi="Times New Roman" w:cs="Times New Roman"/>
-          <w:sz w:val="28"/>
-          <w:szCs w:val="28"/>
-        </w:rPr>
-        <w:t>tran</w:t>
-      </w:r>
-      <w:proofErr w:type="spellEnd"/>
-      <w:proofErr w:type="gramEnd"/>
-      <w:r>
-        <w:rPr>
-          <w:rFonts w:ascii="Times New Roman" w:hAnsi="Times New Roman" w:cs="Times New Roman"/>
-          <w:sz w:val="28"/>
-          <w:szCs w:val="28"/>
-        </w:rPr>
-        <w:t xml:space="preserve"> 1m) and plot the input and output. To use the 1N4148 diode model, right click on the diode after placing it, Pick New Diode, and then choose the 1N4148 model (Mfg. </w:t>
-      </w:r>
-      <w:proofErr w:type="spellStart"/>
-      <w:r>
-        <w:rPr>
-          <w:rFonts w:ascii="Times New Roman" w:hAnsi="Times New Roman" w:cs="Times New Roman"/>
-          <w:sz w:val="28"/>
-          <w:szCs w:val="28"/>
-        </w:rPr>
-        <w:t>OnSemi</w:t>
-      </w:r>
-      <w:proofErr w:type="spellEnd"/>
-      <w:r>
-        <w:rPr>
-          <w:rFonts w:ascii="Times New Roman" w:hAnsi="Times New Roman" w:cs="Times New Roman"/>
-          <w:sz w:val="28"/>
-          <w:szCs w:val="28"/>
-        </w:rPr>
-        <w:t>). Save an image of the circuit and the plot of the input and output voltage.</w:t>
+        <w:t>Build the circuit in Figure 7.2 (a). Set the input to a 1 kHz, 5 V amplitude sine wave and run a transient simulation with a stop time of 1m (.tran 1m) and plot the input and output. To use the 1N4148 diode model, right click on the diode after placing it, Pick New Diode, and then choose the 1N4148 model (Mfg. OnSemi). Save an image of the circuit and the plot of the input and output voltage.</w:t>
       </w:r>
     </w:p>
     <w:p>
@@ -1852,6 +1664,7 @@
       <w:r>
         <w:rPr>
           <w:rFonts w:ascii="Times New Roman" w:hAnsi="Times New Roman" w:cs="Times New Roman"/>
+          <w:noProof/>
           <w:sz w:val="28"/>
           <w:szCs w:val="28"/>
         </w:rPr>
@@ -1920,6 +1733,9 @@
         <w:t>1</w:t>
       </w:r>
       <w:r>
+        <w:rPr>
+          <w:noProof/>
+        </w:rPr>
         <w:fldChar w:fldCharType="end"/>
       </w:r>
       <w:r>
@@ -1929,35 +1745,7 @@
         <w:rPr>
           <w:rFonts w:cstheme="minorHAnsi"/>
         </w:rPr>
-        <w:t>C</w:t>
-      </w:r>
-      <w:r>
-        <w:rPr>
-          <w:rFonts w:cstheme="minorHAnsi"/>
-        </w:rPr>
-        <w:t xml:space="preserve">ircuit in Figure 7.2 (a). Set the input to a 1 kHz, 5 V amplitude sine wave and run a transient simulation with a stop time of 1m </w:t>
-      </w:r>
-      <w:proofErr w:type="gramStart"/>
-      <w:r>
-        <w:rPr>
-          <w:rFonts w:cstheme="minorHAnsi"/>
-        </w:rPr>
-        <w:t>(.</w:t>
-      </w:r>
-      <w:proofErr w:type="spellStart"/>
-      <w:r>
-        <w:rPr>
-          <w:rFonts w:cstheme="minorHAnsi"/>
-        </w:rPr>
-        <w:t>tran</w:t>
-      </w:r>
-      <w:proofErr w:type="spellEnd"/>
-      <w:proofErr w:type="gramEnd"/>
-      <w:r>
-        <w:rPr>
-          <w:rFonts w:cstheme="minorHAnsi"/>
-        </w:rPr>
-        <w:t xml:space="preserve"> 1m) and plot the input and output.</w:t>
+        <w:t>Circuit in Figure 7.2 (a). Set the input to a 1 kHz, 5 V amplitude sine wave and run a transient simulation with a stop time of 1m (.tran 1m) and plot the input and output.</w:t>
       </w:r>
     </w:p>
     <w:p>
@@ -1980,53 +1768,7 @@
           <w:sz w:val="28"/>
           <w:szCs w:val="28"/>
         </w:rPr>
-        <w:t xml:space="preserve">Build the circuit </w:t>
-      </w:r>
-      <w:proofErr w:type="gramStart"/>
-      <w:r>
-        <w:rPr>
-          <w:rFonts w:ascii="Times New Roman" w:hAnsi="Times New Roman" w:cs="Times New Roman"/>
-          <w:sz w:val="28"/>
-          <w:szCs w:val="28"/>
-        </w:rPr>
-        <w:t>in ,</w:t>
-      </w:r>
-      <w:proofErr w:type="gramEnd"/>
-      <w:r>
-        <w:rPr>
-          <w:rFonts w:ascii="Times New Roman" w:hAnsi="Times New Roman" w:cs="Times New Roman"/>
-          <w:sz w:val="28"/>
-          <w:szCs w:val="28"/>
-        </w:rPr>
-        <w:t xml:space="preserve"> Figure 7.3 (a). Set the input to a 100 kHz, 5 V amplitude sine wave and run a transient simulation with a stop time of 50u </w:t>
-      </w:r>
-      <w:proofErr w:type="gramStart"/>
-      <w:r>
-        <w:rPr>
-          <w:rFonts w:ascii="Times New Roman" w:hAnsi="Times New Roman" w:cs="Times New Roman"/>
-          <w:sz w:val="28"/>
-          <w:szCs w:val="28"/>
-        </w:rPr>
-        <w:t>(.</w:t>
-      </w:r>
-      <w:proofErr w:type="spellStart"/>
-      <w:r>
-        <w:rPr>
-          <w:rFonts w:ascii="Times New Roman" w:hAnsi="Times New Roman" w:cs="Times New Roman"/>
-          <w:sz w:val="28"/>
-          <w:szCs w:val="28"/>
-        </w:rPr>
-        <w:t>tran</w:t>
-      </w:r>
-      <w:proofErr w:type="spellEnd"/>
-      <w:proofErr w:type="gramEnd"/>
-      <w:r>
-        <w:rPr>
-          <w:rFonts w:ascii="Times New Roman" w:hAnsi="Times New Roman" w:cs="Times New Roman"/>
-          <w:sz w:val="28"/>
-          <w:szCs w:val="28"/>
-        </w:rPr>
-        <w:t xml:space="preserve"> 50u) and step through possible capacitor values using the following spice directive: </w:t>
+        <w:t xml:space="preserve">Build the circuit in , Figure 7.3 (a). Set the input to a 100 kHz, 5 V amplitude sine wave and run a transient simulation with a stop time of 50u (.tran 50u) and step through possible capacitor values using the following spice directive: </w:t>
       </w:r>
     </w:p>
     <w:p>
@@ -2052,23 +1794,13 @@
           <w:szCs w:val="28"/>
         </w:rPr>
       </w:pPr>
-      <w:proofErr w:type="gramStart"/>
-      <w:r>
-        <w:rPr>
-          <w:rFonts w:ascii="Times New Roman" w:hAnsi="Times New Roman" w:cs="Times New Roman"/>
-          <w:sz w:val="28"/>
-          <w:szCs w:val="28"/>
-        </w:rPr>
-        <w:t>.step</w:t>
-      </w:r>
-      <w:proofErr w:type="gramEnd"/>
-      <w:r>
-        <w:rPr>
-          <w:rFonts w:ascii="Times New Roman" w:hAnsi="Times New Roman" w:cs="Times New Roman"/>
-          <w:sz w:val="28"/>
-          <w:szCs w:val="28"/>
-        </w:rPr>
-        <w:t xml:space="preserve"> param C list 0.001u 0.01u 0.1u 1u </w:t>
+      <w:r>
+        <w:rPr>
+          <w:rFonts w:ascii="Times New Roman" w:hAnsi="Times New Roman" w:cs="Times New Roman"/>
+          <w:sz w:val="28"/>
+          <w:szCs w:val="28"/>
+        </w:rPr>
+        <w:t xml:space="preserve">.step param C list 0.001u 0.01u 0.1u 1u </w:t>
       </w:r>
     </w:p>
     <w:p>
@@ -2120,6 +1852,7 @@
       <w:r>
         <w:rPr>
           <w:rFonts w:ascii="Times New Roman" w:hAnsi="Times New Roman" w:cs="Times New Roman"/>
+          <w:noProof/>
           <w:sz w:val="28"/>
           <w:szCs w:val="28"/>
         </w:rPr>
@@ -2188,6 +1921,9 @@
         <w:t>2</w:t>
       </w:r>
       <w:r>
+        <w:rPr>
+          <w:noProof/>
+        </w:rPr>
         <w:fldChar w:fldCharType="end"/>
       </w:r>
       <w:r>
@@ -2197,35 +1933,7 @@
         <w:rPr>
           <w:rFonts w:cstheme="minorHAnsi"/>
         </w:rPr>
-        <w:t>C</w:t>
-      </w:r>
-      <w:r>
-        <w:rPr>
-          <w:rFonts w:cstheme="minorHAnsi"/>
-        </w:rPr>
-        <w:t xml:space="preserve">ircuit in Figure 7.3 (a). Set the input to a 100 kHz, 5 V amplitude sine wave and run a transient simulation with a stop time of 50u </w:t>
-      </w:r>
-      <w:proofErr w:type="gramStart"/>
-      <w:r>
-        <w:rPr>
-          <w:rFonts w:cstheme="minorHAnsi"/>
-        </w:rPr>
-        <w:t>(.</w:t>
-      </w:r>
-      <w:proofErr w:type="spellStart"/>
-      <w:r>
-        <w:rPr>
-          <w:rFonts w:cstheme="minorHAnsi"/>
-        </w:rPr>
-        <w:t>tran</w:t>
-      </w:r>
-      <w:proofErr w:type="spellEnd"/>
-      <w:proofErr w:type="gramEnd"/>
-      <w:r>
-        <w:rPr>
-          <w:rFonts w:cstheme="minorHAnsi"/>
-        </w:rPr>
-        <w:t xml:space="preserve"> 50u) and step through possible capacitor values</w:t>
+        <w:t>Circuit in Figure 7.3 (a). Set the input to a 100 kHz, 5 V amplitude sine wave and run a transient simulation with a stop time of 50u (.tran 50u) and step through possible capacitor values</w:t>
       </w:r>
     </w:p>
     <w:p>
@@ -2248,53 +1956,7 @@
           <w:sz w:val="28"/>
           <w:szCs w:val="28"/>
         </w:rPr>
-        <w:t xml:space="preserve">Rebuild the circuit in Figure 7.4 (a) in </w:t>
-      </w:r>
-      <w:proofErr w:type="spellStart"/>
-      <w:r>
-        <w:rPr>
-          <w:rFonts w:ascii="Times New Roman" w:hAnsi="Times New Roman" w:cs="Times New Roman"/>
-          <w:sz w:val="28"/>
-          <w:szCs w:val="28"/>
-        </w:rPr>
-        <w:t>LTspice</w:t>
-      </w:r>
-      <w:proofErr w:type="spellEnd"/>
-      <w:r>
-        <w:rPr>
-          <w:rFonts w:ascii="Times New Roman" w:hAnsi="Times New Roman" w:cs="Times New Roman"/>
-          <w:sz w:val="28"/>
-          <w:szCs w:val="28"/>
-        </w:rPr>
-        <w:t xml:space="preserve"> and plot the input and output voltages. Use the 1N4148 diode and a sinusoidal input volage with 0 V offset, 5 V amplitude, and 200 Hz frequency. When plotting the output voltage, you must plot the difference between the two nodes of the load, just like in Figure 7.4 (b). </w:t>
-      </w:r>
-      <w:proofErr w:type="gramStart"/>
-      <w:r>
-        <w:rPr>
-          <w:rFonts w:ascii="Times New Roman" w:hAnsi="Times New Roman" w:cs="Times New Roman"/>
-          <w:sz w:val="28"/>
-          <w:szCs w:val="28"/>
-        </w:rPr>
-        <w:t>Use .</w:t>
-      </w:r>
-      <w:proofErr w:type="spellStart"/>
-      <w:r>
-        <w:rPr>
-          <w:rFonts w:ascii="Times New Roman" w:hAnsi="Times New Roman" w:cs="Times New Roman"/>
-          <w:sz w:val="28"/>
-          <w:szCs w:val="28"/>
-        </w:rPr>
-        <w:t>tran</w:t>
-      </w:r>
-      <w:proofErr w:type="spellEnd"/>
-      <w:proofErr w:type="gramEnd"/>
-      <w:r>
-        <w:rPr>
-          <w:rFonts w:ascii="Times New Roman" w:hAnsi="Times New Roman" w:cs="Times New Roman"/>
-          <w:sz w:val="28"/>
-          <w:szCs w:val="28"/>
-        </w:rPr>
-        <w:t xml:space="preserve"> 10m for simulation. Take screenshots of the schematic and voltage waveforms.</w:t>
+        <w:t>Rebuild the circuit in Figure 7.4 (a) in LTspice and plot the input and output voltages. Use the 1N4148 diode and a sinusoidal input volage with 0 V offset, 5 V amplitude, and 200 Hz frequency. When plotting the output voltage, you must plot the difference between the two nodes of the load, just like in Figure 7.4 (b). Use .tran 10m for simulation. Take screenshots of the schematic and voltage waveforms.</w:t>
       </w:r>
     </w:p>
     <w:p>
@@ -2306,6 +1968,7 @@
       <w:r>
         <w:rPr>
           <w:rFonts w:ascii="Times New Roman" w:hAnsi="Times New Roman" w:cs="Times New Roman"/>
+          <w:noProof/>
           <w:sz w:val="28"/>
           <w:szCs w:val="28"/>
         </w:rPr>
@@ -2374,6 +2037,9 @@
         <w:t>3</w:t>
       </w:r>
       <w:r>
+        <w:rPr>
+          <w:noProof/>
+        </w:rPr>
         <w:fldChar w:fldCharType="end"/>
       </w:r>
       <w:r>
@@ -2383,47 +2049,7 @@
         <w:rPr>
           <w:rFonts w:cstheme="minorHAnsi"/>
         </w:rPr>
-        <w:t>Circuit</w:t>
-      </w:r>
-      <w:r>
-        <w:rPr>
-          <w:rFonts w:cstheme="minorHAnsi"/>
-        </w:rPr>
-        <w:t xml:space="preserve"> in Figure 7.4 (a) in </w:t>
-      </w:r>
-      <w:proofErr w:type="spellStart"/>
-      <w:r>
-        <w:rPr>
-          <w:rFonts w:cstheme="minorHAnsi"/>
-        </w:rPr>
-        <w:t>LTspice</w:t>
-      </w:r>
-      <w:proofErr w:type="spellEnd"/>
-      <w:r>
-        <w:rPr>
-          <w:rFonts w:cstheme="minorHAnsi"/>
-        </w:rPr>
-        <w:t xml:space="preserve"> and plot the input and output voltages. Use the 1N4148 diode and a sinusoidal input volage with 0 V offset, 5 V amplitude, and 200 Hz frequency.</w:t>
-      </w:r>
-      <w:r>
-        <w:rPr>
-          <w:rFonts w:cstheme="minorHAnsi"/>
-        </w:rPr>
-        <w:t xml:space="preserve"> With Vin and </w:t>
-      </w:r>
-      <w:proofErr w:type="spellStart"/>
-      <w:r>
-        <w:rPr>
-          <w:rFonts w:cstheme="minorHAnsi"/>
-        </w:rPr>
-        <w:t>Vout</w:t>
-      </w:r>
-      <w:proofErr w:type="spellEnd"/>
-      <w:r>
-        <w:rPr>
-          <w:rFonts w:cstheme="minorHAnsi"/>
-        </w:rPr>
-        <w:t xml:space="preserve"> plotted</w:t>
+        <w:t>Circuit in Figure 7.4 (a) in LTspice and plot the input and output voltages. Use the 1N4148 diode and a sinusoidal input volage with 0 V offset, 5 V amplitude, and 200 Hz frequency. With Vin and Vout plotted</w:t>
       </w:r>
     </w:p>
     <w:p>
@@ -2446,61 +2072,7 @@
           <w:sz w:val="28"/>
           <w:szCs w:val="28"/>
         </w:rPr>
-        <w:t xml:space="preserve">Build the circuit in Figure 7.5. Use the default LED model in </w:t>
-      </w:r>
-      <w:proofErr w:type="spellStart"/>
-      <w:r>
-        <w:rPr>
-          <w:rFonts w:ascii="Times New Roman" w:hAnsi="Times New Roman" w:cs="Times New Roman"/>
-          <w:sz w:val="28"/>
-          <w:szCs w:val="28"/>
-        </w:rPr>
-        <w:t>LTSpice</w:t>
-      </w:r>
-      <w:proofErr w:type="spellEnd"/>
-      <w:r>
-        <w:rPr>
-          <w:rFonts w:ascii="Times New Roman" w:hAnsi="Times New Roman" w:cs="Times New Roman"/>
-          <w:sz w:val="28"/>
-          <w:szCs w:val="28"/>
-        </w:rPr>
-        <w:t xml:space="preserve">, and download "slcj016.zip" file from Lab 7 folder for the LM393 comparator model. Ensure the unzipped file ends correctly by opening it in a text editor. The final line should be </w:t>
-      </w:r>
-      <w:proofErr w:type="gramStart"/>
-      <w:r>
-        <w:rPr>
-          <w:rFonts w:ascii="Times New Roman" w:hAnsi="Times New Roman" w:cs="Times New Roman"/>
-          <w:sz w:val="28"/>
-          <w:szCs w:val="28"/>
-        </w:rPr>
-        <w:t>“.ENDS</w:t>
-      </w:r>
-      <w:proofErr w:type="gramEnd"/>
-      <w:r>
-        <w:rPr>
-          <w:rFonts w:ascii="Times New Roman" w:hAnsi="Times New Roman" w:cs="Times New Roman"/>
-          <w:sz w:val="28"/>
-          <w:szCs w:val="28"/>
-        </w:rPr>
-        <w:t xml:space="preserve">” with no extra characters following it. If any exist, remove them, save the file, then proceed to import to </w:t>
-      </w:r>
-      <w:proofErr w:type="spellStart"/>
-      <w:r>
-        <w:rPr>
-          <w:rFonts w:ascii="Times New Roman" w:hAnsi="Times New Roman" w:cs="Times New Roman"/>
-          <w:sz w:val="28"/>
-          <w:szCs w:val="28"/>
-        </w:rPr>
-        <w:t>LTspice</w:t>
-      </w:r>
-      <w:proofErr w:type="spellEnd"/>
-      <w:r>
-        <w:rPr>
-          <w:rFonts w:ascii="Times New Roman" w:hAnsi="Times New Roman" w:cs="Times New Roman"/>
-          <w:sz w:val="28"/>
-          <w:szCs w:val="28"/>
-        </w:rPr>
-        <w:t xml:space="preserve">. </w:t>
+        <w:t xml:space="preserve">Build the circuit in Figure 7.5. Use the default LED model in LTSpice, and download "slcj016.zip" file from Lab 7 folder for the LM393 comparator model. Ensure the unzipped file ends correctly by opening it in a text editor. The final line should be “.ENDS” with no extra characters following it. If any exist, remove them, save the file, then proceed to import to LTspice. </w:t>
       </w:r>
     </w:p>
     <w:p>
@@ -2532,43 +2104,7 @@
           <w:sz w:val="28"/>
           <w:szCs w:val="28"/>
         </w:rPr>
-        <w:t xml:space="preserve">Import the model into </w:t>
-      </w:r>
-      <w:proofErr w:type="spellStart"/>
-      <w:r>
-        <w:rPr>
-          <w:rFonts w:ascii="Times New Roman" w:hAnsi="Times New Roman" w:cs="Times New Roman"/>
-          <w:sz w:val="28"/>
-          <w:szCs w:val="28"/>
-        </w:rPr>
-        <w:t>LTspice</w:t>
-      </w:r>
-      <w:proofErr w:type="spellEnd"/>
-      <w:r>
-        <w:rPr>
-          <w:rFonts w:ascii="Times New Roman" w:hAnsi="Times New Roman" w:cs="Times New Roman"/>
-          <w:sz w:val="28"/>
-          <w:szCs w:val="28"/>
-        </w:rPr>
-        <w:t xml:space="preserve"> using the “</w:t>
-      </w:r>
-      <w:proofErr w:type="spellStart"/>
-      <w:r>
-        <w:rPr>
-          <w:rFonts w:ascii="Times New Roman" w:hAnsi="Times New Roman" w:cs="Times New Roman"/>
-          <w:sz w:val="28"/>
-          <w:szCs w:val="28"/>
-        </w:rPr>
-        <w:t>LTspice</w:t>
-      </w:r>
-      <w:proofErr w:type="spellEnd"/>
-      <w:r>
-        <w:rPr>
-          <w:rFonts w:ascii="Times New Roman" w:hAnsi="Times New Roman" w:cs="Times New Roman"/>
-          <w:sz w:val="28"/>
-          <w:szCs w:val="28"/>
-        </w:rPr>
-        <w:t xml:space="preserve"> Component Import” documents in the lab folder. You can also find video instructions </w:t>
+        <w:t xml:space="preserve">Import the model into LTspice using the “LTspice Component Import” documents in the lab folder. You can also find video instructions </w:t>
       </w:r>
       <w:hyperlink r:id="rId18" w:history="1">
         <w:r>
@@ -2619,35 +2155,7 @@
           <w:sz w:val="28"/>
           <w:szCs w:val="28"/>
         </w:rPr>
-        <w:t xml:space="preserve">Power the LM393 with ±5 V. Set the input voltage to a 1 kHz, 5 V amplitude sine wave and run a transient solution with a stop time of 2m </w:t>
-      </w:r>
-      <w:proofErr w:type="gramStart"/>
-      <w:r>
-        <w:rPr>
-          <w:rFonts w:ascii="Times New Roman" w:hAnsi="Times New Roman" w:cs="Times New Roman"/>
-          <w:sz w:val="28"/>
-          <w:szCs w:val="28"/>
-        </w:rPr>
-        <w:t>(.</w:t>
-      </w:r>
-      <w:proofErr w:type="spellStart"/>
-      <w:r>
-        <w:rPr>
-          <w:rFonts w:ascii="Times New Roman" w:hAnsi="Times New Roman" w:cs="Times New Roman"/>
-          <w:sz w:val="28"/>
-          <w:szCs w:val="28"/>
-        </w:rPr>
-        <w:t>tran</w:t>
-      </w:r>
-      <w:proofErr w:type="spellEnd"/>
-      <w:proofErr w:type="gramEnd"/>
-      <w:r>
-        <w:rPr>
-          <w:rFonts w:ascii="Times New Roman" w:hAnsi="Times New Roman" w:cs="Times New Roman"/>
-          <w:sz w:val="28"/>
-          <w:szCs w:val="28"/>
-        </w:rPr>
-        <w:t xml:space="preserve"> 2m). Plot the input voltage and the current through each diode. Save an image of the circuit and the plot.</w:t>
+        <w:t>Power the LM393 with ±5 V. Set the input voltage to a 1 kHz, 5 V amplitude sine wave and run a transient solution with a stop time of 2m (.tran 2m). Plot the input voltage and the current through each diode. Save an image of the circuit and the plot.</w:t>
       </w:r>
     </w:p>
     <w:p>
@@ -2659,6 +2167,7 @@
       <w:r>
         <w:rPr>
           <w:rFonts w:ascii="Times New Roman" w:hAnsi="Times New Roman" w:cs="Times New Roman"/>
+          <w:noProof/>
           <w:sz w:val="28"/>
           <w:szCs w:val="28"/>
         </w:rPr>
@@ -2727,6 +2236,9 @@
         <w:t>4</w:t>
       </w:r>
       <w:r>
+        <w:rPr>
+          <w:noProof/>
+        </w:rPr>
         <w:fldChar w:fldCharType="end"/>
       </w:r>
       <w:r>
@@ -2736,35 +2248,7 @@
         <w:rPr>
           <w:rFonts w:cstheme="minorHAnsi"/>
         </w:rPr>
-        <w:t>Circuit</w:t>
-      </w:r>
-      <w:r>
-        <w:rPr>
-          <w:rFonts w:cstheme="minorHAnsi"/>
-        </w:rPr>
-        <w:t xml:space="preserve"> in Figure 7.5. Power the LM393 with ±5 V. Set the input voltage to a 1 kHz, 5 V amplitude sine wave and run a transient solution with a stop time of 2m </w:t>
-      </w:r>
-      <w:proofErr w:type="gramStart"/>
-      <w:r>
-        <w:rPr>
-          <w:rFonts w:cstheme="minorHAnsi"/>
-        </w:rPr>
-        <w:t>(.</w:t>
-      </w:r>
-      <w:proofErr w:type="spellStart"/>
-      <w:r>
-        <w:rPr>
-          <w:rFonts w:cstheme="minorHAnsi"/>
-        </w:rPr>
-        <w:t>tran</w:t>
-      </w:r>
-      <w:proofErr w:type="spellEnd"/>
-      <w:proofErr w:type="gramEnd"/>
-      <w:r>
-        <w:rPr>
-          <w:rFonts w:cstheme="minorHAnsi"/>
-        </w:rPr>
-        <w:t xml:space="preserve"> 2m). Plot the input voltage and the current through each diode.</w:t>
+        <w:t>Circuit in Figure 7.5. Power the LM393 with ±5 V. Set the input voltage to a 1 kHz, 5 V amplitude sine wave and run a transient solution with a stop time of 2m (.tran 2m). Plot the input voltage and the current through each diode.</w:t>
       </w:r>
     </w:p>
     <w:p>
@@ -2799,6 +2283,7 @@
       <w:r>
         <w:rPr>
           <w:rFonts w:ascii="Times New Roman" w:hAnsi="Times New Roman" w:cs="Times New Roman"/>
+          <w:noProof/>
           <w:sz w:val="28"/>
           <w:szCs w:val="28"/>
         </w:rPr>
@@ -2864,6 +2349,9 @@
         <w:t>8</w:t>
       </w:r>
       <w:r>
+        <w:rPr>
+          <w:noProof/>
+        </w:rPr>
         <w:fldChar w:fldCharType="end"/>
       </w:r>
       <w:r>
@@ -2883,10 +2371,10 @@
       </w:pPr>
       <w:r>
         <w:drawing>
-          <wp:inline distT="0" distB="0" distL="0" distR="0" wp14:anchorId="50E5FAFE" wp14:editId="0706B205">
+          <wp:inline distT="0" distB="0" distL="0" distR="0" wp14:anchorId="2730BFD7" wp14:editId="1257C458">
             <wp:extent cx="6949440" cy="3907790"/>
             <wp:effectExtent l="0" t="0" r="3810" b="0"/>
-            <wp:docPr id="23434137" name="Picture 1"/>
+            <wp:docPr id="89701292" name="Picture 1"/>
             <wp:cNvGraphicFramePr>
               <a:graphicFrameLocks xmlns:a="http://schemas.openxmlformats.org/drawingml/2006/main" noChangeAspect="1"/>
             </wp:cNvGraphicFramePr>
@@ -2894,7 +2382,7 @@
               <a:graphicData uri="http://schemas.openxmlformats.org/drawingml/2006/picture">
                 <pic:pic xmlns:pic="http://schemas.openxmlformats.org/drawingml/2006/picture">
                   <pic:nvPicPr>
-                    <pic:cNvPr id="23434137" name=""/>
+                    <pic:cNvPr id="89701292" name=""/>
                     <pic:cNvPicPr/>
                   </pic:nvPicPr>
                   <pic:blipFill>
@@ -2937,6 +2425,9 @@
         <w:t>5</w:t>
       </w:r>
       <w:r>
+        <w:rPr>
+          <w:noProof/>
+        </w:rPr>
         <w:fldChar w:fldCharType="end"/>
       </w:r>
       <w:r>
@@ -2946,13 +2437,7 @@
         <w:rPr>
           <w:rFonts w:cstheme="minorHAnsi"/>
         </w:rPr>
-        <w:t>Circuit</w:t>
-      </w:r>
-      <w:r>
-        <w:rPr>
-          <w:rFonts w:cstheme="minorHAnsi"/>
-        </w:rPr>
-        <w:t xml:space="preserve"> in Figure 7.8. Power the LM393 and TLV272 with ±5 V. Set the input voltage to a 1kHz, 0.1 V amplitude sine wave and run a transient solution with a stop time of 2m. Plot the input voltage, output of the op amp, positive and negative inputs to the comparator, and the current through both LEDs. </w:t>
+        <w:t xml:space="preserve">Circuit in Figure 7.8. Power the LM393 and TLV272 with ±5 V. Set the input voltage to a 1kHz, 0.1 V amplitude sine wave and run a transient solution with a stop time of 2m. Plot the input voltage, output of the op amp, positive and negative inputs to the comparator, and the current through both LEDs. </w:t>
       </w:r>
     </w:p>
     <w:p>
@@ -3085,6 +2570,114 @@
     </w:p>
     <w:p>
       <w:pPr>
+        <w:keepNext/>
+        <w:spacing w:before="120" w:line="240" w:lineRule="auto"/>
+        <w:jc w:val="center"/>
+      </w:pPr>
+      <w:r>
+        <w:rPr>
+          <w:rFonts w:ascii="Times New Roman" w:hAnsi="Times New Roman" w:cs="Times New Roman"/>
+          <w:sz w:val="28"/>
+          <w:szCs w:val="28"/>
+        </w:rPr>
+        <w:drawing>
+          <wp:inline distT="0" distB="0" distL="0" distR="0" wp14:anchorId="5543BFAB" wp14:editId="0CFADA28">
+            <wp:extent cx="6949440" cy="3907790"/>
+            <wp:effectExtent l="0" t="0" r="3810" b="0"/>
+            <wp:docPr id="1601404520" name="Picture 1"/>
+            <wp:cNvGraphicFramePr>
+              <a:graphicFrameLocks xmlns:a="http://schemas.openxmlformats.org/drawingml/2006/main" noChangeAspect="1"/>
+            </wp:cNvGraphicFramePr>
+            <a:graphic xmlns:a="http://schemas.openxmlformats.org/drawingml/2006/main">
+              <a:graphicData uri="http://schemas.openxmlformats.org/drawingml/2006/picture">
+                <pic:pic xmlns:pic="http://schemas.openxmlformats.org/drawingml/2006/picture">
+                  <pic:nvPicPr>
+                    <pic:cNvPr id="1601404520" name=""/>
+                    <pic:cNvPicPr/>
+                  </pic:nvPicPr>
+                  <pic:blipFill>
+                    <a:blip r:embed="rId23"/>
+                    <a:stretch>
+                      <a:fillRect/>
+                    </a:stretch>
+                  </pic:blipFill>
+                  <pic:spPr>
+                    <a:xfrm>
+                      <a:off x="0" y="0"/>
+                      <a:ext cx="6949440" cy="3907790"/>
+                    </a:xfrm>
+                    <a:prstGeom prst="rect">
+                      <a:avLst/>
+                    </a:prstGeom>
+                  </pic:spPr>
+                </pic:pic>
+              </a:graphicData>
+            </a:graphic>
+          </wp:inline>
+        </w:drawing>
+      </w:r>
+    </w:p>
+    <w:p>
+      <w:pPr>
+        <w:pStyle w:val="Caption"/>
+        <w:jc w:val="center"/>
+        <w:rPr>
+          <w:rFonts w:ascii="Times New Roman" w:hAnsi="Times New Roman" w:cs="Times New Roman"/>
+          <w:sz w:val="28"/>
+          <w:szCs w:val="28"/>
+        </w:rPr>
+      </w:pPr>
+      <w:r>
+        <w:t xml:space="preserve">Screenshot </w:t>
+      </w:r>
+      <w:r>
+        <w:fldChar w:fldCharType="begin"/>
+      </w:r>
+      <w:r>
+        <w:instrText xml:space="preserve"> SEQ Screenshot \* ARABIC </w:instrText>
+      </w:r>
+      <w:r>
+        <w:fldChar w:fldCharType="separate"/>
+      </w:r>
+      <w:r>
+        <w:rPr>
+          <w:noProof/>
+        </w:rPr>
+        <w:t>6</w:t>
+      </w:r>
+      <w:r>
+        <w:fldChar w:fldCharType="end"/>
+      </w:r>
+      <w:r>
+        <w:t xml:space="preserve">: </w:t>
+      </w:r>
+      <w:r>
+        <w:rPr>
+          <w:rFonts w:cstheme="minorHAnsi"/>
+        </w:rPr>
+        <w:t>C</w:t>
+      </w:r>
+      <w:r>
+        <w:rPr>
+          <w:rFonts w:cstheme="minorHAnsi"/>
+        </w:rPr>
+        <w:t>ircuit in Figure 7.5 on a breadboard</w:t>
+      </w:r>
+      <w:r>
+        <w:rPr>
+          <w:rFonts w:cstheme="minorHAnsi"/>
+        </w:rPr>
+        <w:t xml:space="preserve">. </w:t>
+      </w:r>
+      <w:r>
+        <w:rPr>
+          <w:rFonts w:cstheme="minorHAnsi"/>
+        </w:rPr>
+        <w:t>Set the input to a 0.5 Hz, 5 V amplitude sine wave.</w:t>
+      </w:r>
+    </w:p>
+    <w:p>
+      <w:pPr>
         <w:pStyle w:val="Heading3"/>
         <w:numPr>
           <w:ilvl w:val="2"/>
@@ -3221,6 +2814,7 @@
           <w:sz w:val="28"/>
           <w:szCs w:val="28"/>
         </w:rPr>
+        <w:lastRenderedPageBreak/>
         <w:t>Item 3: Full-wave rectifier, image of the circuit and plot of the input and output voltage.</w:t>
       </w:r>
     </w:p>
@@ -3371,6 +2965,198 @@
     </w:p>
     <w:p>
       <w:pPr>
+        <w:keepNext/>
+        <w:spacing w:before="120" w:line="240" w:lineRule="auto"/>
+        <w:jc w:val="center"/>
+      </w:pPr>
+      <w:r>
+        <w:rPr>
+          <w:rFonts w:ascii="Times New Roman" w:hAnsi="Times New Roman" w:cs="Times New Roman"/>
+          <w:noProof/>
+          <w:sz w:val="28"/>
+          <w:szCs w:val="28"/>
+        </w:rPr>
+        <w:drawing>
+          <wp:inline distT="0" distB="0" distL="0" distR="0" wp14:anchorId="25D97614" wp14:editId="5D95B2FB">
+            <wp:extent cx="6949440" cy="3907790"/>
+            <wp:effectExtent l="0" t="0" r="3810" b="0"/>
+            <wp:docPr id="1535993519" name="Picture 1"/>
+            <wp:cNvGraphicFramePr>
+              <a:graphicFrameLocks xmlns:a="http://schemas.openxmlformats.org/drawingml/2006/main" noChangeAspect="1"/>
+            </wp:cNvGraphicFramePr>
+            <a:graphic xmlns:a="http://schemas.openxmlformats.org/drawingml/2006/main">
+              <a:graphicData uri="http://schemas.openxmlformats.org/drawingml/2006/picture">
+                <pic:pic xmlns:pic="http://schemas.openxmlformats.org/drawingml/2006/picture">
+                  <pic:nvPicPr>
+                    <pic:cNvPr id="1535993519" name=""/>
+                    <pic:cNvPicPr/>
+                  </pic:nvPicPr>
+                  <pic:blipFill>
+                    <a:blip r:embed="rId24"/>
+                    <a:stretch>
+                      <a:fillRect/>
+                    </a:stretch>
+                  </pic:blipFill>
+                  <pic:spPr>
+                    <a:xfrm>
+                      <a:off x="0" y="0"/>
+                      <a:ext cx="6949440" cy="3907790"/>
+                    </a:xfrm>
+                    <a:prstGeom prst="rect">
+                      <a:avLst/>
+                    </a:prstGeom>
+                  </pic:spPr>
+                </pic:pic>
+              </a:graphicData>
+            </a:graphic>
+          </wp:inline>
+        </w:drawing>
+      </w:r>
+    </w:p>
+    <w:p>
+      <w:pPr>
+        <w:pStyle w:val="Caption"/>
+        <w:jc w:val="center"/>
+        <w:rPr>
+          <w:rFonts w:ascii="Times New Roman" w:hAnsi="Times New Roman" w:cs="Times New Roman"/>
+          <w:sz w:val="28"/>
+          <w:szCs w:val="28"/>
+        </w:rPr>
+      </w:pPr>
+      <w:r>
+        <w:t xml:space="preserve">Screenshot </w:t>
+      </w:r>
+      <w:r>
+        <w:fldChar w:fldCharType="begin"/>
+      </w:r>
+      <w:r>
+        <w:instrText xml:space="preserve"> SEQ Screenshot \* ARABIC </w:instrText>
+      </w:r>
+      <w:r>
+        <w:fldChar w:fldCharType="separate"/>
+      </w:r>
+      <w:r>
+        <w:rPr>
+          <w:noProof/>
+        </w:rPr>
+        <w:t>7</w:t>
+      </w:r>
+      <w:r>
+        <w:rPr>
+          <w:noProof/>
+        </w:rPr>
+        <w:fldChar w:fldCharType="end"/>
+      </w:r>
+      <w:r>
+        <w:t xml:space="preserve">: </w:t>
+      </w:r>
+      <w:r>
+        <w:t xml:space="preserve">Figure 7.5 Breadboarded. CH1+ is the input, CH2+ is </w:t>
+      </w:r>
+      <w:r>
+        <w:t>OutA</w:t>
+      </w:r>
+    </w:p>
+    <w:p>
+      <w:pPr>
+        <w:keepNext/>
+        <w:spacing w:before="120" w:line="240" w:lineRule="auto"/>
+        <w:jc w:val="center"/>
+      </w:pPr>
+      <w:r>
+        <w:rPr>
+          <w:noProof/>
+        </w:rPr>
+        <w:lastRenderedPageBreak/>
+        <w:drawing>
+          <wp:inline distT="0" distB="0" distL="0" distR="0" wp14:anchorId="2C4DA2DC" wp14:editId="50C84A6E">
+            <wp:extent cx="6949440" cy="3907790"/>
+            <wp:effectExtent l="0" t="0" r="3810" b="0"/>
+            <wp:docPr id="38286627" name="Picture 1"/>
+            <wp:cNvGraphicFramePr>
+              <a:graphicFrameLocks xmlns:a="http://schemas.openxmlformats.org/drawingml/2006/main" noChangeAspect="1"/>
+            </wp:cNvGraphicFramePr>
+            <a:graphic xmlns:a="http://schemas.openxmlformats.org/drawingml/2006/main">
+              <a:graphicData uri="http://schemas.openxmlformats.org/drawingml/2006/picture">
+                <pic:pic xmlns:pic="http://schemas.openxmlformats.org/drawingml/2006/picture">
+                  <pic:nvPicPr>
+                    <pic:cNvPr id="38286627" name=""/>
+                    <pic:cNvPicPr/>
+                  </pic:nvPicPr>
+                  <pic:blipFill>
+                    <a:blip r:embed="rId25"/>
+                    <a:stretch>
+                      <a:fillRect/>
+                    </a:stretch>
+                  </pic:blipFill>
+                  <pic:spPr>
+                    <a:xfrm>
+                      <a:off x="0" y="0"/>
+                      <a:ext cx="6949440" cy="3907790"/>
+                    </a:xfrm>
+                    <a:prstGeom prst="rect">
+                      <a:avLst/>
+                    </a:prstGeom>
+                  </pic:spPr>
+                </pic:pic>
+              </a:graphicData>
+            </a:graphic>
+          </wp:inline>
+        </w:drawing>
+      </w:r>
+    </w:p>
+    <w:p>
+      <w:pPr>
+        <w:pStyle w:val="Caption"/>
+        <w:jc w:val="center"/>
+        <w:rPr>
+          <w:rFonts w:ascii="Times New Roman" w:hAnsi="Times New Roman" w:cs="Times New Roman"/>
+          <w:sz w:val="28"/>
+          <w:szCs w:val="28"/>
+        </w:rPr>
+      </w:pPr>
+      <w:r>
+        <w:t xml:space="preserve">Screenshot </w:t>
+      </w:r>
+      <w:r>
+        <w:fldChar w:fldCharType="begin"/>
+      </w:r>
+      <w:r>
+        <w:instrText xml:space="preserve"> SEQ Screenshot \* ARABIC </w:instrText>
+      </w:r>
+      <w:r>
+        <w:fldChar w:fldCharType="separate"/>
+      </w:r>
+      <w:r>
+        <w:rPr>
+          <w:noProof/>
+        </w:rPr>
+        <w:t>8</w:t>
+      </w:r>
+      <w:r>
+        <w:rPr>
+          <w:noProof/>
+        </w:rPr>
+        <w:fldChar w:fldCharType="end"/>
+      </w:r>
+      <w:r>
+        <w:t>:</w:t>
+      </w:r>
+      <w:r>
+        <w:t xml:space="preserve"> </w:t>
+      </w:r>
+      <w:r>
+        <w:t>Figure 7.5 Breadboarded. CH1+ is the input, CH2+ is</w:t>
+      </w:r>
+      <w:r>
+        <w:t xml:space="preserve"> Out</w:t>
+      </w:r>
+      <w:r>
+        <w:t>B</w:t>
+      </w:r>
+    </w:p>
+    <w:p>
+      <w:pPr>
         <w:pStyle w:val="ListParagraph"/>
         <w:numPr>
           <w:ilvl w:val="0"/>
@@ -3394,6 +3180,98 @@
     </w:p>
     <w:p>
       <w:pPr>
+        <w:keepNext/>
+        <w:spacing w:before="120" w:line="240" w:lineRule="auto"/>
+        <w:jc w:val="center"/>
+      </w:pPr>
+      <w:r>
+        <w:rPr>
+          <w:rFonts w:ascii="Times New Roman" w:hAnsi="Times New Roman" w:cs="Times New Roman"/>
+          <w:noProof/>
+          <w:sz w:val="28"/>
+          <w:szCs w:val="28"/>
+        </w:rPr>
+        <w:lastRenderedPageBreak/>
+        <w:drawing>
+          <wp:inline distT="0" distB="0" distL="0" distR="0" wp14:anchorId="18532542" wp14:editId="0086C081">
+            <wp:extent cx="6949440" cy="3907790"/>
+            <wp:effectExtent l="0" t="0" r="3810" b="0"/>
+            <wp:docPr id="624492733" name="Picture 1"/>
+            <wp:cNvGraphicFramePr>
+              <a:graphicFrameLocks xmlns:a="http://schemas.openxmlformats.org/drawingml/2006/main" noChangeAspect="1"/>
+            </wp:cNvGraphicFramePr>
+            <a:graphic xmlns:a="http://schemas.openxmlformats.org/drawingml/2006/main">
+              <a:graphicData uri="http://schemas.openxmlformats.org/drawingml/2006/picture">
+                <pic:pic xmlns:pic="http://schemas.openxmlformats.org/drawingml/2006/picture">
+                  <pic:nvPicPr>
+                    <pic:cNvPr id="624492733" name=""/>
+                    <pic:cNvPicPr/>
+                  </pic:nvPicPr>
+                  <pic:blipFill>
+                    <a:blip r:embed="rId26"/>
+                    <a:stretch>
+                      <a:fillRect/>
+                    </a:stretch>
+                  </pic:blipFill>
+                  <pic:spPr>
+                    <a:xfrm>
+                      <a:off x="0" y="0"/>
+                      <a:ext cx="6949440" cy="3907790"/>
+                    </a:xfrm>
+                    <a:prstGeom prst="rect">
+                      <a:avLst/>
+                    </a:prstGeom>
+                  </pic:spPr>
+                </pic:pic>
+              </a:graphicData>
+            </a:graphic>
+          </wp:inline>
+        </w:drawing>
+      </w:r>
+    </w:p>
+    <w:p>
+      <w:pPr>
+        <w:pStyle w:val="Caption"/>
+        <w:jc w:val="center"/>
+        <w:rPr>
+          <w:rFonts w:ascii="Times New Roman" w:hAnsi="Times New Roman" w:cs="Times New Roman"/>
+          <w:sz w:val="28"/>
+          <w:szCs w:val="28"/>
+        </w:rPr>
+      </w:pPr>
+      <w:r>
+        <w:t xml:space="preserve">Screenshot </w:t>
+      </w:r>
+      <w:r>
+        <w:fldChar w:fldCharType="begin"/>
+      </w:r>
+      <w:r>
+        <w:instrText xml:space="preserve"> SEQ Screenshot \* ARABIC </w:instrText>
+      </w:r>
+      <w:r>
+        <w:fldChar w:fldCharType="separate"/>
+      </w:r>
+      <w:r>
+        <w:rPr>
+          <w:noProof/>
+        </w:rPr>
+        <w:t>9</w:t>
+      </w:r>
+      <w:r>
+        <w:fldChar w:fldCharType="end"/>
+      </w:r>
+      <w:r>
+        <w:t>: C</w:t>
+      </w:r>
+      <w:r>
+        <w:t>ircuit from Section 8.5.1 - Item 1</w:t>
+      </w:r>
+      <w:r>
+        <w:t>, CH1+ is the input, CH2+ is the output.</w:t>
+      </w:r>
+    </w:p>
+    <w:p>
+      <w:pPr>
         <w:pStyle w:val="ListParagraph"/>
         <w:numPr>
           <w:ilvl w:val="0"/>
@@ -3412,61 +3290,195 @@
           <w:sz w:val="28"/>
           <w:szCs w:val="28"/>
         </w:rPr>
-        <w:t xml:space="preserve">Build two versions of the circuit from Subsection 8.5.1 - Item 2, one with where the 8 capacitance is 0.1 </w:t>
-      </w:r>
-      <w:proofErr w:type="spellStart"/>
-      <w:r>
-        <w:rPr>
-          <w:rFonts w:ascii="Times New Roman" w:hAnsi="Times New Roman" w:cs="Times New Roman"/>
-          <w:sz w:val="28"/>
-          <w:szCs w:val="28"/>
-        </w:rPr>
-        <w:t>uF</w:t>
-      </w:r>
-      <w:proofErr w:type="spellEnd"/>
-      <w:r>
-        <w:rPr>
-          <w:rFonts w:ascii="Times New Roman" w:hAnsi="Times New Roman" w:cs="Times New Roman"/>
-          <w:sz w:val="28"/>
-          <w:szCs w:val="28"/>
-        </w:rPr>
-        <w:t xml:space="preserve"> and the other is 0.01 </w:t>
-      </w:r>
-      <w:proofErr w:type="spellStart"/>
-      <w:r>
-        <w:rPr>
-          <w:rFonts w:ascii="Times New Roman" w:hAnsi="Times New Roman" w:cs="Times New Roman"/>
-          <w:sz w:val="28"/>
-          <w:szCs w:val="28"/>
-        </w:rPr>
-        <w:t>uF</w:t>
-      </w:r>
-      <w:proofErr w:type="spellEnd"/>
-      <w:r>
-        <w:rPr>
-          <w:rFonts w:ascii="Times New Roman" w:hAnsi="Times New Roman" w:cs="Times New Roman"/>
-          <w:sz w:val="28"/>
-          <w:szCs w:val="28"/>
-        </w:rPr>
-        <w:t xml:space="preserve">. Plot the outputs of both circuits on the </w:t>
-      </w:r>
-      <w:proofErr w:type="spellStart"/>
-      <w:r>
-        <w:rPr>
-          <w:rFonts w:ascii="Times New Roman" w:hAnsi="Times New Roman" w:cs="Times New Roman"/>
-          <w:sz w:val="28"/>
-          <w:szCs w:val="28"/>
-        </w:rPr>
-        <w:t>oscope</w:t>
-      </w:r>
-      <w:proofErr w:type="spellEnd"/>
-      <w:r>
-        <w:rPr>
-          <w:rFonts w:ascii="Times New Roman" w:hAnsi="Times New Roman" w:cs="Times New Roman"/>
-          <w:sz w:val="28"/>
-          <w:szCs w:val="28"/>
-        </w:rPr>
-        <w:t xml:space="preserve"> and save an image of the display.</w:t>
+        <w:t>Build two versions of the circuit from Subsection 8.5.1 - Item 2, one with where the 8 capacitance is 0.1 uF and the other is 0.01 uF. Plot the outputs of both circuits on the oscope and save an image of the display.</w:t>
+      </w:r>
+    </w:p>
+    <w:p>
+      <w:pPr>
+        <w:keepNext/>
+        <w:spacing w:before="120" w:line="240" w:lineRule="auto"/>
+        <w:ind w:left="432"/>
+        <w:jc w:val="center"/>
+      </w:pPr>
+      <w:r>
+        <w:rPr>
+          <w:rFonts w:ascii="Times New Roman" w:hAnsi="Times New Roman" w:cs="Times New Roman"/>
+          <w:noProof/>
+          <w:sz w:val="28"/>
+          <w:szCs w:val="28"/>
+        </w:rPr>
+        <w:lastRenderedPageBreak/>
+        <w:drawing>
+          <wp:inline distT="0" distB="0" distL="0" distR="0" wp14:anchorId="79DB3240" wp14:editId="3A5B60AA">
+            <wp:extent cx="6949440" cy="3907790"/>
+            <wp:effectExtent l="0" t="0" r="3810" b="0"/>
+            <wp:docPr id="1082239100" name="Picture 1"/>
+            <wp:cNvGraphicFramePr>
+              <a:graphicFrameLocks xmlns:a="http://schemas.openxmlformats.org/drawingml/2006/main" noChangeAspect="1"/>
+            </wp:cNvGraphicFramePr>
+            <a:graphic xmlns:a="http://schemas.openxmlformats.org/drawingml/2006/main">
+              <a:graphicData uri="http://schemas.openxmlformats.org/drawingml/2006/picture">
+                <pic:pic xmlns:pic="http://schemas.openxmlformats.org/drawingml/2006/picture">
+                  <pic:nvPicPr>
+                    <pic:cNvPr id="1082239100" name=""/>
+                    <pic:cNvPicPr/>
+                  </pic:nvPicPr>
+                  <pic:blipFill>
+                    <a:blip r:embed="rId27"/>
+                    <a:stretch>
+                      <a:fillRect/>
+                    </a:stretch>
+                  </pic:blipFill>
+                  <pic:spPr>
+                    <a:xfrm>
+                      <a:off x="0" y="0"/>
+                      <a:ext cx="6949440" cy="3907790"/>
+                    </a:xfrm>
+                    <a:prstGeom prst="rect">
+                      <a:avLst/>
+                    </a:prstGeom>
+                  </pic:spPr>
+                </pic:pic>
+              </a:graphicData>
+            </a:graphic>
+          </wp:inline>
+        </w:drawing>
+      </w:r>
+    </w:p>
+    <w:p>
+      <w:pPr>
+        <w:pStyle w:val="Caption"/>
+        <w:jc w:val="center"/>
+        <w:rPr>
+          <w:rFonts w:ascii="Times New Roman" w:hAnsi="Times New Roman" w:cs="Times New Roman"/>
+          <w:sz w:val="28"/>
+          <w:szCs w:val="28"/>
+        </w:rPr>
+      </w:pPr>
+      <w:r>
+        <w:t xml:space="preserve">Screenshot </w:t>
+      </w:r>
+      <w:r>
+        <w:fldChar w:fldCharType="begin"/>
+      </w:r>
+      <w:r>
+        <w:instrText xml:space="preserve"> SEQ Screenshot \* ARABIC </w:instrText>
+      </w:r>
+      <w:r>
+        <w:fldChar w:fldCharType="separate"/>
+      </w:r>
+      <w:r>
+        <w:rPr>
+          <w:noProof/>
+        </w:rPr>
+        <w:t>10</w:t>
+      </w:r>
+      <w:r>
+        <w:fldChar w:fldCharType="end"/>
+      </w:r>
+      <w:r>
+        <w:t>: C</w:t>
+      </w:r>
+      <w:r>
+        <w:t>ircuit from Subsection 8.5.1 - Item 2</w:t>
+      </w:r>
+      <w:r>
+        <w:t>. With capacitance of</w:t>
+      </w:r>
+      <w:r>
+        <w:t xml:space="preserve"> 0.01 uF</w:t>
+      </w:r>
+    </w:p>
+    <w:p>
+      <w:pPr>
+        <w:keepNext/>
+        <w:spacing w:before="120" w:line="240" w:lineRule="auto"/>
+        <w:ind w:left="432"/>
+        <w:jc w:val="center"/>
+      </w:pPr>
+      <w:r>
+        <w:rPr>
+          <w:rFonts w:ascii="Times New Roman" w:hAnsi="Times New Roman" w:cs="Times New Roman"/>
+          <w:noProof/>
+          <w:sz w:val="28"/>
+          <w:szCs w:val="28"/>
+        </w:rPr>
+        <w:drawing>
+          <wp:inline distT="0" distB="0" distL="0" distR="0" wp14:anchorId="4438A04E" wp14:editId="2430751A">
+            <wp:extent cx="6949440" cy="3907790"/>
+            <wp:effectExtent l="0" t="0" r="3810" b="0"/>
+            <wp:docPr id="1257917531" name="Picture 1"/>
+            <wp:cNvGraphicFramePr>
+              <a:graphicFrameLocks xmlns:a="http://schemas.openxmlformats.org/drawingml/2006/main" noChangeAspect="1"/>
+            </wp:cNvGraphicFramePr>
+            <a:graphic xmlns:a="http://schemas.openxmlformats.org/drawingml/2006/main">
+              <a:graphicData uri="http://schemas.openxmlformats.org/drawingml/2006/picture">
+                <pic:pic xmlns:pic="http://schemas.openxmlformats.org/drawingml/2006/picture">
+                  <pic:nvPicPr>
+                    <pic:cNvPr id="1257917531" name=""/>
+                    <pic:cNvPicPr/>
+                  </pic:nvPicPr>
+                  <pic:blipFill>
+                    <a:blip r:embed="rId28"/>
+                    <a:stretch>
+                      <a:fillRect/>
+                    </a:stretch>
+                  </pic:blipFill>
+                  <pic:spPr>
+                    <a:xfrm>
+                      <a:off x="0" y="0"/>
+                      <a:ext cx="6949440" cy="3907790"/>
+                    </a:xfrm>
+                    <a:prstGeom prst="rect">
+                      <a:avLst/>
+                    </a:prstGeom>
+                  </pic:spPr>
+                </pic:pic>
+              </a:graphicData>
+            </a:graphic>
+          </wp:inline>
+        </w:drawing>
+      </w:r>
+    </w:p>
+    <w:p>
+      <w:pPr>
+        <w:pStyle w:val="Caption"/>
+        <w:jc w:val="center"/>
+        <w:rPr>
+          <w:rFonts w:ascii="Times New Roman" w:hAnsi="Times New Roman" w:cs="Times New Roman"/>
+          <w:sz w:val="28"/>
+          <w:szCs w:val="28"/>
+        </w:rPr>
+      </w:pPr>
+      <w:r>
+        <w:t xml:space="preserve">Screenshot </w:t>
+      </w:r>
+      <w:r>
+        <w:fldChar w:fldCharType="begin"/>
+      </w:r>
+      <w:r>
+        <w:instrText xml:space="preserve"> SEQ Screenshot \* ARABIC </w:instrText>
+      </w:r>
+      <w:r>
+        <w:fldChar w:fldCharType="separate"/>
+      </w:r>
+      <w:r>
+        <w:rPr>
+          <w:noProof/>
+        </w:rPr>
+        <w:t>11</w:t>
+      </w:r>
+      <w:r>
+        <w:fldChar w:fldCharType="end"/>
+      </w:r>
+      <w:r>
+        <w:t xml:space="preserve">: </w:t>
+      </w:r>
+      <w:r>
+        <w:t>Circuit from Subsection 8.5.1 - Item 2. With capacitance of</w:t>
+      </w:r>
+      <w:r>
+        <w:t xml:space="preserve"> 0.1 uF</w:t>
       </w:r>
     </w:p>
     <w:p>
@@ -3489,79 +3501,96 @@
           <w:sz w:val="28"/>
           <w:szCs w:val="28"/>
         </w:rPr>
-        <w:t xml:space="preserve">Implement the full-bridge circuit from Subsection 8.5.1 - Item 3. Set </w:t>
-      </w:r>
-      <w:proofErr w:type="spellStart"/>
-      <w:r>
-        <w:rPr>
-          <w:rFonts w:ascii="Times New Roman" w:hAnsi="Times New Roman" w:cs="Times New Roman"/>
-          <w:sz w:val="28"/>
-          <w:szCs w:val="28"/>
-        </w:rPr>
-        <w:t>Wavegen</w:t>
-      </w:r>
-      <w:proofErr w:type="spellEnd"/>
-      <w:r>
-        <w:rPr>
-          <w:rFonts w:ascii="Times New Roman" w:hAnsi="Times New Roman" w:cs="Times New Roman"/>
-          <w:sz w:val="28"/>
-          <w:szCs w:val="28"/>
-        </w:rPr>
-        <w:t xml:space="preserve"> 1 to a 200 Hz, 5 V amplitude sine wave. When measuring the output, connect Scope 2+ to </w:t>
-      </w:r>
-      <w:proofErr w:type="spellStart"/>
-      <w:r>
-        <w:rPr>
-          <w:rFonts w:ascii="Times New Roman" w:hAnsi="Times New Roman" w:cs="Times New Roman"/>
-          <w:sz w:val="28"/>
-          <w:szCs w:val="28"/>
-        </w:rPr>
-        <w:t>Vout</w:t>
-      </w:r>
-      <w:proofErr w:type="spellEnd"/>
-      <w:r>
-        <w:rPr>
-          <w:rFonts w:ascii="Times New Roman" w:hAnsi="Times New Roman" w:cs="Times New Roman"/>
-          <w:sz w:val="28"/>
-          <w:szCs w:val="28"/>
-        </w:rPr>
-        <w:t xml:space="preserve">+ and Scope 2- to </w:t>
-      </w:r>
-      <w:proofErr w:type="spellStart"/>
-      <w:r>
-        <w:rPr>
-          <w:rFonts w:ascii="Times New Roman" w:hAnsi="Times New Roman" w:cs="Times New Roman"/>
-          <w:sz w:val="28"/>
-          <w:szCs w:val="28"/>
-        </w:rPr>
-        <w:t>Vout</w:t>
-      </w:r>
-      <w:proofErr w:type="spellEnd"/>
-      <w:r>
-        <w:rPr>
-          <w:rFonts w:ascii="Times New Roman" w:hAnsi="Times New Roman" w:cs="Times New Roman"/>
-          <w:sz w:val="28"/>
-          <w:szCs w:val="28"/>
-        </w:rPr>
-        <w:t xml:space="preserve">- to get the differential signal. Plot the outputs of both circuits on the </w:t>
-      </w:r>
-      <w:proofErr w:type="spellStart"/>
-      <w:r>
-        <w:rPr>
-          <w:rFonts w:ascii="Times New Roman" w:hAnsi="Times New Roman" w:cs="Times New Roman"/>
-          <w:sz w:val="28"/>
-          <w:szCs w:val="28"/>
-        </w:rPr>
-        <w:t>oscope</w:t>
-      </w:r>
-      <w:proofErr w:type="spellEnd"/>
-      <w:r>
-        <w:rPr>
-          <w:rFonts w:ascii="Times New Roman" w:hAnsi="Times New Roman" w:cs="Times New Roman"/>
-          <w:sz w:val="28"/>
-          <w:szCs w:val="28"/>
-        </w:rPr>
-        <w:t xml:space="preserve"> and save an image of the display.</w:t>
+        <w:lastRenderedPageBreak/>
+        <w:t>Implement the full-bridge circuit from Subsection 8.5.1 - Item 3. Set Wavegen 1 to a 200 Hz, 5 V amplitude sine wave. When measuring the output, connect Scope 2+ to Vout+ and Scope 2- to Vout- to get the differential signal. Plot the outputs of both circuits on the oscope and save an image of the display.</w:t>
+      </w:r>
+    </w:p>
+    <w:p>
+      <w:pPr>
+        <w:keepNext/>
+        <w:spacing w:before="120" w:line="240" w:lineRule="auto"/>
+        <w:jc w:val="center"/>
+      </w:pPr>
+      <w:r>
+        <w:rPr>
+          <w:rFonts w:ascii="Times New Roman" w:hAnsi="Times New Roman" w:cs="Times New Roman"/>
+          <w:noProof/>
+          <w:sz w:val="28"/>
+          <w:szCs w:val="28"/>
+        </w:rPr>
+        <w:drawing>
+          <wp:inline distT="0" distB="0" distL="0" distR="0" wp14:anchorId="238889FB" wp14:editId="117146F2">
+            <wp:extent cx="6949440" cy="3907790"/>
+            <wp:effectExtent l="0" t="0" r="3810" b="0"/>
+            <wp:docPr id="2100114358" name="Picture 1"/>
+            <wp:cNvGraphicFramePr>
+              <a:graphicFrameLocks xmlns:a="http://schemas.openxmlformats.org/drawingml/2006/main" noChangeAspect="1"/>
+            </wp:cNvGraphicFramePr>
+            <a:graphic xmlns:a="http://schemas.openxmlformats.org/drawingml/2006/main">
+              <a:graphicData uri="http://schemas.openxmlformats.org/drawingml/2006/picture">
+                <pic:pic xmlns:pic="http://schemas.openxmlformats.org/drawingml/2006/picture">
+                  <pic:nvPicPr>
+                    <pic:cNvPr id="2100114358" name=""/>
+                    <pic:cNvPicPr/>
+                  </pic:nvPicPr>
+                  <pic:blipFill>
+                    <a:blip r:embed="rId29"/>
+                    <a:stretch>
+                      <a:fillRect/>
+                    </a:stretch>
+                  </pic:blipFill>
+                  <pic:spPr>
+                    <a:xfrm>
+                      <a:off x="0" y="0"/>
+                      <a:ext cx="6949440" cy="3907790"/>
+                    </a:xfrm>
+                    <a:prstGeom prst="rect">
+                      <a:avLst/>
+                    </a:prstGeom>
+                  </pic:spPr>
+                </pic:pic>
+              </a:graphicData>
+            </a:graphic>
+          </wp:inline>
+        </w:drawing>
+      </w:r>
+    </w:p>
+    <w:p>
+      <w:pPr>
+        <w:pStyle w:val="Caption"/>
+        <w:jc w:val="center"/>
+        <w:rPr>
+          <w:rFonts w:ascii="Times New Roman" w:hAnsi="Times New Roman" w:cs="Times New Roman"/>
+          <w:sz w:val="28"/>
+          <w:szCs w:val="28"/>
+        </w:rPr>
+      </w:pPr>
+      <w:r>
+        <w:t xml:space="preserve">Screenshot </w:t>
+      </w:r>
+      <w:r>
+        <w:fldChar w:fldCharType="begin"/>
+      </w:r>
+      <w:r>
+        <w:instrText xml:space="preserve"> SEQ Screenshot \* ARABIC </w:instrText>
+      </w:r>
+      <w:r>
+        <w:fldChar w:fldCharType="separate"/>
+      </w:r>
+      <w:r>
+        <w:rPr>
+          <w:noProof/>
+        </w:rPr>
+        <w:t>12</w:t>
+      </w:r>
+      <w:r>
+        <w:fldChar w:fldCharType="end"/>
+      </w:r>
+      <w:r>
+        <w:t>: F</w:t>
+      </w:r>
+      <w:r>
+        <w:t>ull-bridge circuit from Subsection 8.5.1 - Item 3. Set Wavegen 1 to a 200 Hz, 5 V amplitude sine wave. When measuring the output, connect Scope 2+ to Vout+ and Scope 2- to Vout- to get the differential signal.</w:t>
       </w:r>
     </w:p>
     <w:p>
@@ -3584,8 +3613,318 @@
           <w:sz w:val="28"/>
           <w:szCs w:val="28"/>
         </w:rPr>
+        <w:t xml:space="preserve">Build the circuit from Subsection 8.5.1 - Item 5. Set the input to a 0.5 Hz, 0.1 V amplitude sine wave. Vary the potentiometer, increase the gain, so that the LEDs illuminate when the op amp output is greater than the reference voltages. Plot the output of the gain amplifier and the output of either comparator on the o-scope and save an image of the display. </w:t>
+      </w:r>
+    </w:p>
+    <w:p>
+      <w:pPr>
+        <w:keepNext/>
+        <w:spacing w:before="120" w:line="240" w:lineRule="auto"/>
+        <w:jc w:val="center"/>
+      </w:pPr>
+      <w:r>
+        <w:rPr>
+          <w:rFonts w:ascii="Times New Roman" w:hAnsi="Times New Roman" w:cs="Times New Roman"/>
+          <w:sz w:val="28"/>
+          <w:szCs w:val="28"/>
+        </w:rPr>
         <w:lastRenderedPageBreak/>
-        <w:t xml:space="preserve">Build the circuit from Subsection 8.5.1 - Item 5. Set the input to a 0.5 Hz, 0.1 V amplitude sine wave. Vary the potentiometer, increase the gain, so that the LEDs illuminate when the op amp output is greater than the reference voltages. Plot the output of the gain amplifier and the output of either comparator on the o-scope and save an image of the display. </w:t>
+        <w:drawing>
+          <wp:inline distT="0" distB="0" distL="0" distR="0" wp14:anchorId="6FF6E1EC" wp14:editId="0F5ECAD6">
+            <wp:extent cx="6949440" cy="3907790"/>
+            <wp:effectExtent l="0" t="0" r="3810" b="0"/>
+            <wp:docPr id="97807407" name="Picture 1"/>
+            <wp:cNvGraphicFramePr>
+              <a:graphicFrameLocks xmlns:a="http://schemas.openxmlformats.org/drawingml/2006/main" noChangeAspect="1"/>
+            </wp:cNvGraphicFramePr>
+            <a:graphic xmlns:a="http://schemas.openxmlformats.org/drawingml/2006/main">
+              <a:graphicData uri="http://schemas.openxmlformats.org/drawingml/2006/picture">
+                <pic:pic xmlns:pic="http://schemas.openxmlformats.org/drawingml/2006/picture">
+                  <pic:nvPicPr>
+                    <pic:cNvPr id="97807407" name=""/>
+                    <pic:cNvPicPr/>
+                  </pic:nvPicPr>
+                  <pic:blipFill>
+                    <a:blip r:embed="rId30"/>
+                    <a:stretch>
+                      <a:fillRect/>
+                    </a:stretch>
+                  </pic:blipFill>
+                  <pic:spPr>
+                    <a:xfrm>
+                      <a:off x="0" y="0"/>
+                      <a:ext cx="6949440" cy="3907790"/>
+                    </a:xfrm>
+                    <a:prstGeom prst="rect">
+                      <a:avLst/>
+                    </a:prstGeom>
+                  </pic:spPr>
+                </pic:pic>
+              </a:graphicData>
+            </a:graphic>
+          </wp:inline>
+        </w:drawing>
+      </w:r>
+    </w:p>
+    <w:p>
+      <w:pPr>
+        <w:pStyle w:val="Caption"/>
+        <w:jc w:val="center"/>
+        <w:rPr>
+          <w:rFonts w:ascii="Times New Roman" w:hAnsi="Times New Roman" w:cs="Times New Roman"/>
+          <w:sz w:val="28"/>
+          <w:szCs w:val="28"/>
+        </w:rPr>
+      </w:pPr>
+      <w:r>
+        <w:t xml:space="preserve">Screenshot </w:t>
+      </w:r>
+      <w:r>
+        <w:fldChar w:fldCharType="begin"/>
+      </w:r>
+      <w:r>
+        <w:instrText xml:space="preserve"> SEQ Screenshot \* ARABIC </w:instrText>
+      </w:r>
+      <w:r>
+        <w:fldChar w:fldCharType="separate"/>
+      </w:r>
+      <w:r>
+        <w:rPr>
+          <w:noProof/>
+        </w:rPr>
+        <w:t>13</w:t>
+      </w:r>
+      <w:r>
+        <w:fldChar w:fldCharType="end"/>
+      </w:r>
+      <w:r>
+        <w:t xml:space="preserve">: </w:t>
+      </w:r>
+      <w:r>
+        <w:t>C</w:t>
+      </w:r>
+      <w:r>
+        <w:rPr>
+          <w:rFonts w:cstheme="minorHAnsi"/>
+        </w:rPr>
+        <w:t xml:space="preserve">ircuit from Subsection 8.5.1 - Item 5. Set the input to a 0.5 Hz, 0.1 V amplitude sine wave. </w:t>
+      </w:r>
+      <w:r>
+        <w:rPr>
+          <w:rFonts w:cstheme="minorHAnsi"/>
+        </w:rPr>
+        <w:t xml:space="preserve"> CH1+ is gain amplifier output, CH2+ is </w:t>
+      </w:r>
+      <w:r>
+        <w:rPr>
+          <w:rFonts w:cstheme="minorHAnsi"/>
+        </w:rPr>
+        <w:t>O</w:t>
+      </w:r>
+      <w:r>
+        <w:t>utA</w:t>
+      </w:r>
+      <w:r>
+        <w:t>.</w:t>
+      </w:r>
+    </w:p>
+    <w:p>
+      <w:pPr>
+        <w:keepNext/>
+        <w:spacing w:before="120" w:line="240" w:lineRule="auto"/>
+        <w:jc w:val="center"/>
+      </w:pPr>
+      <w:r>
+        <w:rPr>
+          <w:rFonts w:ascii="Times New Roman" w:hAnsi="Times New Roman" w:cs="Times New Roman"/>
+          <w:sz w:val="28"/>
+          <w:szCs w:val="28"/>
+        </w:rPr>
+        <w:drawing>
+          <wp:inline distT="0" distB="0" distL="0" distR="0" wp14:anchorId="558362C4" wp14:editId="471EF30C">
+            <wp:extent cx="6949440" cy="3907790"/>
+            <wp:effectExtent l="0" t="0" r="3810" b="0"/>
+            <wp:docPr id="616702652" name="Picture 1"/>
+            <wp:cNvGraphicFramePr>
+              <a:graphicFrameLocks xmlns:a="http://schemas.openxmlformats.org/drawingml/2006/main" noChangeAspect="1"/>
+            </wp:cNvGraphicFramePr>
+            <a:graphic xmlns:a="http://schemas.openxmlformats.org/drawingml/2006/main">
+              <a:graphicData uri="http://schemas.openxmlformats.org/drawingml/2006/picture">
+                <pic:pic xmlns:pic="http://schemas.openxmlformats.org/drawingml/2006/picture">
+                  <pic:nvPicPr>
+                    <pic:cNvPr id="616702652" name=""/>
+                    <pic:cNvPicPr/>
+                  </pic:nvPicPr>
+                  <pic:blipFill>
+                    <a:blip r:embed="rId31"/>
+                    <a:stretch>
+                      <a:fillRect/>
+                    </a:stretch>
+                  </pic:blipFill>
+                  <pic:spPr>
+                    <a:xfrm>
+                      <a:off x="0" y="0"/>
+                      <a:ext cx="6949440" cy="3907790"/>
+                    </a:xfrm>
+                    <a:prstGeom prst="rect">
+                      <a:avLst/>
+                    </a:prstGeom>
+                  </pic:spPr>
+                </pic:pic>
+              </a:graphicData>
+            </a:graphic>
+          </wp:inline>
+        </w:drawing>
+      </w:r>
+    </w:p>
+    <w:p>
+      <w:pPr>
+        <w:pStyle w:val="Caption"/>
+        <w:jc w:val="center"/>
+        <w:rPr>
+          <w:rFonts w:ascii="Times New Roman" w:hAnsi="Times New Roman" w:cs="Times New Roman"/>
+          <w:sz w:val="28"/>
+          <w:szCs w:val="28"/>
+        </w:rPr>
+      </w:pPr>
+      <w:r>
+        <w:t xml:space="preserve">Screenshot </w:t>
+      </w:r>
+      <w:r>
+        <w:fldChar w:fldCharType="begin"/>
+      </w:r>
+      <w:r>
+        <w:instrText xml:space="preserve"> SEQ Screenshot \* ARABIC </w:instrText>
+      </w:r>
+      <w:r>
+        <w:fldChar w:fldCharType="separate"/>
+      </w:r>
+      <w:r>
+        <w:rPr>
+          <w:noProof/>
+        </w:rPr>
+        <w:t>14</w:t>
+      </w:r>
+      <w:r>
+        <w:fldChar w:fldCharType="end"/>
+      </w:r>
+      <w:r>
+        <w:t>:</w:t>
+      </w:r>
+      <w:r>
+        <w:t xml:space="preserve"> C</w:t>
+      </w:r>
+      <w:r>
+        <w:rPr>
+          <w:rFonts w:cstheme="minorHAnsi"/>
+        </w:rPr>
+        <w:t xml:space="preserve">ircuit from Subsection 8.5.1 - Item 5. Set the input to a 0.5 Hz, 0.1 V amplitude sine wave. </w:t>
+      </w:r>
+      <w:r>
+        <w:rPr>
+          <w:rFonts w:cstheme="minorHAnsi"/>
+        </w:rPr>
+        <w:t xml:space="preserve"> CH1+ is gain amplifier output, CH2+ is </w:t>
+      </w:r>
+      <w:r>
+        <w:rPr>
+          <w:rFonts w:cstheme="minorHAnsi"/>
+        </w:rPr>
+        <w:t>O</w:t>
+      </w:r>
+      <w:r>
+        <w:t>ut</w:t>
+      </w:r>
+      <w:r>
+        <w:t>B</w:t>
+      </w:r>
+    </w:p>
+    <w:p>
+      <w:pPr>
+        <w:keepNext/>
+        <w:spacing w:before="120" w:line="240" w:lineRule="auto"/>
+        <w:jc w:val="center"/>
+      </w:pPr>
+      <w:r>
+        <w:rPr>
+          <w:rFonts w:ascii="Times New Roman" w:hAnsi="Times New Roman" w:cs="Times New Roman"/>
+          <w:sz w:val="28"/>
+          <w:szCs w:val="28"/>
+        </w:rPr>
+        <w:lastRenderedPageBreak/>
+        <w:drawing>
+          <wp:inline distT="0" distB="0" distL="0" distR="0" wp14:anchorId="2E35F613" wp14:editId="276DACFB">
+            <wp:extent cx="6949440" cy="3907790"/>
+            <wp:effectExtent l="0" t="0" r="3810" b="0"/>
+            <wp:docPr id="1219578193" name="Picture 1"/>
+            <wp:cNvGraphicFramePr>
+              <a:graphicFrameLocks xmlns:a="http://schemas.openxmlformats.org/drawingml/2006/main" noChangeAspect="1"/>
+            </wp:cNvGraphicFramePr>
+            <a:graphic xmlns:a="http://schemas.openxmlformats.org/drawingml/2006/main">
+              <a:graphicData uri="http://schemas.openxmlformats.org/drawingml/2006/picture">
+                <pic:pic xmlns:pic="http://schemas.openxmlformats.org/drawingml/2006/picture">
+                  <pic:nvPicPr>
+                    <pic:cNvPr id="1219578193" name=""/>
+                    <pic:cNvPicPr/>
+                  </pic:nvPicPr>
+                  <pic:blipFill>
+                    <a:blip r:embed="rId32"/>
+                    <a:stretch>
+                      <a:fillRect/>
+                    </a:stretch>
+                  </pic:blipFill>
+                  <pic:spPr>
+                    <a:xfrm>
+                      <a:off x="0" y="0"/>
+                      <a:ext cx="6949440" cy="3907790"/>
+                    </a:xfrm>
+                    <a:prstGeom prst="rect">
+                      <a:avLst/>
+                    </a:prstGeom>
+                  </pic:spPr>
+                </pic:pic>
+              </a:graphicData>
+            </a:graphic>
+          </wp:inline>
+        </w:drawing>
+      </w:r>
+    </w:p>
+    <w:p>
+      <w:pPr>
+        <w:pStyle w:val="Caption"/>
+        <w:jc w:val="center"/>
+        <w:rPr>
+          <w:rFonts w:ascii="Times New Roman" w:hAnsi="Times New Roman" w:cs="Times New Roman"/>
+          <w:sz w:val="28"/>
+          <w:szCs w:val="28"/>
+        </w:rPr>
+      </w:pPr>
+      <w:r>
+        <w:t xml:space="preserve">Screenshot </w:t>
+      </w:r>
+      <w:r>
+        <w:fldChar w:fldCharType="begin"/>
+      </w:r>
+      <w:r>
+        <w:instrText xml:space="preserve"> SEQ Screenshot \* ARABIC </w:instrText>
+      </w:r>
+      <w:r>
+        <w:fldChar w:fldCharType="separate"/>
+      </w:r>
+      <w:r>
+        <w:rPr>
+          <w:noProof/>
+        </w:rPr>
+        <w:t>15</w:t>
+      </w:r>
+      <w:r>
+        <w:fldChar w:fldCharType="end"/>
+      </w:r>
+      <w:r>
+        <w:t xml:space="preserve">: </w:t>
+      </w:r>
+      <w:r>
+        <w:t>Circuit from Subsection 8.5.1 - Item 5. Set the input to a 0.5 Hz, 0.1 V amplitude sine wave.  CH1+ is gain amplifier output, CH2+ is OutB</w:t>
       </w:r>
     </w:p>
     <w:p>
@@ -3654,25 +3993,997 @@
           <w:sz w:val="28"/>
           <w:szCs w:val="28"/>
         </w:rPr>
-        <w:t xml:space="preserve">Discuss the functionality and operation of each circuit built in lab, include your captured waveforms and corresponding </w:t>
-      </w:r>
-      <w:proofErr w:type="spellStart"/>
-      <w:r>
-        <w:rPr>
-          <w:rFonts w:ascii="Times New Roman" w:hAnsi="Times New Roman" w:cs="Times New Roman"/>
-          <w:sz w:val="28"/>
-          <w:szCs w:val="28"/>
-        </w:rPr>
-        <w:t>LTspice</w:t>
-      </w:r>
-      <w:proofErr w:type="spellEnd"/>
-      <w:r>
-        <w:rPr>
-          <w:rFonts w:ascii="Times New Roman" w:hAnsi="Times New Roman" w:cs="Times New Roman"/>
-          <w:sz w:val="28"/>
-          <w:szCs w:val="28"/>
-        </w:rPr>
-        <w:t xml:space="preserve"> schematics. By this point, you have worked with both op amps and comparators. Compare their similarities and differences. When would you choose an op amp over a comparator, and vice versa, based on application?</w:t>
+        <w:t>Discuss the functionality and operation of each circuit built in lab, include your captured waveforms and corresponding LTspice schematics. By this point, you have worked with both op amps and comparators. Compare their similarities and differences. When would you choose an op amp over a comparator, and vice versa, based on application?</w:t>
+      </w:r>
+    </w:p>
+    <w:p>
+      <w:pPr>
+        <w:spacing w:before="120" w:line="240" w:lineRule="auto"/>
+        <w:ind w:left="259"/>
+        <w:rPr>
+          <w:rFonts w:ascii="Times New Roman" w:hAnsi="Times New Roman" w:cs="Times New Roman"/>
+          <w:sz w:val="28"/>
+          <w:szCs w:val="28"/>
+        </w:rPr>
+      </w:pPr>
+      <w:r>
+        <w:rPr>
+          <w:rFonts w:ascii="Times New Roman" w:hAnsi="Times New Roman" w:cs="Times New Roman"/>
+          <w:sz w:val="28"/>
+          <w:szCs w:val="28"/>
+        </w:rPr>
+        <w:t>Functionality and Operation of Lab Circuits</w:t>
+      </w:r>
+    </w:p>
+    <w:p>
+      <w:pPr>
+        <w:spacing w:before="120" w:line="240" w:lineRule="auto"/>
+        <w:ind w:left="259"/>
+        <w:rPr>
+          <w:rFonts w:ascii="Times New Roman" w:hAnsi="Times New Roman" w:cs="Times New Roman"/>
+          <w:sz w:val="28"/>
+          <w:szCs w:val="28"/>
+        </w:rPr>
+      </w:pPr>
+      <w:r>
+        <w:rPr>
+          <w:rFonts w:ascii="Times New Roman" w:hAnsi="Times New Roman" w:cs="Times New Roman"/>
+          <w:sz w:val="28"/>
+          <w:szCs w:val="28"/>
+        </w:rPr>
+        <w:t xml:space="preserve">Diodes enforce a single directional current flow. Half-wave and full-bridge rectifiers convert </w:t>
+      </w:r>
+      <w:r>
+        <w:rPr>
+          <w:rFonts w:ascii="Times New Roman" w:hAnsi="Times New Roman" w:cs="Times New Roman"/>
+          <w:sz w:val="28"/>
+          <w:szCs w:val="28"/>
+        </w:rPr>
+        <w:t>bipolar</w:t>
+      </w:r>
+      <w:r>
+        <w:rPr>
+          <w:rFonts w:ascii="Times New Roman" w:hAnsi="Times New Roman" w:cs="Times New Roman"/>
+          <w:sz w:val="28"/>
+          <w:szCs w:val="28"/>
+        </w:rPr>
+        <w:t xml:space="preserve"> AC input waveforms into positive pulsating DC signals. The full-bridge configuration uses four diodes to invert the negative half-cycles of the AC input, doubling the ripple frequency and increasing average output power.</w:t>
+      </w:r>
+    </w:p>
+    <w:p>
+      <w:pPr>
+        <w:spacing w:before="120" w:line="240" w:lineRule="auto"/>
+        <w:ind w:left="259"/>
+        <w:rPr>
+          <w:rFonts w:ascii="Times New Roman" w:hAnsi="Times New Roman" w:cs="Times New Roman"/>
+          <w:sz w:val="28"/>
+          <w:szCs w:val="28"/>
+        </w:rPr>
+      </w:pPr>
+      <w:r>
+        <w:rPr>
+          <w:rFonts w:ascii="Times New Roman" w:hAnsi="Times New Roman" w:cs="Times New Roman"/>
+          <w:sz w:val="28"/>
+          <w:szCs w:val="28"/>
+        </w:rPr>
+        <w:t>The TLV272 op-amp acts as an inverting gain stage to amplify small input signals. The amplified signal feeds into a window comparator built with an LM393 dual comparator and a 3-resistor voltage divider ladder. When the amplified output crosses the upper (V</w:t>
+      </w:r>
+      <w:r>
+        <w:rPr>
+          <w:rFonts w:ascii="Times New Roman" w:hAnsi="Times New Roman" w:cs="Times New Roman"/>
+          <w:sz w:val="28"/>
+          <w:szCs w:val="28"/>
+          <w:vertAlign w:val="subscript"/>
+        </w:rPr>
+        <w:t>A</w:t>
+      </w:r>
+      <w:r>
+        <w:rPr>
+          <w:rFonts w:ascii="Times New Roman" w:hAnsi="Times New Roman" w:cs="Times New Roman"/>
+          <w:sz w:val="28"/>
+          <w:szCs w:val="28"/>
+        </w:rPr>
+        <w:t>) or lower (V</w:t>
+      </w:r>
+      <w:r>
+        <w:rPr>
+          <w:rFonts w:ascii="Times New Roman" w:hAnsi="Times New Roman" w:cs="Times New Roman"/>
+          <w:sz w:val="28"/>
+          <w:szCs w:val="28"/>
+          <w:vertAlign w:val="subscript"/>
+        </w:rPr>
+        <w:t>B</w:t>
+      </w:r>
+      <w:r>
+        <w:rPr>
+          <w:rFonts w:ascii="Times New Roman" w:hAnsi="Times New Roman" w:cs="Times New Roman"/>
+          <w:sz w:val="28"/>
+          <w:szCs w:val="28"/>
+        </w:rPr>
+        <w:t>) reference thresholds, the comparator outputs pull low to sink current through the 2.2k</w:t>
+      </w:r>
+      <w:r>
+        <w:rPr>
+          <w:rFonts w:ascii="Times New Roman" w:hAnsi="Times New Roman" w:cs="Times New Roman"/>
+          <w:sz w:val="28"/>
+          <w:szCs w:val="28"/>
+        </w:rPr>
+        <w:t>Ω</w:t>
+      </w:r>
+      <w:r>
+        <w:rPr>
+          <w:rFonts w:ascii="Times New Roman" w:hAnsi="Times New Roman" w:cs="Times New Roman"/>
+          <w:sz w:val="28"/>
+          <w:szCs w:val="28"/>
+        </w:rPr>
+        <w:t xml:space="preserve"> current-limiting resistors, illuminating the LEDs to visually show signal clipping. </w:t>
+      </w:r>
+    </w:p>
+    <w:p>
+      <w:pPr>
+        <w:spacing w:before="120" w:line="240" w:lineRule="auto"/>
+        <w:ind w:left="259"/>
+        <w:rPr>
+          <w:rFonts w:ascii="Times New Roman" w:hAnsi="Times New Roman" w:cs="Times New Roman"/>
+          <w:sz w:val="28"/>
+          <w:szCs w:val="28"/>
+        </w:rPr>
+      </w:pPr>
+      <w:r>
+        <w:rPr>
+          <w:rFonts w:ascii="Times New Roman" w:hAnsi="Times New Roman" w:cs="Times New Roman"/>
+          <w:sz w:val="28"/>
+          <w:szCs w:val="28"/>
+        </w:rPr>
+        <w:t>Op-Amp vs. Comparator:</w:t>
+      </w:r>
+    </w:p>
+    <w:p>
+      <w:pPr>
+        <w:spacing w:before="120" w:line="240" w:lineRule="auto"/>
+        <w:ind w:left="259"/>
+        <w:rPr>
+          <w:rFonts w:ascii="Times New Roman" w:hAnsi="Times New Roman" w:cs="Times New Roman"/>
+          <w:sz w:val="28"/>
+          <w:szCs w:val="28"/>
+        </w:rPr>
+      </w:pPr>
+      <w:r>
+        <w:rPr>
+          <w:rFonts w:ascii="Times New Roman" w:hAnsi="Times New Roman" w:cs="Times New Roman"/>
+          <w:sz w:val="28"/>
+          <w:szCs w:val="28"/>
+        </w:rPr>
+        <w:lastRenderedPageBreak/>
+        <w:t xml:space="preserve">Both devices are differential high-gain voltage amplifiers with non-inverting and inverting inputs. Both evaluate the difference between their input terminals. However, Op-amps are optimized for linear operations with negative feedback. They feature internal frequency compensation to prevent oscillation in closed-loop configurations and push-pull output stages that drive continuous analog voltages. Comparators are designed more for open-loop non-linear switching, </w:t>
+      </w:r>
+      <w:r>
+        <w:rPr>
+          <w:rFonts w:ascii="Times New Roman" w:hAnsi="Times New Roman" w:cs="Times New Roman"/>
+          <w:sz w:val="28"/>
+          <w:szCs w:val="28"/>
+        </w:rPr>
+        <w:t>so they</w:t>
+      </w:r>
+      <w:r>
+        <w:rPr>
+          <w:rFonts w:ascii="Times New Roman" w:hAnsi="Times New Roman" w:cs="Times New Roman"/>
+          <w:sz w:val="28"/>
+          <w:szCs w:val="28"/>
+        </w:rPr>
+        <w:t xml:space="preserve"> do not have internal phase compensation. This allows for extremely fast propagation delays and rapid switching times. They are usually used for their open-collector outputs, requiring an external pull-up resistor to define logic states. </w:t>
+      </w:r>
+    </w:p>
+    <w:p>
+      <w:pPr>
+        <w:spacing w:before="120" w:line="240" w:lineRule="auto"/>
+        <w:ind w:left="259"/>
+        <w:rPr>
+          <w:rFonts w:ascii="Times New Roman" w:hAnsi="Times New Roman" w:cs="Times New Roman"/>
+          <w:sz w:val="28"/>
+          <w:szCs w:val="28"/>
+        </w:rPr>
+      </w:pPr>
+      <w:r>
+        <w:rPr>
+          <w:rFonts w:ascii="Times New Roman" w:hAnsi="Times New Roman" w:cs="Times New Roman"/>
+          <w:sz w:val="28"/>
+          <w:szCs w:val="28"/>
+        </w:rPr>
+        <w:t>You would choose an op-amp for linear signal processing, like amplification, filtering, buffering, level shifting, or mathematical operations where continuous proportional outputs are required. Comparators would be chosen for threshold detection, zero-crossing detection, window detection, or driving digital logic/LED indicators where fast, sharp binary state transitions are needed.</w:t>
+      </w:r>
+    </w:p>
+    <w:p>
+      <w:pPr>
+        <w:spacing w:line="259" w:lineRule="auto"/>
+        <w:rPr>
+          <w:rFonts w:ascii="Times New Roman" w:hAnsi="Times New Roman" w:cs="Times New Roman"/>
+          <w:sz w:val="28"/>
+          <w:szCs w:val="28"/>
+        </w:rPr>
+      </w:pPr>
+      <w:r>
+        <w:rPr>
+          <w:rFonts w:ascii="Times New Roman" w:hAnsi="Times New Roman" w:cs="Times New Roman"/>
+          <w:sz w:val="28"/>
+          <w:szCs w:val="28"/>
+        </w:rPr>
+        <w:t>Refer back to the clipping detection circuit in Figure 7.5. For the final project, you will be asked to design a circuit where one LED turns on when the input voltage exceeds 1 V and the other LED turns on when the input voltage exceeds 4 V to indicate clipping. Calculate the resistor values needed to set the correct reference voltages using either ± 5 V supply or +5 V and GND supply for the three-resistor ladder. You do not need to get exactly 1 V and 4 V, get as close as you can only using 3 resistors. Explain your reasoning.</w:t>
+      </w:r>
+    </w:p>
+    <w:p>
+      <w:pPr>
+        <w:spacing w:line="259" w:lineRule="auto"/>
+        <w:ind w:left="259"/>
+        <w:rPr>
+          <w:rFonts w:ascii="Times New Roman" w:hAnsi="Times New Roman" w:cs="Times New Roman"/>
+          <w:sz w:val="28"/>
+          <w:szCs w:val="28"/>
+        </w:rPr>
+      </w:pPr>
+      <w:r>
+        <w:rPr>
+          <w:rFonts w:ascii="Times New Roman" w:hAnsi="Times New Roman" w:cs="Times New Roman"/>
+          <w:sz w:val="28"/>
+          <w:szCs w:val="28"/>
+        </w:rPr>
+        <w:t xml:space="preserve">To generate strictly positive reference voltages at </w:t>
+      </w:r>
+      <w:r>
+        <w:rPr>
+          <w:rFonts w:ascii="Times New Roman" w:hAnsi="Times New Roman" w:cs="Times New Roman"/>
+          <w:sz w:val="28"/>
+          <w:szCs w:val="28"/>
+        </w:rPr>
+        <w:t xml:space="preserve">1V </w:t>
+      </w:r>
+      <w:r>
+        <w:rPr>
+          <w:rFonts w:ascii="Times New Roman" w:hAnsi="Times New Roman" w:cs="Times New Roman"/>
+          <w:sz w:val="28"/>
+          <w:szCs w:val="28"/>
+        </w:rPr>
+        <w:t xml:space="preserve">and </w:t>
+      </w:r>
+      <w:r>
+        <w:rPr>
+          <w:rFonts w:ascii="Times New Roman" w:hAnsi="Times New Roman" w:cs="Times New Roman"/>
+          <w:sz w:val="28"/>
+          <w:szCs w:val="28"/>
+        </w:rPr>
+        <w:t>4V</w:t>
+      </w:r>
+      <w:r>
+        <w:rPr>
+          <w:rFonts w:ascii="Times New Roman" w:hAnsi="Times New Roman" w:cs="Times New Roman"/>
+          <w:sz w:val="28"/>
+          <w:szCs w:val="28"/>
+        </w:rPr>
+        <w:t xml:space="preserve">, using a single </w:t>
+      </w:r>
+      <w:r>
+        <w:rPr>
+          <w:rFonts w:ascii="Times New Roman" w:hAnsi="Times New Roman" w:cs="Times New Roman"/>
+          <w:b/>
+          <w:bCs/>
+          <w:sz w:val="28"/>
+          <w:szCs w:val="28"/>
+        </w:rPr>
+        <w:t>+5V</w:t>
+      </w:r>
+      <w:r>
+        <w:rPr>
+          <w:rFonts w:ascii="Times New Roman" w:hAnsi="Times New Roman" w:cs="Times New Roman"/>
+          <w:b/>
+          <w:bCs/>
+          <w:sz w:val="28"/>
+          <w:szCs w:val="28"/>
+        </w:rPr>
+        <w:t xml:space="preserve"> and GND </w:t>
+      </w:r>
+      <w:r>
+        <w:rPr>
+          <w:rFonts w:ascii="Times New Roman" w:hAnsi="Times New Roman" w:cs="Times New Roman"/>
+          <w:sz w:val="28"/>
+          <w:szCs w:val="28"/>
+        </w:rPr>
+        <w:t xml:space="preserve">supply for the 3-resistor ladder is the most efficient choice. Connecting a voltage divider between </w:t>
+      </w:r>
+      <w:r>
+        <w:rPr>
+          <w:rFonts w:ascii="Times New Roman" w:hAnsi="Times New Roman" w:cs="Times New Roman"/>
+          <w:sz w:val="28"/>
+          <w:szCs w:val="28"/>
+        </w:rPr>
+        <w:t>5V</w:t>
+      </w:r>
+      <w:r>
+        <w:rPr>
+          <w:rFonts w:ascii="Times New Roman" w:hAnsi="Times New Roman" w:cs="Times New Roman"/>
+          <w:sz w:val="28"/>
+          <w:szCs w:val="28"/>
+        </w:rPr>
+        <w:t xml:space="preserve"> and </w:t>
+      </w:r>
+      <w:r>
+        <w:rPr>
+          <w:rFonts w:ascii="Times New Roman" w:hAnsi="Times New Roman" w:cs="Times New Roman"/>
+          <w:sz w:val="28"/>
+          <w:szCs w:val="28"/>
+        </w:rPr>
+        <w:t>0V</w:t>
+      </w:r>
+      <w:r>
+        <w:rPr>
+          <w:rFonts w:ascii="Times New Roman" w:hAnsi="Times New Roman" w:cs="Times New Roman"/>
+          <w:sz w:val="28"/>
+          <w:szCs w:val="28"/>
+        </w:rPr>
+        <w:t xml:space="preserve"> inherently constrains all intermediate node voltages within the </w:t>
+      </w:r>
+      <w:r>
+        <w:rPr>
+          <w:rFonts w:ascii="Times New Roman" w:hAnsi="Times New Roman" w:cs="Times New Roman"/>
+          <w:sz w:val="28"/>
+          <w:szCs w:val="28"/>
+        </w:rPr>
+        <w:t>0V</w:t>
+      </w:r>
+      <w:r>
+        <w:rPr>
+          <w:rFonts w:ascii="Times New Roman" w:hAnsi="Times New Roman" w:cs="Times New Roman"/>
+          <w:sz w:val="28"/>
+          <w:szCs w:val="28"/>
+        </w:rPr>
+        <w:t xml:space="preserve"> to </w:t>
+      </w:r>
+      <w:r>
+        <w:rPr>
+          <w:rFonts w:ascii="Times New Roman" w:hAnsi="Times New Roman" w:cs="Times New Roman"/>
+          <w:sz w:val="28"/>
+          <w:szCs w:val="28"/>
+        </w:rPr>
+        <w:t>5V</w:t>
+      </w:r>
+      <w:r>
+        <w:rPr>
+          <w:rFonts w:ascii="Times New Roman" w:hAnsi="Times New Roman" w:cs="Times New Roman"/>
+          <w:sz w:val="28"/>
+          <w:szCs w:val="28"/>
+        </w:rPr>
+        <w:t xml:space="preserve"> range without requiring negative offsets.</w:t>
+      </w:r>
+      <w:r>
+        <w:rPr>
+          <w:rFonts w:ascii="Times New Roman" w:hAnsi="Times New Roman" w:cs="Times New Roman"/>
+          <w:sz w:val="28"/>
+          <w:szCs w:val="28"/>
+        </w:rPr>
+        <w:t xml:space="preserve"> </w:t>
+      </w:r>
+    </w:p>
+    <w:p>
+      <w:pPr>
+        <w:spacing w:line="259" w:lineRule="auto"/>
+        <w:ind w:left="259"/>
+        <w:rPr>
+          <w:rFonts w:ascii="Times New Roman" w:hAnsi="Times New Roman" w:cs="Times New Roman"/>
+          <w:sz w:val="28"/>
+          <w:szCs w:val="28"/>
+        </w:rPr>
+      </w:pPr>
+      <w:r>
+        <w:rPr>
+          <w:rFonts w:ascii="Times New Roman" w:hAnsi="Times New Roman" w:cs="Times New Roman"/>
+          <w:sz w:val="28"/>
+          <w:szCs w:val="28"/>
+        </w:rPr>
+        <w:t>+5V-R1</w:t>
+      </w:r>
+      <w:r>
+        <w:rPr>
+          <w:rFonts w:ascii="Times New Roman" w:hAnsi="Times New Roman" w:cs="Times New Roman"/>
+          <w:sz w:val="28"/>
+          <w:szCs w:val="28"/>
+        </w:rPr>
+        <w:t>=4V-</w:t>
+      </w:r>
+      <w:r>
+        <w:rPr>
+          <w:rFonts w:ascii="Times New Roman" w:hAnsi="Times New Roman" w:cs="Times New Roman"/>
+          <w:sz w:val="28"/>
+          <w:szCs w:val="28"/>
+        </w:rPr>
+        <w:t>R2-VB</w:t>
+      </w:r>
+      <w:r>
+        <w:rPr>
+          <w:rFonts w:ascii="Times New Roman" w:hAnsi="Times New Roman" w:cs="Times New Roman"/>
+          <w:sz w:val="28"/>
+          <w:szCs w:val="28"/>
+        </w:rPr>
+        <w:t>-1V-</w:t>
+      </w:r>
+      <w:r>
+        <w:rPr>
+          <w:rFonts w:ascii="Times New Roman" w:hAnsi="Times New Roman" w:cs="Times New Roman"/>
+          <w:sz w:val="28"/>
+          <w:szCs w:val="28"/>
+        </w:rPr>
+        <w:t>R3-GND</w:t>
+      </w:r>
+    </w:p>
+    <w:p>
+      <w:pPr>
+        <w:spacing w:line="259" w:lineRule="auto"/>
+        <w:ind w:left="259"/>
+        <w:rPr>
+          <w:rFonts w:ascii="Times New Roman" w:hAnsi="Times New Roman" w:cs="Times New Roman"/>
+          <w:sz w:val="28"/>
+          <w:szCs w:val="28"/>
+        </w:rPr>
+      </w:pPr>
+      <w:r>
+        <w:rPr>
+          <w:rFonts w:ascii="Times New Roman" w:hAnsi="Times New Roman" w:cs="Times New Roman"/>
+          <w:sz w:val="28"/>
+          <w:szCs w:val="28"/>
+        </w:rPr>
+        <w:t xml:space="preserve">Let the current flowing down the resistor ladder be </w:t>
+      </w:r>
+      <w:r>
+        <w:rPr>
+          <w:rFonts w:ascii="Times New Roman" w:hAnsi="Times New Roman" w:cs="Times New Roman"/>
+          <w:sz w:val="28"/>
+          <w:szCs w:val="28"/>
+        </w:rPr>
+        <w:t>I</w:t>
+      </w:r>
+      <w:r>
+        <w:rPr>
+          <w:rFonts w:ascii="Times New Roman" w:hAnsi="Times New Roman" w:cs="Times New Roman"/>
+          <w:sz w:val="28"/>
+          <w:szCs w:val="28"/>
+        </w:rPr>
+        <w:t xml:space="preserve">. The target node voltages are </w:t>
+      </w:r>
+      <w:r>
+        <w:rPr>
+          <w:rFonts w:ascii="Times New Roman" w:hAnsi="Times New Roman" w:cs="Times New Roman"/>
+          <w:sz w:val="28"/>
+          <w:szCs w:val="28"/>
+        </w:rPr>
+        <w:t>V</w:t>
+      </w:r>
+      <w:r>
+        <w:rPr>
+          <w:rFonts w:ascii="Times New Roman" w:hAnsi="Times New Roman" w:cs="Times New Roman"/>
+          <w:sz w:val="28"/>
+          <w:szCs w:val="28"/>
+          <w:vertAlign w:val="subscript"/>
+        </w:rPr>
+        <w:t>A</w:t>
+      </w:r>
+      <w:r>
+        <w:rPr>
+          <w:rFonts w:ascii="Times New Roman" w:hAnsi="Times New Roman" w:cs="Times New Roman"/>
+          <w:sz w:val="28"/>
+          <w:szCs w:val="28"/>
+        </w:rPr>
+        <w:t xml:space="preserve"> = </w:t>
+      </w:r>
+      <w:r>
+        <w:rPr>
+          <w:rFonts w:ascii="Times New Roman" w:hAnsi="Times New Roman" w:cs="Times New Roman"/>
+          <w:sz w:val="28"/>
+          <w:szCs w:val="28"/>
+        </w:rPr>
+        <w:t>4V</w:t>
+      </w:r>
+      <w:r>
+        <w:rPr>
+          <w:rFonts w:ascii="Times New Roman" w:hAnsi="Times New Roman" w:cs="Times New Roman"/>
+          <w:sz w:val="28"/>
+          <w:szCs w:val="28"/>
+        </w:rPr>
+        <w:t xml:space="preserve"> and </w:t>
+      </w:r>
+      <w:r>
+        <w:rPr>
+          <w:rFonts w:ascii="Times New Roman" w:hAnsi="Times New Roman" w:cs="Times New Roman"/>
+          <w:sz w:val="28"/>
+          <w:szCs w:val="28"/>
+        </w:rPr>
+        <w:t>V</w:t>
+      </w:r>
+      <w:r>
+        <w:rPr>
+          <w:rFonts w:ascii="Times New Roman" w:hAnsi="Times New Roman" w:cs="Times New Roman"/>
+          <w:sz w:val="28"/>
+          <w:szCs w:val="28"/>
+          <w:vertAlign w:val="subscript"/>
+        </w:rPr>
+        <w:t>B</w:t>
+      </w:r>
+      <w:r>
+        <w:rPr>
+          <w:rFonts w:ascii="Times New Roman" w:hAnsi="Times New Roman" w:cs="Times New Roman"/>
+          <w:sz w:val="28"/>
+          <w:szCs w:val="28"/>
+        </w:rPr>
+        <w:t xml:space="preserve"> = 1V</w:t>
+      </w:r>
+      <w:r>
+        <w:rPr>
+          <w:rFonts w:ascii="Times New Roman" w:hAnsi="Times New Roman" w:cs="Times New Roman"/>
+          <w:sz w:val="28"/>
+          <w:szCs w:val="28"/>
+        </w:rPr>
+        <w:t>:</w:t>
+      </w:r>
+      <w:r>
+        <w:rPr>
+          <w:rFonts w:ascii="Times New Roman" w:hAnsi="Times New Roman" w:cs="Times New Roman"/>
+          <w:sz w:val="28"/>
+          <w:szCs w:val="28"/>
+        </w:rPr>
+        <w:t xml:space="preserve"> </w:t>
+      </w:r>
+    </w:p>
+    <w:p>
+      <w:pPr>
+        <w:spacing w:line="259" w:lineRule="auto"/>
+        <w:ind w:left="259"/>
+        <w:rPr>
+          <w:rFonts w:ascii="Times New Roman" w:hAnsi="Times New Roman" w:cs="Times New Roman"/>
+          <w:sz w:val="28"/>
+          <w:szCs w:val="28"/>
+        </w:rPr>
+      </w:pPr>
+      <w:r>
+        <w:rPr>
+          <w:rFonts w:ascii="Times New Roman" w:hAnsi="Times New Roman" w:cs="Times New Roman"/>
+          <w:sz w:val="28"/>
+          <w:szCs w:val="28"/>
+        </w:rPr>
+        <w:t>Voltage Across Bottom Resistor (R</w:t>
+      </w:r>
+      <w:r>
+        <w:rPr>
+          <w:rFonts w:ascii="Times New Roman" w:hAnsi="Times New Roman" w:cs="Times New Roman"/>
+          <w:sz w:val="28"/>
+          <w:szCs w:val="28"/>
+          <w:vertAlign w:val="subscript"/>
+        </w:rPr>
+        <w:t>3</w:t>
+      </w:r>
+      <w:r>
+        <w:rPr>
+          <w:rFonts w:ascii="Times New Roman" w:hAnsi="Times New Roman" w:cs="Times New Roman"/>
+          <w:sz w:val="28"/>
+          <w:szCs w:val="28"/>
+        </w:rPr>
+        <w:t xml:space="preserve">): </w:t>
+      </w:r>
+      <w:r>
+        <w:rPr>
+          <w:rFonts w:ascii="Times New Roman" w:hAnsi="Times New Roman" w:cs="Times New Roman"/>
+          <w:sz w:val="28"/>
+          <w:szCs w:val="28"/>
+        </w:rPr>
+        <w:t>V</w:t>
+      </w:r>
+      <w:r>
+        <w:rPr>
+          <w:rFonts w:ascii="Times New Roman" w:hAnsi="Times New Roman" w:cs="Times New Roman"/>
+          <w:sz w:val="28"/>
+          <w:szCs w:val="28"/>
+          <w:vertAlign w:val="subscript"/>
+        </w:rPr>
+        <w:t>B</w:t>
+      </w:r>
+      <w:r>
+        <w:rPr>
+          <w:rFonts w:ascii="Times New Roman" w:hAnsi="Times New Roman" w:cs="Times New Roman"/>
+          <w:sz w:val="28"/>
+          <w:szCs w:val="28"/>
+        </w:rPr>
+        <w:t xml:space="preserve"> – 0V = 1V -&gt; I * R</w:t>
+      </w:r>
+      <w:r>
+        <w:rPr>
+          <w:rFonts w:ascii="Times New Roman" w:hAnsi="Times New Roman" w:cs="Times New Roman"/>
+          <w:sz w:val="28"/>
+          <w:szCs w:val="28"/>
+          <w:vertAlign w:val="subscript"/>
+        </w:rPr>
+        <w:t>3</w:t>
+      </w:r>
+      <w:r>
+        <w:rPr>
+          <w:rFonts w:ascii="Times New Roman" w:hAnsi="Times New Roman" w:cs="Times New Roman"/>
+          <w:sz w:val="28"/>
+          <w:szCs w:val="28"/>
+        </w:rPr>
+        <w:t xml:space="preserve"> = 1V</w:t>
+      </w:r>
+    </w:p>
+    <w:p>
+      <w:pPr>
+        <w:spacing w:line="259" w:lineRule="auto"/>
+        <w:ind w:left="259"/>
+        <w:rPr>
+          <w:rFonts w:ascii="Times New Roman" w:hAnsi="Times New Roman" w:cs="Times New Roman"/>
+          <w:sz w:val="28"/>
+          <w:szCs w:val="28"/>
+        </w:rPr>
+      </w:pPr>
+      <w:r>
+        <w:rPr>
+          <w:rFonts w:ascii="Times New Roman" w:hAnsi="Times New Roman" w:cs="Times New Roman"/>
+          <w:sz w:val="28"/>
+          <w:szCs w:val="28"/>
+        </w:rPr>
+        <w:t>Voltage Across Middle Resistor (R</w:t>
+      </w:r>
+      <w:r>
+        <w:rPr>
+          <w:rFonts w:ascii="Times New Roman" w:hAnsi="Times New Roman" w:cs="Times New Roman"/>
+          <w:sz w:val="28"/>
+          <w:szCs w:val="28"/>
+          <w:vertAlign w:val="subscript"/>
+        </w:rPr>
+        <w:t>2</w:t>
+      </w:r>
+      <w:r>
+        <w:rPr>
+          <w:rFonts w:ascii="Times New Roman" w:hAnsi="Times New Roman" w:cs="Times New Roman"/>
+          <w:sz w:val="28"/>
+          <w:szCs w:val="28"/>
+        </w:rPr>
+        <w:t>): V</w:t>
+      </w:r>
+      <w:r>
+        <w:rPr>
+          <w:rFonts w:ascii="Times New Roman" w:hAnsi="Times New Roman" w:cs="Times New Roman"/>
+          <w:sz w:val="28"/>
+          <w:szCs w:val="28"/>
+          <w:vertAlign w:val="subscript"/>
+        </w:rPr>
+        <w:t>A</w:t>
+      </w:r>
+      <w:r>
+        <w:rPr>
+          <w:rFonts w:ascii="Times New Roman" w:hAnsi="Times New Roman" w:cs="Times New Roman"/>
+          <w:sz w:val="28"/>
+          <w:szCs w:val="28"/>
+        </w:rPr>
+        <w:t xml:space="preserve"> – V</w:t>
+      </w:r>
+      <w:r>
+        <w:rPr>
+          <w:rFonts w:ascii="Times New Roman" w:hAnsi="Times New Roman" w:cs="Times New Roman"/>
+          <w:sz w:val="28"/>
+          <w:szCs w:val="28"/>
+          <w:vertAlign w:val="subscript"/>
+        </w:rPr>
+        <w:t>B</w:t>
+      </w:r>
+      <w:r>
+        <w:rPr>
+          <w:rFonts w:ascii="Times New Roman" w:hAnsi="Times New Roman" w:cs="Times New Roman"/>
+          <w:sz w:val="28"/>
+          <w:szCs w:val="28"/>
+        </w:rPr>
+        <w:t xml:space="preserve"> = 4V – 1V = 3V -&gt; I * R</w:t>
+      </w:r>
+      <w:r>
+        <w:rPr>
+          <w:rFonts w:ascii="Times New Roman" w:hAnsi="Times New Roman" w:cs="Times New Roman"/>
+          <w:sz w:val="28"/>
+          <w:szCs w:val="28"/>
+          <w:vertAlign w:val="subscript"/>
+        </w:rPr>
+        <w:t>2</w:t>
+      </w:r>
+      <w:r>
+        <w:rPr>
+          <w:rFonts w:ascii="Times New Roman" w:hAnsi="Times New Roman" w:cs="Times New Roman"/>
+          <w:sz w:val="28"/>
+          <w:szCs w:val="28"/>
+        </w:rPr>
+        <w:t xml:space="preserve"> = 3V</w:t>
+      </w:r>
+    </w:p>
+    <w:p>
+      <w:pPr>
+        <w:spacing w:line="259" w:lineRule="auto"/>
+        <w:ind w:left="259"/>
+        <w:rPr>
+          <w:rFonts w:ascii="Times New Roman" w:hAnsi="Times New Roman" w:cs="Times New Roman"/>
+          <w:sz w:val="28"/>
+          <w:szCs w:val="28"/>
+        </w:rPr>
+      </w:pPr>
+      <w:r>
+        <w:rPr>
+          <w:rFonts w:ascii="Times New Roman" w:hAnsi="Times New Roman" w:cs="Times New Roman"/>
+          <w:sz w:val="28"/>
+          <w:szCs w:val="28"/>
+        </w:rPr>
+        <w:t>Voltage Across Top Resistor (R</w:t>
+      </w:r>
+      <w:r>
+        <w:rPr>
+          <w:rFonts w:ascii="Times New Roman" w:hAnsi="Times New Roman" w:cs="Times New Roman"/>
+          <w:sz w:val="28"/>
+          <w:szCs w:val="28"/>
+          <w:vertAlign w:val="subscript"/>
+        </w:rPr>
+        <w:t>1</w:t>
+      </w:r>
+      <w:r>
+        <w:rPr>
+          <w:rFonts w:ascii="Times New Roman" w:hAnsi="Times New Roman" w:cs="Times New Roman"/>
+          <w:sz w:val="28"/>
+          <w:szCs w:val="28"/>
+        </w:rPr>
+        <w:t>): 5V – V</w:t>
+      </w:r>
+      <w:r>
+        <w:rPr>
+          <w:rFonts w:ascii="Times New Roman" w:hAnsi="Times New Roman" w:cs="Times New Roman"/>
+          <w:sz w:val="28"/>
+          <w:szCs w:val="28"/>
+          <w:vertAlign w:val="subscript"/>
+        </w:rPr>
+        <w:t>A</w:t>
+      </w:r>
+      <w:r>
+        <w:rPr>
+          <w:rFonts w:ascii="Times New Roman" w:hAnsi="Times New Roman" w:cs="Times New Roman"/>
+          <w:sz w:val="28"/>
+          <w:szCs w:val="28"/>
+        </w:rPr>
+        <w:t xml:space="preserve"> = 5V-4V=1V -&gt; I * R</w:t>
+      </w:r>
+      <w:r>
+        <w:rPr>
+          <w:rFonts w:ascii="Times New Roman" w:hAnsi="Times New Roman" w:cs="Times New Roman"/>
+          <w:sz w:val="28"/>
+          <w:szCs w:val="28"/>
+          <w:vertAlign w:val="subscript"/>
+        </w:rPr>
+        <w:t>1</w:t>
+      </w:r>
+      <w:r>
+        <w:rPr>
+          <w:rFonts w:ascii="Times New Roman" w:hAnsi="Times New Roman" w:cs="Times New Roman"/>
+          <w:sz w:val="28"/>
+          <w:szCs w:val="28"/>
+        </w:rPr>
+        <w:t xml:space="preserve"> = 1V</w:t>
+      </w:r>
+    </w:p>
+    <w:p>
+      <w:pPr>
+        <w:spacing w:line="259" w:lineRule="auto"/>
+        <w:ind w:left="259"/>
+        <w:rPr>
+          <w:rFonts w:ascii="Times New Roman" w:hAnsi="Times New Roman" w:cs="Times New Roman"/>
+          <w:sz w:val="28"/>
+          <w:szCs w:val="28"/>
+        </w:rPr>
+      </w:pPr>
+      <w:r>
+        <w:rPr>
+          <w:rFonts w:ascii="Times New Roman" w:hAnsi="Times New Roman" w:cs="Times New Roman"/>
+          <w:sz w:val="28"/>
+          <w:szCs w:val="28"/>
+        </w:rPr>
+        <w:t>Dividing the equations yields the required resistance ratios:</w:t>
+      </w:r>
+      <w:r>
+        <w:rPr>
+          <w:rFonts w:ascii="Times New Roman" w:hAnsi="Times New Roman" w:cs="Times New Roman"/>
+          <w:sz w:val="28"/>
+          <w:szCs w:val="28"/>
+        </w:rPr>
+        <w:t xml:space="preserve"> R</w:t>
+      </w:r>
+      <w:r>
+        <w:rPr>
+          <w:rFonts w:ascii="Times New Roman" w:hAnsi="Times New Roman" w:cs="Times New Roman"/>
+          <w:sz w:val="28"/>
+          <w:szCs w:val="28"/>
+          <w:vertAlign w:val="subscript"/>
+        </w:rPr>
+        <w:t>1</w:t>
+      </w:r>
+      <w:r>
+        <w:rPr>
+          <w:rFonts w:ascii="Times New Roman" w:hAnsi="Times New Roman" w:cs="Times New Roman"/>
+          <w:sz w:val="28"/>
+          <w:szCs w:val="28"/>
+        </w:rPr>
+        <w:t>/R</w:t>
+      </w:r>
+      <w:r>
+        <w:rPr>
+          <w:rFonts w:ascii="Times New Roman" w:hAnsi="Times New Roman" w:cs="Times New Roman"/>
+          <w:sz w:val="28"/>
+          <w:szCs w:val="28"/>
+          <w:vertAlign w:val="subscript"/>
+        </w:rPr>
+        <w:t>3</w:t>
+      </w:r>
+      <w:r>
+        <w:rPr>
+          <w:rFonts w:ascii="Times New Roman" w:hAnsi="Times New Roman" w:cs="Times New Roman"/>
+          <w:sz w:val="28"/>
+          <w:szCs w:val="28"/>
+        </w:rPr>
+        <w:t xml:space="preserve"> = 1V/1V = R</w:t>
+      </w:r>
+      <w:r>
+        <w:rPr>
+          <w:rFonts w:ascii="Times New Roman" w:hAnsi="Times New Roman" w:cs="Times New Roman"/>
+          <w:sz w:val="28"/>
+          <w:szCs w:val="28"/>
+          <w:vertAlign w:val="subscript"/>
+        </w:rPr>
+        <w:t>1</w:t>
+      </w:r>
+      <w:r>
+        <w:rPr>
+          <w:rFonts w:ascii="Times New Roman" w:hAnsi="Times New Roman" w:cs="Times New Roman"/>
+          <w:sz w:val="28"/>
+          <w:szCs w:val="28"/>
+        </w:rPr>
+        <w:t>=R</w:t>
+      </w:r>
+      <w:r>
+        <w:rPr>
+          <w:rFonts w:ascii="Times New Roman" w:hAnsi="Times New Roman" w:cs="Times New Roman"/>
+          <w:sz w:val="28"/>
+          <w:szCs w:val="28"/>
+          <w:vertAlign w:val="subscript"/>
+        </w:rPr>
+        <w:t>3</w:t>
+      </w:r>
+      <w:r>
+        <w:rPr>
+          <w:rFonts w:ascii="Times New Roman" w:hAnsi="Times New Roman" w:cs="Times New Roman"/>
+          <w:sz w:val="28"/>
+          <w:szCs w:val="28"/>
+        </w:rPr>
+        <w:t>; R</w:t>
+      </w:r>
+      <w:r>
+        <w:rPr>
+          <w:rFonts w:ascii="Times New Roman" w:hAnsi="Times New Roman" w:cs="Times New Roman"/>
+          <w:sz w:val="28"/>
+          <w:szCs w:val="28"/>
+          <w:vertAlign w:val="subscript"/>
+        </w:rPr>
+        <w:t>2</w:t>
+      </w:r>
+      <w:r>
+        <w:rPr>
+          <w:rFonts w:ascii="Times New Roman" w:hAnsi="Times New Roman" w:cs="Times New Roman"/>
+          <w:sz w:val="28"/>
+          <w:szCs w:val="28"/>
+        </w:rPr>
+        <w:t>/R</w:t>
+      </w:r>
+      <w:r>
+        <w:rPr>
+          <w:rFonts w:ascii="Times New Roman" w:hAnsi="Times New Roman" w:cs="Times New Roman"/>
+          <w:sz w:val="28"/>
+          <w:szCs w:val="28"/>
+          <w:vertAlign w:val="subscript"/>
+        </w:rPr>
+        <w:t>3</w:t>
+      </w:r>
+      <w:r>
+        <w:rPr>
+          <w:rFonts w:ascii="Times New Roman" w:hAnsi="Times New Roman" w:cs="Times New Roman"/>
+          <w:sz w:val="28"/>
+          <w:szCs w:val="28"/>
+        </w:rPr>
+        <w:t xml:space="preserve"> = 3V/1V = 3 = R</w:t>
+      </w:r>
+      <w:r>
+        <w:rPr>
+          <w:rFonts w:ascii="Times New Roman" w:hAnsi="Times New Roman" w:cs="Times New Roman"/>
+          <w:sz w:val="28"/>
+          <w:szCs w:val="28"/>
+          <w:vertAlign w:val="subscript"/>
+        </w:rPr>
+        <w:t>2</w:t>
+      </w:r>
+      <w:r>
+        <w:rPr>
+          <w:rFonts w:ascii="Times New Roman" w:hAnsi="Times New Roman" w:cs="Times New Roman"/>
+          <w:sz w:val="28"/>
+          <w:szCs w:val="28"/>
+        </w:rPr>
+        <w:t xml:space="preserve"> = 3</w:t>
+      </w:r>
+      <w:r>
+        <w:rPr>
+          <w:rFonts w:ascii="Times New Roman" w:hAnsi="Times New Roman" w:cs="Times New Roman"/>
+          <w:sz w:val="28"/>
+          <w:szCs w:val="28"/>
+        </w:rPr>
+        <w:t>R3</w:t>
+      </w:r>
+    </w:p>
+    <w:p>
+      <w:pPr>
+        <w:spacing w:line="259" w:lineRule="auto"/>
+        <w:ind w:left="259"/>
+        <w:rPr>
+          <w:rFonts w:ascii="Times New Roman" w:hAnsi="Times New Roman" w:cs="Times New Roman"/>
+          <w:sz w:val="28"/>
+          <w:szCs w:val="28"/>
+        </w:rPr>
+      </w:pPr>
+      <w:r>
+        <w:rPr>
+          <w:rFonts w:ascii="Times New Roman" w:hAnsi="Times New Roman" w:cs="Times New Roman"/>
+          <w:sz w:val="28"/>
+          <w:szCs w:val="28"/>
+        </w:rPr>
+        <w:t>Selecting the standard Parts. R3 = 10 kΩ, R1= 10 k</w:t>
+      </w:r>
+      <w:r>
+        <w:rPr>
+          <w:rFonts w:ascii="Times New Roman" w:hAnsi="Times New Roman" w:cs="Times New Roman"/>
+          <w:sz w:val="28"/>
+          <w:szCs w:val="28"/>
+        </w:rPr>
+        <w:t>Ω</w:t>
+      </w:r>
+      <w:r>
+        <w:rPr>
+          <w:rFonts w:ascii="Times New Roman" w:hAnsi="Times New Roman" w:cs="Times New Roman"/>
+          <w:sz w:val="28"/>
+          <w:szCs w:val="28"/>
+        </w:rPr>
+        <w:t>, R2 = 33k</w:t>
+      </w:r>
+      <w:r>
+        <w:rPr>
+          <w:rFonts w:ascii="Times New Roman" w:hAnsi="Times New Roman" w:cs="Times New Roman"/>
+          <w:sz w:val="28"/>
+          <w:szCs w:val="28"/>
+        </w:rPr>
+        <w:t>Ω</w:t>
+      </w:r>
+      <w:r>
+        <w:rPr>
+          <w:rFonts w:ascii="Times New Roman" w:hAnsi="Times New Roman" w:cs="Times New Roman"/>
+          <w:sz w:val="28"/>
+          <w:szCs w:val="28"/>
+        </w:rPr>
+        <w:t xml:space="preserve"> (since it's closest to 30 k</w:t>
+      </w:r>
+      <w:r>
+        <w:rPr>
+          <w:rFonts w:ascii="Times New Roman" w:hAnsi="Times New Roman" w:cs="Times New Roman"/>
+          <w:sz w:val="28"/>
+          <w:szCs w:val="28"/>
+        </w:rPr>
+        <w:t>Ω</w:t>
+      </w:r>
+      <w:r>
+        <w:rPr>
+          <w:rFonts w:ascii="Times New Roman" w:hAnsi="Times New Roman" w:cs="Times New Roman"/>
+          <w:sz w:val="28"/>
+          <w:szCs w:val="28"/>
+        </w:rPr>
+        <w:t>)</w:t>
       </w:r>
     </w:p>
     <w:p>
@@ -3685,14 +4996,6 @@
           <w:sz w:val="24"/>
         </w:rPr>
       </w:pPr>
-      <w:r>
-        <w:rPr>
-          <w:rFonts w:ascii="Times New Roman" w:hAnsi="Times New Roman" w:cs="Times New Roman"/>
-          <w:sz w:val="28"/>
-          <w:szCs w:val="28"/>
-        </w:rPr>
-        <w:t>Refer back to the clipping detection circuit in Figure 7.5. For the final project, you will be asked to design a circuit where one LED turns on when the input voltage exceeds 1 V and the other LED turns on when the input voltage exceeds 4 V to indicate clipping. Calculate the resistor values needed to set the correct reference voltages using either ± 5 V supply or +5 V and GND supply for the three-resistor ladder. You do not need to get exactly 1 V and 4 V, get as close as you can only using 3 resistors. Explain your reasoning.</w:t>
-      </w:r>
     </w:p>
     <w:p>
       <w:pPr>
@@ -3724,23 +5027,19 @@
           <w:szCs w:val="24"/>
         </w:rPr>
       </w:pPr>
-      <w:proofErr w:type="spellStart"/>
-      <w:r>
-        <w:rPr>
-          <w:rStyle w:val="Strong"/>
-          <w:rFonts w:ascii="Times New Roman" w:hAnsi="Times New Roman" w:cs="Times New Roman"/>
-          <w:b w:val="0"/>
-          <w:bCs w:val="0"/>
+      <w:r>
+        <w:rPr>
+          <w:rFonts w:ascii="Times New Roman" w:hAnsi="Times New Roman" w:cs="Times New Roman"/>
           <w:sz w:val="24"/>
           <w:szCs w:val="24"/>
         </w:rPr>
-        <w:t>kdk</w:t>
-      </w:r>
-      <w:proofErr w:type="spellEnd"/>
+        <w:lastRenderedPageBreak/>
+        <w:t>This lab successfully demonstrated the application of operational amplifiers for signal conditioning tasks. By simulating and constructing buffer circuits, level shifters, and difference amplifiers, the ability to isolate circuit stages, manipulate DC offsets, and extract differential signals while rejecting common-mode noise was validated.</w:t>
+      </w:r>
     </w:p>
     <w:sectPr>
-      <w:headerReference w:type="default" r:id="rId23"/>
-      <w:headerReference w:type="first" r:id="rId24"/>
+      <w:headerReference w:type="default" r:id="rId33"/>
+      <w:headerReference w:type="first" r:id="rId34"/>
       <w:pgSz w:w="12240" w:h="15840"/>
       <w:pgMar w:top="576" w:right="648" w:bottom="806" w:left="648" w:header="288" w:footer="144" w:gutter="0"/>
       <w:cols w:space="720"/>
@@ -6493,7 +7792,6 @@
   <w:style w:type="character" w:default="1" w:styleId="DefaultParagraphFont">
     <w:name w:val="Default Paragraph Font"/>
     <w:uiPriority w:val="1"/>
-    <w:semiHidden/>
     <w:unhideWhenUsed/>
   </w:style>
   <w:style w:type="table" w:default="1" w:styleId="TableNormal">
